--- a/docs/EXPERIMENTS.docx
+++ b/docs/EXPERIMENTS.docx
@@ -2,7 +2,7 @@
 <file path=word/document.xml><?xml version="1.0" encoding="utf-8"?>
 <w:document xmlns:w="http://schemas.openxmlformats.org/wordprocessingml/2006/main" xmlns:m="http://schemas.openxmlformats.org/officeDocument/2006/math" xmlns:r="http://schemas.openxmlformats.org/officeDocument/2006/relationships" xmlns:o="urn:schemas-microsoft-com:office:office" xmlns:v="urn:schemas-microsoft-com:vml" xmlns:w10="urn:schemas-microsoft-com:office:word" xmlns:a="http://schemas.openxmlformats.org/drawingml/2006/main" xmlns:pic="http://schemas.openxmlformats.org/drawingml/2006/picture" xmlns:wp="http://schemas.openxmlformats.org/drawingml/2006/wordprocessingDrawing">
   <w:body>
-    <w:bookmarkStart w:id="23" w:name="experimental-log--results"/>
+    <w:bookmarkStart w:id="24" w:name="experimental-log--results"/>
     <w:p>
       <w:pPr>
         <w:pStyle w:val="Heading1"/>
@@ -648,13 +648,13 @@
       </w:r>
     </w:p>
     <w:bookmarkEnd w:id="9"/>
-    <w:bookmarkStart w:id="10" w:name="publication-protocol-v1-reproductions"/>
+    <w:bookmarkStart w:id="10" w:name="modern-classical-upper-bound-baseline"/>
     <w:p>
       <w:pPr>
         <w:pStyle w:val="Heading2"/>
       </w:pPr>
       <w:r>
-        <w:t xml:space="preserve">Publication Protocol v1 Reproductions</w:t>
+        <w:t xml:space="preserve">Modern Classical Upper-Bound Baseline</w:t>
       </w:r>
     </w:p>
     <w:p>
@@ -676,7 +676,7 @@
         <w:t xml:space="preserve"> </w:t>
       </w:r>
       <w:r>
-        <w:t xml:space="preserve">March 23, 2026</w:t>
+        <w:t xml:space="preserve">April 22-23, 2026</w:t>
       </w:r>
     </w:p>
     <w:p>
@@ -698,22 +698,7 @@
         <w:t xml:space="preserve"> </w:t>
       </w:r>
       <w:r>
-        <w:t xml:space="preserve">Re-run thesis-faithful reference models under the unified</w:t>
-      </w:r>
-      <w:r>
-        <w:t xml:space="preserve"> </w:t>
-      </w:r>
-      <w:r>
-        <w:rPr>
-          <w:rStyle w:val="VerbatimChar"/>
-        </w:rPr>
-        <w:t xml:space="preserve">publication_v1</w:t>
-      </w:r>
-      <w:r>
-        <w:t xml:space="preserve"> </w:t>
-      </w:r>
-      <w:r>
-        <w:t xml:space="preserve">protocol with deterministic split handling and artifact-backed JSON outputs.</w:t>
+        <w:t xml:space="preserve">Add a reviewer-proof stronger classical baseline beyond the thesis-faithful CNN family and the smaller matched-budget local baselines.</w:t>
       </w:r>
     </w:p>
     <w:p>
@@ -729,7 +714,167 @@
           <w:b/>
           <w:bCs/>
         </w:rPr>
+        <w:t xml:space="preserve">Model:</w:t>
+      </w:r>
+      <w:r>
+        <w:t xml:space="preserve"> </w:t>
+      </w:r>
+      <w:r>
+        <w:rPr>
+          <w:rStyle w:val="VerbatimChar"/>
+        </w:rPr>
+        <w:t xml:space="preserve">resnet18_cifar_gray</w:t>
+      </w:r>
+    </w:p>
+    <w:p>
+      <w:pPr>
+        <w:pStyle w:val="Compact"/>
+        <w:numPr>
+          <w:ilvl w:val="0"/>
+          <w:numId w:val="1003"/>
+        </w:numPr>
+      </w:pPr>
+      <w:r>
+        <w:rPr>
+          <w:b/>
+          <w:bCs/>
+        </w:rPr>
+        <w:t xml:space="preserve">Family:</w:t>
+      </w:r>
+      <w:r>
+        <w:t xml:space="preserve"> </w:t>
+      </w:r>
+      <w:r>
+        <w:rPr>
+          <w:rStyle w:val="VerbatimChar"/>
+        </w:rPr>
+        <w:t xml:space="preserve">modern-classical</w:t>
+      </w:r>
+    </w:p>
+    <w:p>
+      <w:pPr>
+        <w:pStyle w:val="Compact"/>
+        <w:numPr>
+          <w:ilvl w:val="0"/>
+          <w:numId w:val="1003"/>
+        </w:numPr>
+      </w:pPr>
+      <w:r>
+        <w:rPr>
+          <w:b/>
+          <w:bCs/>
+        </w:rPr>
+        <w:t xml:space="preserve">Platform:</w:t>
+      </w:r>
+      <w:r>
+        <w:t xml:space="preserve"> </w:t>
+      </w:r>
+      <w:r>
+        <w:rPr>
+          <w:rStyle w:val="VerbatimChar"/>
+        </w:rPr>
+        <w:t xml:space="preserve">mac-cpu</w:t>
+      </w:r>
+    </w:p>
+    <w:p>
+      <w:pPr>
+        <w:pStyle w:val="Compact"/>
+        <w:numPr>
+          <w:ilvl w:val="0"/>
+          <w:numId w:val="1003"/>
+        </w:numPr>
+      </w:pPr>
+      <w:r>
+        <w:rPr>
+          <w:b/>
+          <w:bCs/>
+        </w:rPr>
+        <w:t xml:space="preserve">Architecture:</w:t>
+      </w:r>
+      <w:r>
+        <w:t xml:space="preserve"> </w:t>
+      </w:r>
+      <w:r>
+        <w:rPr>
+          <w:rStyle w:val="VerbatimChar"/>
+        </w:rPr>
+        <w:t xml:space="preserve">torchvision</w:t>
+      </w:r>
+      <w:r>
+        <w:t xml:space="preserve"> </w:t>
+      </w:r>
+      <w:r>
+        <w:t xml:space="preserve">ResNet18 adapted for</w:t>
+      </w:r>
+      <w:r>
+        <w:t xml:space="preserve"> </w:t>
+      </w:r>
+      <w:r>
+        <w:rPr>
+          <w:rStyle w:val="VerbatimChar"/>
+        </w:rPr>
+        <w:t xml:space="preserve">32x32</w:t>
+      </w:r>
+      <w:r>
+        <w:t xml:space="preserve"> </w:t>
+      </w:r>
+      <w:r>
+        <w:t xml:space="preserve">grayscale input with a CIFAR-style stem and no aggressive max-pooling.</w:t>
+      </w:r>
+    </w:p>
+    <w:p>
+      <w:pPr>
+        <w:pStyle w:val="Compact"/>
+        <w:numPr>
+          <w:ilvl w:val="0"/>
+          <w:numId w:val="1003"/>
+        </w:numPr>
+      </w:pPr>
+      <w:r>
+        <w:rPr>
+          <w:b/>
+          <w:bCs/>
+        </w:rPr>
         <w:t xml:space="preserve">Validated Results:</w:t>
+      </w:r>
+      <w:r>
+        <w:t xml:space="preserve"> </w:t>
+      </w:r>
+      <w:r>
+        <w:t xml:space="preserve">(</w:t>
+      </w:r>
+      <w:r>
+        <w:rPr>
+          <w:rStyle w:val="VerbatimChar"/>
+        </w:rPr>
+        <w:t xml:space="preserve">experiments/publication_resnet18_cifar_gray_seed42_split42.json</w:t>
+      </w:r>
+      <w:r>
+        <w:t xml:space="preserve">,</w:t>
+      </w:r>
+      <w:r>
+        <w:t xml:space="preserve"> </w:t>
+      </w:r>
+      <w:r>
+        <w:rPr>
+          <w:rStyle w:val="VerbatimChar"/>
+        </w:rPr>
+        <w:t xml:space="preserve">...seed43...</w:t>
+      </w:r>
+      <w:r>
+        <w:t xml:space="preserve">,</w:t>
+      </w:r>
+      <w:r>
+        <w:t xml:space="preserve"> </w:t>
+      </w:r>
+      <w:r>
+        <w:rPr>
+          <w:rStyle w:val="VerbatimChar"/>
+        </w:rPr>
+        <w:t xml:space="preserve">...seed44...</w:t>
+      </w:r>
+      <w:r>
+        <w:t xml:space="preserve">)</w:t>
       </w:r>
     </w:p>
     <w:p>
@@ -742,180 +887,49 @@
       </w:pPr>
       <w:r>
         <w:rPr>
-          <w:rStyle w:val="VerbatimChar"/>
-          <w:b/>
-          <w:bCs/>
-        </w:rPr>
-        <w:t xml:space="preserve">thesis_cnn3</w:t>
-      </w:r>
-      <w:r>
-        <w:t xml:space="preserve"> </w:t>
-      </w:r>
-      <w:r>
-        <w:t xml:space="preserve">(</w:t>
-      </w:r>
-      <w:r>
-        <w:rPr>
-          <w:rStyle w:val="VerbatimChar"/>
-        </w:rPr>
-        <w:t xml:space="preserve">experiments/publication_thesis_cnn3_seed42_split42.json</w:t>
-      </w:r>
-      <w:r>
-        <w:t xml:space="preserve">)</w:t>
-      </w:r>
-    </w:p>
-    <w:p>
-      <w:pPr>
-        <w:pStyle w:val="Compact"/>
-        <w:numPr>
-          <w:ilvl w:val="2"/>
-          <w:numId w:val="1005"/>
-        </w:numPr>
-      </w:pPr>
-      <w:r>
-        <w:rPr>
-          <w:b/>
-          <w:bCs/>
-        </w:rPr>
-        <w:t xml:space="preserve">Best Validation Accuracy:</w:t>
-      </w:r>
-      <w:r>
-        <w:t xml:space="preserve"> </w:t>
-      </w:r>
-      <w:r>
-        <w:rPr>
-          <w:rStyle w:val="VerbatimChar"/>
-        </w:rPr>
-        <w:t xml:space="preserve">85.96%</w:t>
-      </w:r>
-    </w:p>
-    <w:p>
-      <w:pPr>
-        <w:pStyle w:val="Compact"/>
-        <w:numPr>
-          <w:ilvl w:val="2"/>
-          <w:numId w:val="1005"/>
-        </w:numPr>
-      </w:pPr>
-      <w:r>
-        <w:rPr>
-          <w:b/>
-          <w:bCs/>
-        </w:rPr>
-        <w:t xml:space="preserve">Test Accuracy:</w:t>
-      </w:r>
-      <w:r>
-        <w:t xml:space="preserve"> </w:t>
-      </w:r>
-      <w:r>
-        <w:rPr>
-          <w:rStyle w:val="VerbatimChar"/>
-        </w:rPr>
-        <w:t xml:space="preserve">77.90%</w:t>
-      </w:r>
-    </w:p>
-    <w:p>
-      <w:pPr>
-        <w:pStyle w:val="Compact"/>
-        <w:numPr>
-          <w:ilvl w:val="2"/>
-          <w:numId w:val="1005"/>
-        </w:numPr>
-      </w:pPr>
-      <w:r>
-        <w:rPr>
-          <w:b/>
-          <w:bCs/>
-        </w:rPr>
-        <w:t xml:space="preserve">Runtime:</w:t>
-      </w:r>
-      <w:r>
-        <w:t xml:space="preserve"> </w:t>
-      </w:r>
-      <w:r>
-        <w:rPr>
-          <w:rStyle w:val="VerbatimChar"/>
-        </w:rPr>
-        <w:t xml:space="preserve">45.26s</w:t>
-      </w:r>
-      <w:r>
-        <w:t xml:space="preserve"> </w:t>
-      </w:r>
-      <w:r>
-        <w:t xml:space="preserve">on</w:t>
-      </w:r>
-      <w:r>
-        <w:t xml:space="preserve"> </w:t>
-      </w:r>
-      <w:r>
-        <w:rPr>
-          <w:rStyle w:val="VerbatimChar"/>
-        </w:rPr>
-        <w:t xml:space="preserve">mac-cpu</w:t>
-      </w:r>
-    </w:p>
-    <w:p>
-      <w:pPr>
-        <w:pStyle w:val="Compact"/>
-        <w:numPr>
-          <w:ilvl w:val="2"/>
-          <w:numId w:val="1005"/>
-        </w:numPr>
-      </w:pPr>
-      <w:r>
-        <w:rPr>
-          <w:b/>
-          <w:bCs/>
-        </w:rPr>
-        <w:t xml:space="preserve">Comparison to Thesis Table:</w:t>
-      </w:r>
-      <w:r>
-        <w:t xml:space="preserve"> </w:t>
-      </w:r>
-      <w:r>
-        <w:t xml:space="preserve">below the thesis</w:t>
-      </w:r>
-      <w:r>
-        <w:t xml:space="preserve"> </w:t>
-      </w:r>
-      <w:r>
-        <w:rPr>
-          <w:rStyle w:val="VerbatimChar"/>
-        </w:rPr>
-        <w:t xml:space="preserve">CNN-III</w:t>
-      </w:r>
-      <w:r>
-        <w:t xml:space="preserve"> </w:t>
-      </w:r>
-      <w:r>
-        <w:t xml:space="preserve">reference (</w:t>
-      </w:r>
-      <w:r>
-        <w:rPr>
-          <w:rStyle w:val="VerbatimChar"/>
-        </w:rPr>
-        <w:t xml:space="preserve">83.05%</w:t>
-      </w:r>
-      <w:r>
-        <w:t xml:space="preserve"> </w:t>
-      </w:r>
-      <w:r>
-        <w:t xml:space="preserve">test) by</w:t>
-      </w:r>
-      <w:r>
-        <w:t xml:space="preserve"> </w:t>
-      </w:r>
-      <w:r>
-        <w:rPr>
-          <w:rStyle w:val="VerbatimChar"/>
-        </w:rPr>
-        <w:t xml:space="preserve">5.15</w:t>
-      </w:r>
-      <w:r>
-        <w:t xml:space="preserve"> </w:t>
-      </w:r>
-      <w:r>
-        <w:t xml:space="preserve">points.</w:t>
+          <w:b/>
+          <w:bCs/>
+        </w:rPr>
+        <w:t xml:space="preserve">Seed 42:</w:t>
+      </w:r>
+      <w:r>
+        <w:t xml:space="preserve"> </w:t>
+      </w:r>
+      <w:r>
+        <w:rPr>
+          <w:rStyle w:val="VerbatimChar"/>
+        </w:rPr>
+        <w:t xml:space="preserve">92.69%</w:t>
+      </w:r>
+      <w:r>
+        <w:t xml:space="preserve"> </w:t>
+      </w:r>
+      <w:r>
+        <w:t xml:space="preserve">best validation,</w:t>
+      </w:r>
+      <w:r>
+        <w:t xml:space="preserve"> </w:t>
+      </w:r>
+      <w:r>
+        <w:rPr>
+          <w:rStyle w:val="VerbatimChar"/>
+        </w:rPr>
+        <w:t xml:space="preserve">87.55%</w:t>
+      </w:r>
+      <w:r>
+        <w:t xml:space="preserve"> </w:t>
+      </w:r>
+      <w:r>
+        <w:t xml:space="preserve">test,</w:t>
+      </w:r>
+      <w:r>
+        <w:t xml:space="preserve"> </w:t>
+      </w:r>
+      <w:r>
+        <w:rPr>
+          <w:rStyle w:val="VerbatimChar"/>
+        </w:rPr>
+        <w:t xml:space="preserve">42.51m</w:t>
       </w:r>
     </w:p>
     <w:p>
@@ -928,195 +942,49 @@
       </w:pPr>
       <w:r>
         <w:rPr>
-          <w:rStyle w:val="VerbatimChar"/>
-          <w:b/>
-          <w:bCs/>
-        </w:rPr>
-        <w:t xml:space="preserve">thesis_hqnn2</w:t>
-      </w:r>
-      <w:r>
-        <w:t xml:space="preserve"> </w:t>
-      </w:r>
-      <w:r>
-        <w:t xml:space="preserve">(</w:t>
-      </w:r>
-      <w:r>
-        <w:rPr>
-          <w:rStyle w:val="VerbatimChar"/>
-        </w:rPr>
-        <w:t xml:space="preserve">experiments/publication_thesis_hqnn2_seed42_split42.json</w:t>
-      </w:r>
-      <w:r>
-        <w:t xml:space="preserve">)</w:t>
-      </w:r>
-    </w:p>
-    <w:p>
-      <w:pPr>
-        <w:pStyle w:val="Compact"/>
-        <w:numPr>
-          <w:ilvl w:val="2"/>
-          <w:numId w:val="1006"/>
-        </w:numPr>
-      </w:pPr>
-      <w:r>
-        <w:rPr>
-          <w:b/>
-          <w:bCs/>
-        </w:rPr>
-        <w:t xml:space="preserve">Best Validation Accuracy:</w:t>
-      </w:r>
-      <w:r>
-        <w:t xml:space="preserve"> </w:t>
-      </w:r>
-      <w:r>
-        <w:rPr>
-          <w:rStyle w:val="VerbatimChar"/>
-        </w:rPr>
-        <w:t xml:space="preserve">84.21%</w:t>
-      </w:r>
-    </w:p>
-    <w:p>
-      <w:pPr>
-        <w:pStyle w:val="Compact"/>
-        <w:numPr>
-          <w:ilvl w:val="2"/>
-          <w:numId w:val="1006"/>
-        </w:numPr>
-      </w:pPr>
-      <w:r>
-        <w:rPr>
-          <w:b/>
-          <w:bCs/>
-        </w:rPr>
-        <w:t xml:space="preserve">Test Accuracy:</w:t>
-      </w:r>
-      <w:r>
-        <w:t xml:space="preserve"> </w:t>
-      </w:r>
-      <w:r>
-        <w:rPr>
-          <w:rStyle w:val="VerbatimChar"/>
-        </w:rPr>
-        <w:t xml:space="preserve">78.33%</w:t>
-      </w:r>
-    </w:p>
-    <w:p>
-      <w:pPr>
-        <w:pStyle w:val="Compact"/>
-        <w:numPr>
-          <w:ilvl w:val="2"/>
-          <w:numId w:val="1006"/>
-        </w:numPr>
-      </w:pPr>
-      <w:r>
-        <w:rPr>
-          <w:b/>
-          <w:bCs/>
-        </w:rPr>
-        <w:t xml:space="preserve">Runtime:</w:t>
-      </w:r>
-      <w:r>
-        <w:t xml:space="preserve"> </w:t>
-      </w:r>
-      <w:r>
-        <w:rPr>
-          <w:rStyle w:val="VerbatimChar"/>
-        </w:rPr>
-        <w:t xml:space="preserve">18.73s</w:t>
-      </w:r>
-      <w:r>
-        <w:t xml:space="preserve"> </w:t>
-      </w:r>
-      <w:r>
-        <w:t xml:space="preserve">on</w:t>
-      </w:r>
-      <w:r>
-        <w:t xml:space="preserve"> </w:t>
-      </w:r>
-      <w:r>
-        <w:rPr>
-          <w:rStyle w:val="VerbatimChar"/>
-        </w:rPr>
-        <w:t xml:space="preserve">mac-cpu</w:t>
-      </w:r>
-      <w:r>
-        <w:t xml:space="preserve"> </w:t>
-      </w:r>
-      <w:r>
-        <w:t xml:space="preserve">for the classifier training stage; the one-time quantum cache/precompute step is tracked separately and is not included in</w:t>
-      </w:r>
-      <w:r>
-        <w:t xml:space="preserve"> </w:t>
-      </w:r>
-      <w:r>
-        <w:rPr>
-          <w:rStyle w:val="VerbatimChar"/>
-        </w:rPr>
-        <w:t xml:space="preserve">runtime_seconds</w:t>
-      </w:r>
-    </w:p>
-    <w:p>
-      <w:pPr>
-        <w:pStyle w:val="Compact"/>
-        <w:numPr>
-          <w:ilvl w:val="2"/>
-          <w:numId w:val="1006"/>
-        </w:numPr>
-      </w:pPr>
-      <w:r>
-        <w:rPr>
-          <w:b/>
-          <w:bCs/>
-        </w:rPr>
-        <w:t xml:space="preserve">Comparison to Thesis Table:</w:t>
-      </w:r>
-      <w:r>
-        <w:t xml:space="preserve"> </w:t>
-      </w:r>
-      <w:r>
-        <w:t xml:space="preserve">below the thesis</w:t>
-      </w:r>
-      <w:r>
-        <w:t xml:space="preserve"> </w:t>
-      </w:r>
-      <w:r>
-        <w:rPr>
-          <w:rStyle w:val="VerbatimChar"/>
-        </w:rPr>
-        <w:t xml:space="preserve">HQNN-II</w:t>
-      </w:r>
-      <w:r>
-        <w:t xml:space="preserve"> </w:t>
-      </w:r>
-      <w:r>
-        <w:t xml:space="preserve">reference (</w:t>
-      </w:r>
-      <w:r>
-        <w:rPr>
-          <w:rStyle w:val="VerbatimChar"/>
-        </w:rPr>
-        <w:t xml:space="preserve">82.40%</w:t>
-      </w:r>
-      <w:r>
-        <w:t xml:space="preserve"> </w:t>
-      </w:r>
-      <w:r>
-        <w:t xml:space="preserve">test) by</w:t>
-      </w:r>
-      <w:r>
-        <w:t xml:space="preserve"> </w:t>
-      </w:r>
-      <w:r>
-        <w:rPr>
-          <w:rStyle w:val="VerbatimChar"/>
-        </w:rPr>
-        <w:t xml:space="preserve">4.07</w:t>
-      </w:r>
-      <w:r>
-        <w:t xml:space="preserve"> </w:t>
-      </w:r>
-      <w:r>
-        <w:t xml:space="preserve">points.</w:t>
+          <w:b/>
+          <w:bCs/>
+        </w:rPr>
+        <w:t xml:space="preserve">Seed 43:</w:t>
+      </w:r>
+      <w:r>
+        <w:t xml:space="preserve"> </w:t>
+      </w:r>
+      <w:r>
+        <w:rPr>
+          <w:rStyle w:val="VerbatimChar"/>
+        </w:rPr>
+        <w:t xml:space="preserve">93.27%</w:t>
+      </w:r>
+      <w:r>
+        <w:t xml:space="preserve"> </w:t>
+      </w:r>
+      <w:r>
+        <w:t xml:space="preserve">best validation,</w:t>
+      </w:r>
+      <w:r>
+        <w:t xml:space="preserve"> </w:t>
+      </w:r>
+      <w:r>
+        <w:rPr>
+          <w:rStyle w:val="VerbatimChar"/>
+        </w:rPr>
+        <w:t xml:space="preserve">89.06%</w:t>
+      </w:r>
+      <w:r>
+        <w:t xml:space="preserve"> </w:t>
+      </w:r>
+      <w:r>
+        <w:t xml:space="preserve">test,</w:t>
+      </w:r>
+      <w:r>
+        <w:t xml:space="preserve"> </w:t>
+      </w:r>
+      <w:r>
+        <w:rPr>
+          <w:rStyle w:val="VerbatimChar"/>
+        </w:rPr>
+        <w:t xml:space="preserve">35.08m</w:t>
       </w:r>
     </w:p>
     <w:p>
@@ -1129,11 +997,219 @@
       </w:pPr>
       <w:r>
         <w:rPr>
-          <w:rStyle w:val="VerbatimChar"/>
-          <w:b/>
-          <w:bCs/>
-        </w:rPr>
-        <w:t xml:space="preserve">thesis_cnniiii</w:t>
+          <w:b/>
+          <w:bCs/>
+        </w:rPr>
+        <w:t xml:space="preserve">Seed 44:</w:t>
+      </w:r>
+      <w:r>
+        <w:t xml:space="preserve"> </w:t>
+      </w:r>
+      <w:r>
+        <w:rPr>
+          <w:rStyle w:val="VerbatimChar"/>
+        </w:rPr>
+        <w:t xml:space="preserve">92.98%</w:t>
+      </w:r>
+      <w:r>
+        <w:t xml:space="preserve"> </w:t>
+      </w:r>
+      <w:r>
+        <w:t xml:space="preserve">best validation,</w:t>
+      </w:r>
+      <w:r>
+        <w:t xml:space="preserve"> </w:t>
+      </w:r>
+      <w:r>
+        <w:rPr>
+          <w:rStyle w:val="VerbatimChar"/>
+        </w:rPr>
+        <w:t xml:space="preserve">87.77%</w:t>
+      </w:r>
+      <w:r>
+        <w:t xml:space="preserve"> </w:t>
+      </w:r>
+      <w:r>
+        <w:t xml:space="preserve">test,</w:t>
+      </w:r>
+      <w:r>
+        <w:t xml:space="preserve"> </w:t>
+      </w:r>
+      <w:r>
+        <w:rPr>
+          <w:rStyle w:val="VerbatimChar"/>
+        </w:rPr>
+        <w:t xml:space="preserve">32.54m</w:t>
+      </w:r>
+    </w:p>
+    <w:p>
+      <w:pPr>
+        <w:pStyle w:val="Compact"/>
+        <w:numPr>
+          <w:ilvl w:val="1"/>
+          <w:numId w:val="1004"/>
+        </w:numPr>
+      </w:pPr>
+      <w:r>
+        <w:rPr>
+          <w:b/>
+          <w:bCs/>
+        </w:rPr>
+        <w:t xml:space="preserve">3-seed summary:</w:t>
+      </w:r>
+      <w:r>
+        <w:t xml:space="preserve"> </w:t>
+      </w:r>
+      <w:r>
+        <w:rPr>
+          <w:rStyle w:val="VerbatimChar"/>
+        </w:rPr>
+        <w:t xml:space="preserve">92.98 ± 0.29%</w:t>
+      </w:r>
+      <w:r>
+        <w:t xml:space="preserve"> </w:t>
+      </w:r>
+      <w:r>
+        <w:t xml:space="preserve">best validation,</w:t>
+      </w:r>
+      <w:r>
+        <w:t xml:space="preserve"> </w:t>
+      </w:r>
+      <w:r>
+        <w:rPr>
+          <w:rStyle w:val="VerbatimChar"/>
+        </w:rPr>
+        <w:t xml:space="preserve">88.13 ± 0.82%</w:t>
+      </w:r>
+      <w:r>
+        <w:t xml:space="preserve"> </w:t>
+      </w:r>
+      <w:r>
+        <w:t xml:space="preserve">test</w:t>
+      </w:r>
+    </w:p>
+    <w:p>
+      <w:pPr>
+        <w:pStyle w:val="Compact"/>
+        <w:numPr>
+          <w:ilvl w:val="0"/>
+          <w:numId w:val="1003"/>
+        </w:numPr>
+      </w:pPr>
+      <w:r>
+        <w:rPr>
+          <w:b/>
+          <w:bCs/>
+        </w:rPr>
+        <w:t xml:space="preserve">Current Conclusion:</w:t>
+      </w:r>
+      <w:r>
+        <w:t xml:space="preserve"> </w:t>
+      </w:r>
+      <w:r>
+        <w:t xml:space="preserve">This baseline is now the strongest reproduced model in the repository. It does not invalidate the thesis-faithful analysis; instead it establishes a separate modern-classical upper bound that strengthens the paper's reviewer-resilience by showing that the study has been benchmarked against a materially stronger contemporary classical vision model.</w:t>
+      </w:r>
+    </w:p>
+    <w:bookmarkEnd w:id="10"/>
+    <w:bookmarkStart w:id="11" w:name="publication-protocol-v1-reproductions"/>
+    <w:p>
+      <w:pPr>
+        <w:pStyle w:val="Heading2"/>
+      </w:pPr>
+      <w:r>
+        <w:t xml:space="preserve">Publication Protocol v1 Reproductions</w:t>
+      </w:r>
+    </w:p>
+    <w:p>
+      <w:pPr>
+        <w:pStyle w:val="Compact"/>
+        <w:numPr>
+          <w:ilvl w:val="0"/>
+          <w:numId w:val="1005"/>
+        </w:numPr>
+      </w:pPr>
+      <w:r>
+        <w:rPr>
+          <w:b/>
+          <w:bCs/>
+        </w:rPr>
+        <w:t xml:space="preserve">Date:</w:t>
+      </w:r>
+      <w:r>
+        <w:t xml:space="preserve"> </w:t>
+      </w:r>
+      <w:r>
+        <w:t xml:space="preserve">March 23, 2026</w:t>
+      </w:r>
+    </w:p>
+    <w:p>
+      <w:pPr>
+        <w:pStyle w:val="Compact"/>
+        <w:numPr>
+          <w:ilvl w:val="0"/>
+          <w:numId w:val="1005"/>
+        </w:numPr>
+      </w:pPr>
+      <w:r>
+        <w:rPr>
+          <w:b/>
+          <w:bCs/>
+        </w:rPr>
+        <w:t xml:space="preserve">Purpose:</w:t>
+      </w:r>
+      <w:r>
+        <w:t xml:space="preserve"> </w:t>
+      </w:r>
+      <w:r>
+        <w:t xml:space="preserve">Re-run thesis-faithful reference models under the unified</w:t>
+      </w:r>
+      <w:r>
+        <w:t xml:space="preserve"> </w:t>
+      </w:r>
+      <w:r>
+        <w:rPr>
+          <w:rStyle w:val="VerbatimChar"/>
+        </w:rPr>
+        <w:t xml:space="preserve">publication_v1</w:t>
+      </w:r>
+      <w:r>
+        <w:t xml:space="preserve"> </w:t>
+      </w:r>
+      <w:r>
+        <w:t xml:space="preserve">protocol with deterministic split handling and artifact-backed JSON outputs.</w:t>
+      </w:r>
+    </w:p>
+    <w:p>
+      <w:pPr>
+        <w:pStyle w:val="Compact"/>
+        <w:numPr>
+          <w:ilvl w:val="0"/>
+          <w:numId w:val="1005"/>
+        </w:numPr>
+      </w:pPr>
+      <w:r>
+        <w:rPr>
+          <w:b/>
+          <w:bCs/>
+        </w:rPr>
+        <w:t xml:space="preserve">Validated Results:</w:t>
+      </w:r>
+    </w:p>
+    <w:p>
+      <w:pPr>
+        <w:pStyle w:val="Compact"/>
+        <w:numPr>
+          <w:ilvl w:val="1"/>
+          <w:numId w:val="1006"/>
+        </w:numPr>
+      </w:pPr>
+      <w:r>
+        <w:rPr>
+          <w:rStyle w:val="VerbatimChar"/>
+          <w:b/>
+          <w:bCs/>
+        </w:rPr>
+        <w:t xml:space="preserve">thesis_cnn3</w:t>
       </w:r>
       <w:r>
         <w:t xml:space="preserve"> </w:t>
@@ -1145,7 +1221,7 @@
         <w:rPr>
           <w:rStyle w:val="VerbatimChar"/>
         </w:rPr>
-        <w:t xml:space="preserve">experiments/publication_thesis_cnniiii_seed42_split42.json</w:t>
+        <w:t xml:space="preserve">experiments/publication_thesis_cnn3_seed42_split42.json</w:t>
       </w:r>
       <w:r>
         <w:t xml:space="preserve">)</w:t>
@@ -1173,7 +1249,7 @@
         <w:rPr>
           <w:rStyle w:val="VerbatimChar"/>
         </w:rPr>
-        <w:t xml:space="preserve">92.40%</w:t>
+        <w:t xml:space="preserve">85.96%</w:t>
       </w:r>
     </w:p>
     <w:p>
@@ -1198,7 +1274,7 @@
         <w:rPr>
           <w:rStyle w:val="VerbatimChar"/>
         </w:rPr>
-        <w:t xml:space="preserve">85.19%</w:t>
+        <w:t xml:space="preserve">77.90%</w:t>
       </w:r>
     </w:p>
     <w:p>
@@ -1223,7 +1299,7 @@
         <w:rPr>
           <w:rStyle w:val="VerbatimChar"/>
         </w:rPr>
-        <w:t xml:space="preserve">1458.77s</w:t>
+        <w:t xml:space="preserve">45.26s</w:t>
       </w:r>
       <w:r>
         <w:t xml:space="preserve"> </w:t>
@@ -1260,6 +1336,393 @@
         <w:t xml:space="preserve"> </w:t>
       </w:r>
       <w:r>
+        <w:t xml:space="preserve">below the thesis</w:t>
+      </w:r>
+      <w:r>
+        <w:t xml:space="preserve"> </w:t>
+      </w:r>
+      <w:r>
+        <w:rPr>
+          <w:rStyle w:val="VerbatimChar"/>
+        </w:rPr>
+        <w:t xml:space="preserve">CNN-III</w:t>
+      </w:r>
+      <w:r>
+        <w:t xml:space="preserve"> </w:t>
+      </w:r>
+      <w:r>
+        <w:t xml:space="preserve">reference (</w:t>
+      </w:r>
+      <w:r>
+        <w:rPr>
+          <w:rStyle w:val="VerbatimChar"/>
+        </w:rPr>
+        <w:t xml:space="preserve">83.05%</w:t>
+      </w:r>
+      <w:r>
+        <w:t xml:space="preserve"> </w:t>
+      </w:r>
+      <w:r>
+        <w:t xml:space="preserve">test) by</w:t>
+      </w:r>
+      <w:r>
+        <w:t xml:space="preserve"> </w:t>
+      </w:r>
+      <w:r>
+        <w:rPr>
+          <w:rStyle w:val="VerbatimChar"/>
+        </w:rPr>
+        <w:t xml:space="preserve">5.15</w:t>
+      </w:r>
+      <w:r>
+        <w:t xml:space="preserve"> </w:t>
+      </w:r>
+      <w:r>
+        <w:t xml:space="preserve">points.</w:t>
+      </w:r>
+    </w:p>
+    <w:p>
+      <w:pPr>
+        <w:pStyle w:val="Compact"/>
+        <w:numPr>
+          <w:ilvl w:val="1"/>
+          <w:numId w:val="1006"/>
+        </w:numPr>
+      </w:pPr>
+      <w:r>
+        <w:rPr>
+          <w:rStyle w:val="VerbatimChar"/>
+          <w:b/>
+          <w:bCs/>
+        </w:rPr>
+        <w:t xml:space="preserve">thesis_hqnn2</w:t>
+      </w:r>
+      <w:r>
+        <w:t xml:space="preserve"> </w:t>
+      </w:r>
+      <w:r>
+        <w:t xml:space="preserve">(</w:t>
+      </w:r>
+      <w:r>
+        <w:rPr>
+          <w:rStyle w:val="VerbatimChar"/>
+        </w:rPr>
+        <w:t xml:space="preserve">experiments/publication_thesis_hqnn2_seed42_split42.json</w:t>
+      </w:r>
+      <w:r>
+        <w:t xml:space="preserve">)</w:t>
+      </w:r>
+    </w:p>
+    <w:p>
+      <w:pPr>
+        <w:pStyle w:val="Compact"/>
+        <w:numPr>
+          <w:ilvl w:val="2"/>
+          <w:numId w:val="1008"/>
+        </w:numPr>
+      </w:pPr>
+      <w:r>
+        <w:rPr>
+          <w:b/>
+          <w:bCs/>
+        </w:rPr>
+        <w:t xml:space="preserve">Best Validation Accuracy:</w:t>
+      </w:r>
+      <w:r>
+        <w:t xml:space="preserve"> </w:t>
+      </w:r>
+      <w:r>
+        <w:rPr>
+          <w:rStyle w:val="VerbatimChar"/>
+        </w:rPr>
+        <w:t xml:space="preserve">84.21%</w:t>
+      </w:r>
+    </w:p>
+    <w:p>
+      <w:pPr>
+        <w:pStyle w:val="Compact"/>
+        <w:numPr>
+          <w:ilvl w:val="2"/>
+          <w:numId w:val="1008"/>
+        </w:numPr>
+      </w:pPr>
+      <w:r>
+        <w:rPr>
+          <w:b/>
+          <w:bCs/>
+        </w:rPr>
+        <w:t xml:space="preserve">Test Accuracy:</w:t>
+      </w:r>
+      <w:r>
+        <w:t xml:space="preserve"> </w:t>
+      </w:r>
+      <w:r>
+        <w:rPr>
+          <w:rStyle w:val="VerbatimChar"/>
+        </w:rPr>
+        <w:t xml:space="preserve">78.33%</w:t>
+      </w:r>
+    </w:p>
+    <w:p>
+      <w:pPr>
+        <w:pStyle w:val="Compact"/>
+        <w:numPr>
+          <w:ilvl w:val="2"/>
+          <w:numId w:val="1008"/>
+        </w:numPr>
+      </w:pPr>
+      <w:r>
+        <w:rPr>
+          <w:b/>
+          <w:bCs/>
+        </w:rPr>
+        <w:t xml:space="preserve">Runtime:</w:t>
+      </w:r>
+      <w:r>
+        <w:t xml:space="preserve"> </w:t>
+      </w:r>
+      <w:r>
+        <w:rPr>
+          <w:rStyle w:val="VerbatimChar"/>
+        </w:rPr>
+        <w:t xml:space="preserve">18.73s</w:t>
+      </w:r>
+      <w:r>
+        <w:t xml:space="preserve"> </w:t>
+      </w:r>
+      <w:r>
+        <w:t xml:space="preserve">on</w:t>
+      </w:r>
+      <w:r>
+        <w:t xml:space="preserve"> </w:t>
+      </w:r>
+      <w:r>
+        <w:rPr>
+          <w:rStyle w:val="VerbatimChar"/>
+        </w:rPr>
+        <w:t xml:space="preserve">mac-cpu</w:t>
+      </w:r>
+      <w:r>
+        <w:t xml:space="preserve"> </w:t>
+      </w:r>
+      <w:r>
+        <w:t xml:space="preserve">for the classifier training stage; the one-time quantum cache/precompute step is tracked separately and is not included in</w:t>
+      </w:r>
+      <w:r>
+        <w:t xml:space="preserve"> </w:t>
+      </w:r>
+      <w:r>
+        <w:rPr>
+          <w:rStyle w:val="VerbatimChar"/>
+        </w:rPr>
+        <w:t xml:space="preserve">runtime_seconds</w:t>
+      </w:r>
+    </w:p>
+    <w:p>
+      <w:pPr>
+        <w:pStyle w:val="Compact"/>
+        <w:numPr>
+          <w:ilvl w:val="2"/>
+          <w:numId w:val="1008"/>
+        </w:numPr>
+      </w:pPr>
+      <w:r>
+        <w:rPr>
+          <w:b/>
+          <w:bCs/>
+        </w:rPr>
+        <w:t xml:space="preserve">Comparison to Thesis Table:</w:t>
+      </w:r>
+      <w:r>
+        <w:t xml:space="preserve"> </w:t>
+      </w:r>
+      <w:r>
+        <w:t xml:space="preserve">below the thesis</w:t>
+      </w:r>
+      <w:r>
+        <w:t xml:space="preserve"> </w:t>
+      </w:r>
+      <w:r>
+        <w:rPr>
+          <w:rStyle w:val="VerbatimChar"/>
+        </w:rPr>
+        <w:t xml:space="preserve">HQNN-II</w:t>
+      </w:r>
+      <w:r>
+        <w:t xml:space="preserve"> </w:t>
+      </w:r>
+      <w:r>
+        <w:t xml:space="preserve">reference (</w:t>
+      </w:r>
+      <w:r>
+        <w:rPr>
+          <w:rStyle w:val="VerbatimChar"/>
+        </w:rPr>
+        <w:t xml:space="preserve">82.40%</w:t>
+      </w:r>
+      <w:r>
+        <w:t xml:space="preserve"> </w:t>
+      </w:r>
+      <w:r>
+        <w:t xml:space="preserve">test) by</w:t>
+      </w:r>
+      <w:r>
+        <w:t xml:space="preserve"> </w:t>
+      </w:r>
+      <w:r>
+        <w:rPr>
+          <w:rStyle w:val="VerbatimChar"/>
+        </w:rPr>
+        <w:t xml:space="preserve">4.07</w:t>
+      </w:r>
+      <w:r>
+        <w:t xml:space="preserve"> </w:t>
+      </w:r>
+      <w:r>
+        <w:t xml:space="preserve">points.</w:t>
+      </w:r>
+    </w:p>
+    <w:p>
+      <w:pPr>
+        <w:pStyle w:val="Compact"/>
+        <w:numPr>
+          <w:ilvl w:val="1"/>
+          <w:numId w:val="1006"/>
+        </w:numPr>
+      </w:pPr>
+      <w:r>
+        <w:rPr>
+          <w:rStyle w:val="VerbatimChar"/>
+          <w:b/>
+          <w:bCs/>
+        </w:rPr>
+        <w:t xml:space="preserve">thesis_cnniiii</w:t>
+      </w:r>
+      <w:r>
+        <w:t xml:space="preserve"> </w:t>
+      </w:r>
+      <w:r>
+        <w:t xml:space="preserve">(</w:t>
+      </w:r>
+      <w:r>
+        <w:rPr>
+          <w:rStyle w:val="VerbatimChar"/>
+        </w:rPr>
+        <w:t xml:space="preserve">experiments/publication_thesis_cnniiii_seed42_split42.json</w:t>
+      </w:r>
+      <w:r>
+        <w:t xml:space="preserve">)</w:t>
+      </w:r>
+    </w:p>
+    <w:p>
+      <w:pPr>
+        <w:pStyle w:val="Compact"/>
+        <w:numPr>
+          <w:ilvl w:val="2"/>
+          <w:numId w:val="1009"/>
+        </w:numPr>
+      </w:pPr>
+      <w:r>
+        <w:rPr>
+          <w:b/>
+          <w:bCs/>
+        </w:rPr>
+        <w:t xml:space="preserve">Best Validation Accuracy:</w:t>
+      </w:r>
+      <w:r>
+        <w:t xml:space="preserve"> </w:t>
+      </w:r>
+      <w:r>
+        <w:rPr>
+          <w:rStyle w:val="VerbatimChar"/>
+        </w:rPr>
+        <w:t xml:space="preserve">92.40%</w:t>
+      </w:r>
+    </w:p>
+    <w:p>
+      <w:pPr>
+        <w:pStyle w:val="Compact"/>
+        <w:numPr>
+          <w:ilvl w:val="2"/>
+          <w:numId w:val="1009"/>
+        </w:numPr>
+      </w:pPr>
+      <w:r>
+        <w:rPr>
+          <w:b/>
+          <w:bCs/>
+        </w:rPr>
+        <w:t xml:space="preserve">Test Accuracy:</w:t>
+      </w:r>
+      <w:r>
+        <w:t xml:space="preserve"> </w:t>
+      </w:r>
+      <w:r>
+        <w:rPr>
+          <w:rStyle w:val="VerbatimChar"/>
+        </w:rPr>
+        <w:t xml:space="preserve">85.19%</w:t>
+      </w:r>
+    </w:p>
+    <w:p>
+      <w:pPr>
+        <w:pStyle w:val="Compact"/>
+        <w:numPr>
+          <w:ilvl w:val="2"/>
+          <w:numId w:val="1009"/>
+        </w:numPr>
+      </w:pPr>
+      <w:r>
+        <w:rPr>
+          <w:b/>
+          <w:bCs/>
+        </w:rPr>
+        <w:t xml:space="preserve">Runtime:</w:t>
+      </w:r>
+      <w:r>
+        <w:t xml:space="preserve"> </w:t>
+      </w:r>
+      <w:r>
+        <w:rPr>
+          <w:rStyle w:val="VerbatimChar"/>
+        </w:rPr>
+        <w:t xml:space="preserve">1458.77s</w:t>
+      </w:r>
+      <w:r>
+        <w:t xml:space="preserve"> </w:t>
+      </w:r>
+      <w:r>
+        <w:t xml:space="preserve">on</w:t>
+      </w:r>
+      <w:r>
+        <w:t xml:space="preserve"> </w:t>
+      </w:r>
+      <w:r>
+        <w:rPr>
+          <w:rStyle w:val="VerbatimChar"/>
+        </w:rPr>
+        <w:t xml:space="preserve">mac-cpu</w:t>
+      </w:r>
+    </w:p>
+    <w:p>
+      <w:pPr>
+        <w:pStyle w:val="Compact"/>
+        <w:numPr>
+          <w:ilvl w:val="2"/>
+          <w:numId w:val="1009"/>
+        </w:numPr>
+      </w:pPr>
+      <w:r>
+        <w:rPr>
+          <w:b/>
+          <w:bCs/>
+        </w:rPr>
+        <w:t xml:space="preserve">Comparison to Thesis Table:</w:t>
+      </w:r>
+      <w:r>
+        <w:t xml:space="preserve"> </w:t>
+      </w:r>
+      <w:r>
         <w:t xml:space="preserve">above the thesis</w:t>
       </w:r>
       <w:r>
@@ -1310,7 +1773,7 @@
         <w:pStyle w:val="Compact"/>
         <w:numPr>
           <w:ilvl w:val="0"/>
-          <w:numId w:val="1003"/>
+          <w:numId w:val="1005"/>
         </w:numPr>
       </w:pPr>
       <w:r>
@@ -1571,8 +2034,8 @@
         </w:pict>
       </w:r>
     </w:p>
-    <w:bookmarkEnd w:id="10"/>
-    <w:bookmarkStart w:id="11" w:name="X4d484394870cc65cd01d8de313e5ebbfaf3d969"/>
+    <w:bookmarkEnd w:id="11"/>
+    <w:bookmarkStart w:id="12" w:name="X4d484394870cc65cd01d8de313e5ebbfaf3d969"/>
     <w:p>
       <w:pPr>
         <w:pStyle w:val="Heading2"/>
@@ -1586,7 +2049,7 @@
         <w:pStyle w:val="Compact"/>
         <w:numPr>
           <w:ilvl w:val="0"/>
-          <w:numId w:val="1008"/>
+          <w:numId w:val="1010"/>
         </w:numPr>
       </w:pPr>
       <w:r>
@@ -1608,7 +2071,7 @@
         <w:pStyle w:val="Compact"/>
         <w:numPr>
           <w:ilvl w:val="0"/>
-          <w:numId w:val="1008"/>
+          <w:numId w:val="1010"/>
         </w:numPr>
       </w:pPr>
       <w:r>
@@ -1630,7 +2093,7 @@
         <w:pStyle w:val="Compact"/>
         <w:numPr>
           <w:ilvl w:val="0"/>
-          <w:numId w:val="1008"/>
+          <w:numId w:val="1010"/>
         </w:numPr>
       </w:pPr>
       <w:r>
@@ -1646,7 +2109,7 @@
         <w:pStyle w:val="Compact"/>
         <w:numPr>
           <w:ilvl w:val="1"/>
-          <w:numId w:val="1009"/>
+          <w:numId w:val="1011"/>
         </w:numPr>
       </w:pPr>
       <w:r>
@@ -1655,256 +2118,6 @@
           <w:bCs/>
         </w:rPr>
         <w:t xml:space="preserve">General:</w:t>
-      </w:r>
-    </w:p>
-    <w:p>
-      <w:pPr>
-        <w:pStyle w:val="Compact"/>
-        <w:numPr>
-          <w:ilvl w:val="2"/>
-          <w:numId w:val="1010"/>
-        </w:numPr>
-      </w:pPr>
-      <w:r>
-        <w:rPr>
-          <w:b/>
-          <w:bCs/>
-        </w:rPr>
-        <w:t xml:space="preserve">Batch Size:</w:t>
-      </w:r>
-      <w:r>
-        <w:t xml:space="preserve"> </w:t>
-      </w:r>
-      <w:r>
-        <w:t xml:space="preserve">64</w:t>
-      </w:r>
-    </w:p>
-    <w:p>
-      <w:pPr>
-        <w:pStyle w:val="Compact"/>
-        <w:numPr>
-          <w:ilvl w:val="2"/>
-          <w:numId w:val="1010"/>
-        </w:numPr>
-      </w:pPr>
-      <w:r>
-        <w:rPr>
-          <w:b/>
-          <w:bCs/>
-        </w:rPr>
-        <w:t xml:space="preserve">Learning Rate:</w:t>
-      </w:r>
-      <w:r>
-        <w:t xml:space="preserve"> </w:t>
-      </w:r>
-      <w:r>
-        <w:t xml:space="preserve">0.001 (nominal)</w:t>
-      </w:r>
-    </w:p>
-    <w:p>
-      <w:pPr>
-        <w:pStyle w:val="Compact"/>
-        <w:numPr>
-          <w:ilvl w:val="2"/>
-          <w:numId w:val="1010"/>
-        </w:numPr>
-      </w:pPr>
-      <w:r>
-        <w:rPr>
-          <w:b/>
-          <w:bCs/>
-        </w:rPr>
-        <w:t xml:space="preserve">Optimizer:</w:t>
-      </w:r>
-      <w:r>
-        <w:t xml:space="preserve"> </w:t>
-      </w:r>
-      <w:r>
-        <w:t xml:space="preserve">Adam</w:t>
-      </w:r>
-    </w:p>
-    <w:p>
-      <w:pPr>
-        <w:pStyle w:val="Compact"/>
-        <w:numPr>
-          <w:ilvl w:val="2"/>
-          <w:numId w:val="1010"/>
-        </w:numPr>
-      </w:pPr>
-      <w:r>
-        <w:rPr>
-          <w:b/>
-          <w:bCs/>
-        </w:rPr>
-        <w:t xml:space="preserve">Scheduler:</w:t>
-      </w:r>
-      <w:r>
-        <w:t xml:space="preserve"> </w:t>
-      </w:r>
-      <w:r>
-        <w:t xml:space="preserve">None</w:t>
-      </w:r>
-    </w:p>
-    <w:p>
-      <w:pPr>
-        <w:pStyle w:val="Compact"/>
-        <w:numPr>
-          <w:ilvl w:val="1"/>
-          <w:numId w:val="1009"/>
-        </w:numPr>
-      </w:pPr>
-      <w:r>
-        <w:rPr>
-          <w:b/>
-          <w:bCs/>
-        </w:rPr>
-        <w:t xml:space="preserve">Quantum Circuit (</w:t>
-      </w:r>
-      <w:r>
-        <w:rPr>
-          <w:rStyle w:val="VerbatimChar"/>
-          <w:b/>
-          <w:bCs/>
-        </w:rPr>
-        <w:t xml:space="preserve">quanv_circuit</w:t>
-      </w:r>
-      <w:r>
-        <w:rPr>
-          <w:b/>
-          <w:bCs/>
-        </w:rPr>
-        <w:t xml:space="preserve">):</w:t>
-      </w:r>
-    </w:p>
-    <w:p>
-      <w:pPr>
-        <w:pStyle w:val="Compact"/>
-        <w:numPr>
-          <w:ilvl w:val="2"/>
-          <w:numId w:val="1011"/>
-        </w:numPr>
-      </w:pPr>
-      <w:r>
-        <w:rPr>
-          <w:b/>
-          <w:bCs/>
-        </w:rPr>
-        <w:t xml:space="preserve">Qubits (</w:t>
-      </w:r>
-      <w:r>
-        <w:rPr>
-          <w:rStyle w:val="VerbatimChar"/>
-          <w:b/>
-          <w:bCs/>
-        </w:rPr>
-        <w:t xml:space="preserve">N_QUBITS</w:t>
-      </w:r>
-      <w:r>
-        <w:rPr>
-          <w:b/>
-          <w:bCs/>
-        </w:rPr>
-        <w:t xml:space="preserve">):</w:t>
-      </w:r>
-      <w:r>
-        <w:t xml:space="preserve"> </w:t>
-      </w:r>
-      <w:r>
-        <w:t xml:space="preserve">4</w:t>
-      </w:r>
-    </w:p>
-    <w:p>
-      <w:pPr>
-        <w:pStyle w:val="Compact"/>
-        <w:numPr>
-          <w:ilvl w:val="2"/>
-          <w:numId w:val="1011"/>
-        </w:numPr>
-      </w:pPr>
-      <w:r>
-        <w:rPr>
-          <w:b/>
-          <w:bCs/>
-        </w:rPr>
-        <w:t xml:space="preserve">Quantum Device:</w:t>
-      </w:r>
-      <w:r>
-        <w:t xml:space="preserve"> </w:t>
-      </w:r>
-      <w:r>
-        <w:rPr>
-          <w:rStyle w:val="VerbatimChar"/>
-        </w:rPr>
-        <w:t xml:space="preserve">default.qubit</w:t>
-      </w:r>
-      <w:r>
-        <w:t xml:space="preserve"> </w:t>
-      </w:r>
-      <w:r>
-        <w:t xml:space="preserve">(CPU)</w:t>
-      </w:r>
-    </w:p>
-    <w:p>
-      <w:pPr>
-        <w:pStyle w:val="Compact"/>
-        <w:numPr>
-          <w:ilvl w:val="2"/>
-          <w:numId w:val="1011"/>
-        </w:numPr>
-      </w:pPr>
-      <w:r>
-        <w:rPr>
-          <w:b/>
-          <w:bCs/>
-        </w:rPr>
-        <w:t xml:space="preserve">Diff Method:</w:t>
-      </w:r>
-      <w:r>
-        <w:t xml:space="preserve"> </w:t>
-      </w:r>
-      <w:r>
-        <w:rPr>
-          <w:rStyle w:val="VerbatimChar"/>
-        </w:rPr>
-        <w:t xml:space="preserve">parameter-shift</w:t>
-      </w:r>
-    </w:p>
-    <w:p>
-      <w:pPr>
-        <w:pStyle w:val="Compact"/>
-        <w:numPr>
-          <w:ilvl w:val="2"/>
-          <w:numId w:val="1011"/>
-        </w:numPr>
-      </w:pPr>
-      <w:r>
-        <w:rPr>
-          <w:b/>
-          <w:bCs/>
-        </w:rPr>
-        <w:t xml:space="preserve">Structure:</w:t>
-      </w:r>
-      <w:r>
-        <w:t xml:space="preserve"> </w:t>
-      </w:r>
-      <w:r>
-        <w:t xml:space="preserve">Basic angle encoding with minimal trainable weights.</w:t>
-      </w:r>
-    </w:p>
-    <w:p>
-      <w:pPr>
-        <w:pStyle w:val="Compact"/>
-        <w:numPr>
-          <w:ilvl w:val="1"/>
-          <w:numId w:val="1009"/>
-        </w:numPr>
-      </w:pPr>
-      <w:r>
-        <w:rPr>
-          <w:b/>
-          <w:bCs/>
-        </w:rPr>
-        <w:t xml:space="preserve">Hybrid Architecture:</w:t>
       </w:r>
     </w:p>
     <w:p>
@@ -1920,13 +2133,13 @@
           <w:b/>
           <w:bCs/>
         </w:rPr>
-        <w:t xml:space="preserve">Input:</w:t>
-      </w:r>
-      <w:r>
-        <w:t xml:space="preserve"> </w:t>
-      </w:r>
-      <w:r>
-        <w:t xml:space="preserve">32x32 grayscale image.</w:t>
+        <w:t xml:space="preserve">Batch Size:</w:t>
+      </w:r>
+      <w:r>
+        <w:t xml:space="preserve"> </w:t>
+      </w:r>
+      <w:r>
+        <w:t xml:space="preserve">64</w:t>
       </w:r>
     </w:p>
     <w:p>
@@ -1942,13 +2155,13 @@
           <w:b/>
           <w:bCs/>
         </w:rPr>
-        <w:t xml:space="preserve">Classical Pre-processing:</w:t>
-      </w:r>
-      <w:r>
-        <w:t xml:space="preserve"> </w:t>
-      </w:r>
-      <w:r>
-        <w:t xml:space="preserve">None.</w:t>
+        <w:t xml:space="preserve">Learning Rate:</w:t>
+      </w:r>
+      <w:r>
+        <w:t xml:space="preserve"> </w:t>
+      </w:r>
+      <w:r>
+        <w:t xml:space="preserve">0.001 (nominal)</w:t>
       </w:r>
     </w:p>
     <w:p>
@@ -1964,93 +2177,13 @@
           <w:b/>
           <w:bCs/>
         </w:rPr>
-        <w:t xml:space="preserve">Quantum Layer (</w:t>
-      </w:r>
-      <w:r>
-        <w:rPr>
-          <w:rStyle w:val="VerbatimChar"/>
-          <w:b/>
-          <w:bCs/>
-        </w:rPr>
-        <w:t xml:space="preserve">QuanvLayer</w:t>
-      </w:r>
-      <w:r>
-        <w:rPr>
-          <w:b/>
-          <w:bCs/>
-        </w:rPr>
-        <w:t xml:space="preserve">):</w:t>
-      </w:r>
-    </w:p>
-    <w:p>
-      <w:pPr>
-        <w:pStyle w:val="Compact"/>
-        <w:numPr>
-          <w:ilvl w:val="3"/>
-          <w:numId w:val="1013"/>
-        </w:numPr>
-      </w:pPr>
-      <w:r>
-        <w:t xml:space="preserve">Applies the quantum circuit directly to 2x2 patches of the 32x32 input.</w:t>
-      </w:r>
-    </w:p>
-    <w:p>
-      <w:pPr>
-        <w:pStyle w:val="Compact"/>
-        <w:numPr>
-          <w:ilvl w:val="3"/>
-          <w:numId w:val="1013"/>
-        </w:numPr>
-      </w:pPr>
-      <w:r>
-        <w:rPr>
-          <w:b/>
-          <w:bCs/>
-        </w:rPr>
-        <w:t xml:space="preserve">Implementation:</w:t>
-      </w:r>
-      <w:r>
-        <w:t xml:space="preserve"> </w:t>
-      </w:r>
-      <w:r>
-        <w:t xml:space="preserve">Nested Python</w:t>
-      </w:r>
-      <w:r>
-        <w:t xml:space="preserve"> </w:t>
-      </w:r>
-      <w:r>
-        <w:rPr>
-          <w:rStyle w:val="VerbatimChar"/>
-        </w:rPr>
-        <w:t xml:space="preserve">for</w:t>
-      </w:r>
-      <w:r>
-        <w:t xml:space="preserve"> </w:t>
-      </w:r>
-      <w:r>
-        <w:t xml:space="preserve">loops (non-vectorized).</w:t>
-      </w:r>
-    </w:p>
-    <w:p>
-      <w:pPr>
-        <w:pStyle w:val="Compact"/>
-        <w:numPr>
-          <w:ilvl w:val="3"/>
-          <w:numId w:val="1013"/>
-        </w:numPr>
-      </w:pPr>
-      <w:r>
-        <w:rPr>
-          <w:b/>
-          <w:bCs/>
-        </w:rPr>
-        <w:t xml:space="preserve">Total Quantum Executions:</w:t>
-      </w:r>
-      <w:r>
-        <w:t xml:space="preserve"> </w:t>
-      </w:r>
-      <w:r>
-        <w:t xml:space="preserve">256 per image.</w:t>
+        <w:t xml:space="preserve">Optimizer:</w:t>
+      </w:r>
+      <w:r>
+        <w:t xml:space="preserve"> </w:t>
+      </w:r>
+      <w:r>
+        <w:t xml:space="preserve">Adam</w:t>
       </w:r>
     </w:p>
     <w:p>
@@ -2066,6 +2199,336 @@
           <w:b/>
           <w:bCs/>
         </w:rPr>
+        <w:t xml:space="preserve">Scheduler:</w:t>
+      </w:r>
+      <w:r>
+        <w:t xml:space="preserve"> </w:t>
+      </w:r>
+      <w:r>
+        <w:t xml:space="preserve">None</w:t>
+      </w:r>
+    </w:p>
+    <w:p>
+      <w:pPr>
+        <w:pStyle w:val="Compact"/>
+        <w:numPr>
+          <w:ilvl w:val="1"/>
+          <w:numId w:val="1011"/>
+        </w:numPr>
+      </w:pPr>
+      <w:r>
+        <w:rPr>
+          <w:b/>
+          <w:bCs/>
+        </w:rPr>
+        <w:t xml:space="preserve">Quantum Circuit (</w:t>
+      </w:r>
+      <w:r>
+        <w:rPr>
+          <w:rStyle w:val="VerbatimChar"/>
+          <w:b/>
+          <w:bCs/>
+        </w:rPr>
+        <w:t xml:space="preserve">quanv_circuit</w:t>
+      </w:r>
+      <w:r>
+        <w:rPr>
+          <w:b/>
+          <w:bCs/>
+        </w:rPr>
+        <w:t xml:space="preserve">):</w:t>
+      </w:r>
+    </w:p>
+    <w:p>
+      <w:pPr>
+        <w:pStyle w:val="Compact"/>
+        <w:numPr>
+          <w:ilvl w:val="2"/>
+          <w:numId w:val="1013"/>
+        </w:numPr>
+      </w:pPr>
+      <w:r>
+        <w:rPr>
+          <w:b/>
+          <w:bCs/>
+        </w:rPr>
+        <w:t xml:space="preserve">Qubits (</w:t>
+      </w:r>
+      <w:r>
+        <w:rPr>
+          <w:rStyle w:val="VerbatimChar"/>
+          <w:b/>
+          <w:bCs/>
+        </w:rPr>
+        <w:t xml:space="preserve">N_QUBITS</w:t>
+      </w:r>
+      <w:r>
+        <w:rPr>
+          <w:b/>
+          <w:bCs/>
+        </w:rPr>
+        <w:t xml:space="preserve">):</w:t>
+      </w:r>
+      <w:r>
+        <w:t xml:space="preserve"> </w:t>
+      </w:r>
+      <w:r>
+        <w:t xml:space="preserve">4</w:t>
+      </w:r>
+    </w:p>
+    <w:p>
+      <w:pPr>
+        <w:pStyle w:val="Compact"/>
+        <w:numPr>
+          <w:ilvl w:val="2"/>
+          <w:numId w:val="1013"/>
+        </w:numPr>
+      </w:pPr>
+      <w:r>
+        <w:rPr>
+          <w:b/>
+          <w:bCs/>
+        </w:rPr>
+        <w:t xml:space="preserve">Quantum Device:</w:t>
+      </w:r>
+      <w:r>
+        <w:t xml:space="preserve"> </w:t>
+      </w:r>
+      <w:r>
+        <w:rPr>
+          <w:rStyle w:val="VerbatimChar"/>
+        </w:rPr>
+        <w:t xml:space="preserve">default.qubit</w:t>
+      </w:r>
+      <w:r>
+        <w:t xml:space="preserve"> </w:t>
+      </w:r>
+      <w:r>
+        <w:t xml:space="preserve">(CPU)</w:t>
+      </w:r>
+    </w:p>
+    <w:p>
+      <w:pPr>
+        <w:pStyle w:val="Compact"/>
+        <w:numPr>
+          <w:ilvl w:val="2"/>
+          <w:numId w:val="1013"/>
+        </w:numPr>
+      </w:pPr>
+      <w:r>
+        <w:rPr>
+          <w:b/>
+          <w:bCs/>
+        </w:rPr>
+        <w:t xml:space="preserve">Diff Method:</w:t>
+      </w:r>
+      <w:r>
+        <w:t xml:space="preserve"> </w:t>
+      </w:r>
+      <w:r>
+        <w:rPr>
+          <w:rStyle w:val="VerbatimChar"/>
+        </w:rPr>
+        <w:t xml:space="preserve">parameter-shift</w:t>
+      </w:r>
+    </w:p>
+    <w:p>
+      <w:pPr>
+        <w:pStyle w:val="Compact"/>
+        <w:numPr>
+          <w:ilvl w:val="2"/>
+          <w:numId w:val="1013"/>
+        </w:numPr>
+      </w:pPr>
+      <w:r>
+        <w:rPr>
+          <w:b/>
+          <w:bCs/>
+        </w:rPr>
+        <w:t xml:space="preserve">Structure:</w:t>
+      </w:r>
+      <w:r>
+        <w:t xml:space="preserve"> </w:t>
+      </w:r>
+      <w:r>
+        <w:t xml:space="preserve">Basic angle encoding with minimal trainable weights.</w:t>
+      </w:r>
+    </w:p>
+    <w:p>
+      <w:pPr>
+        <w:pStyle w:val="Compact"/>
+        <w:numPr>
+          <w:ilvl w:val="1"/>
+          <w:numId w:val="1011"/>
+        </w:numPr>
+      </w:pPr>
+      <w:r>
+        <w:rPr>
+          <w:b/>
+          <w:bCs/>
+        </w:rPr>
+        <w:t xml:space="preserve">Hybrid Architecture:</w:t>
+      </w:r>
+    </w:p>
+    <w:p>
+      <w:pPr>
+        <w:pStyle w:val="Compact"/>
+        <w:numPr>
+          <w:ilvl w:val="2"/>
+          <w:numId w:val="1014"/>
+        </w:numPr>
+      </w:pPr>
+      <w:r>
+        <w:rPr>
+          <w:b/>
+          <w:bCs/>
+        </w:rPr>
+        <w:t xml:space="preserve">Input:</w:t>
+      </w:r>
+      <w:r>
+        <w:t xml:space="preserve"> </w:t>
+      </w:r>
+      <w:r>
+        <w:t xml:space="preserve">32x32 grayscale image.</w:t>
+      </w:r>
+    </w:p>
+    <w:p>
+      <w:pPr>
+        <w:pStyle w:val="Compact"/>
+        <w:numPr>
+          <w:ilvl w:val="2"/>
+          <w:numId w:val="1014"/>
+        </w:numPr>
+      </w:pPr>
+      <w:r>
+        <w:rPr>
+          <w:b/>
+          <w:bCs/>
+        </w:rPr>
+        <w:t xml:space="preserve">Classical Pre-processing:</w:t>
+      </w:r>
+      <w:r>
+        <w:t xml:space="preserve"> </w:t>
+      </w:r>
+      <w:r>
+        <w:t xml:space="preserve">None.</w:t>
+      </w:r>
+    </w:p>
+    <w:p>
+      <w:pPr>
+        <w:pStyle w:val="Compact"/>
+        <w:numPr>
+          <w:ilvl w:val="2"/>
+          <w:numId w:val="1014"/>
+        </w:numPr>
+      </w:pPr>
+      <w:r>
+        <w:rPr>
+          <w:b/>
+          <w:bCs/>
+        </w:rPr>
+        <w:t xml:space="preserve">Quantum Layer (</w:t>
+      </w:r>
+      <w:r>
+        <w:rPr>
+          <w:rStyle w:val="VerbatimChar"/>
+          <w:b/>
+          <w:bCs/>
+        </w:rPr>
+        <w:t xml:space="preserve">QuanvLayer</w:t>
+      </w:r>
+      <w:r>
+        <w:rPr>
+          <w:b/>
+          <w:bCs/>
+        </w:rPr>
+        <w:t xml:space="preserve">):</w:t>
+      </w:r>
+    </w:p>
+    <w:p>
+      <w:pPr>
+        <w:pStyle w:val="Compact"/>
+        <w:numPr>
+          <w:ilvl w:val="3"/>
+          <w:numId w:val="1015"/>
+        </w:numPr>
+      </w:pPr>
+      <w:r>
+        <w:t xml:space="preserve">Applies the quantum circuit directly to 2x2 patches of the 32x32 input.</w:t>
+      </w:r>
+    </w:p>
+    <w:p>
+      <w:pPr>
+        <w:pStyle w:val="Compact"/>
+        <w:numPr>
+          <w:ilvl w:val="3"/>
+          <w:numId w:val="1015"/>
+        </w:numPr>
+      </w:pPr>
+      <w:r>
+        <w:rPr>
+          <w:b/>
+          <w:bCs/>
+        </w:rPr>
+        <w:t xml:space="preserve">Implementation:</w:t>
+      </w:r>
+      <w:r>
+        <w:t xml:space="preserve"> </w:t>
+      </w:r>
+      <w:r>
+        <w:t xml:space="preserve">Nested Python</w:t>
+      </w:r>
+      <w:r>
+        <w:t xml:space="preserve"> </w:t>
+      </w:r>
+      <w:r>
+        <w:rPr>
+          <w:rStyle w:val="VerbatimChar"/>
+        </w:rPr>
+        <w:t xml:space="preserve">for</w:t>
+      </w:r>
+      <w:r>
+        <w:t xml:space="preserve"> </w:t>
+      </w:r>
+      <w:r>
+        <w:t xml:space="preserve">loops (non-vectorized).</w:t>
+      </w:r>
+    </w:p>
+    <w:p>
+      <w:pPr>
+        <w:pStyle w:val="Compact"/>
+        <w:numPr>
+          <w:ilvl w:val="3"/>
+          <w:numId w:val="1015"/>
+        </w:numPr>
+      </w:pPr>
+      <w:r>
+        <w:rPr>
+          <w:b/>
+          <w:bCs/>
+        </w:rPr>
+        <w:t xml:space="preserve">Total Quantum Executions:</w:t>
+      </w:r>
+      <w:r>
+        <w:t xml:space="preserve"> </w:t>
+      </w:r>
+      <w:r>
+        <w:t xml:space="preserve">256 per image.</w:t>
+      </w:r>
+    </w:p>
+    <w:p>
+      <w:pPr>
+        <w:pStyle w:val="Compact"/>
+        <w:numPr>
+          <w:ilvl w:val="2"/>
+          <w:numId w:val="1014"/>
+        </w:numPr>
+      </w:pPr>
+      <w:r>
+        <w:rPr>
+          <w:b/>
+          <w:bCs/>
+        </w:rPr>
         <w:t xml:space="preserve">Classical Post-processing:</w:t>
       </w:r>
     </w:p>
@@ -2074,7 +2537,7 @@
         <w:pStyle w:val="Compact"/>
         <w:numPr>
           <w:ilvl w:val="3"/>
-          <w:numId w:val="1014"/>
+          <w:numId w:val="1016"/>
         </w:numPr>
       </w:pPr>
       <w:r>
@@ -2089,7 +2552,7 @@
         <w:pStyle w:val="Compact"/>
         <w:numPr>
           <w:ilvl w:val="3"/>
-          <w:numId w:val="1014"/>
+          <w:numId w:val="1016"/>
         </w:numPr>
       </w:pPr>
       <w:r>
@@ -2104,7 +2567,7 @@
         <w:pStyle w:val="Compact"/>
         <w:numPr>
           <w:ilvl w:val="0"/>
-          <w:numId w:val="1008"/>
+          <w:numId w:val="1010"/>
         </w:numPr>
       </w:pPr>
       <w:r>
@@ -2120,7 +2583,7 @@
         <w:pStyle w:val="Compact"/>
         <w:numPr>
           <w:ilvl w:val="1"/>
-          <w:numId w:val="1015"/>
+          <w:numId w:val="1017"/>
         </w:numPr>
       </w:pPr>
       <w:r>
@@ -2142,7 +2605,7 @@
         <w:pStyle w:val="Compact"/>
         <w:numPr>
           <w:ilvl w:val="0"/>
-          <w:numId w:val="1008"/>
+          <w:numId w:val="1010"/>
         </w:numPr>
       </w:pPr>
       <w:r>
@@ -2158,7 +2621,7 @@
         <w:pStyle w:val="Compact"/>
         <w:numPr>
           <w:ilvl w:val="1"/>
-          <w:numId w:val="1016"/>
+          <w:numId w:val="1018"/>
         </w:numPr>
       </w:pPr>
       <w:r>
@@ -2180,7 +2643,7 @@
         <w:pStyle w:val="Compact"/>
         <w:numPr>
           <w:ilvl w:val="0"/>
-          <w:numId w:val="1008"/>
+          <w:numId w:val="1010"/>
         </w:numPr>
       </w:pPr>
       <w:r>
@@ -2214,8 +2677,8 @@
         </w:pict>
       </w:r>
     </w:p>
-    <w:bookmarkEnd w:id="11"/>
-    <w:bookmarkStart w:id="12" w:name="X6216c52b57d1d9e91ce65f51bf8b2c84ecb7b6e"/>
+    <w:bookmarkEnd w:id="12"/>
+    <w:bookmarkStart w:id="13" w:name="X6216c52b57d1d9e91ce65f51bf8b2c84ecb7b6e"/>
     <w:p>
       <w:pPr>
         <w:pStyle w:val="Heading2"/>
@@ -2229,7 +2692,7 @@
         <w:pStyle w:val="Compact"/>
         <w:numPr>
           <w:ilvl w:val="0"/>
-          <w:numId w:val="1017"/>
+          <w:numId w:val="1019"/>
         </w:numPr>
       </w:pPr>
       <w:r>
@@ -2251,7 +2714,7 @@
         <w:pStyle w:val="Compact"/>
         <w:numPr>
           <w:ilvl w:val="0"/>
-          <w:numId w:val="1017"/>
+          <w:numId w:val="1019"/>
         </w:numPr>
       </w:pPr>
       <w:r>
@@ -2273,7 +2736,7 @@
         <w:pStyle w:val="Compact"/>
         <w:numPr>
           <w:ilvl w:val="0"/>
-          <w:numId w:val="1017"/>
+          <w:numId w:val="1019"/>
         </w:numPr>
       </w:pPr>
       <w:r>
@@ -2289,7 +2752,7 @@
         <w:pStyle w:val="Compact"/>
         <w:numPr>
           <w:ilvl w:val="1"/>
-          <w:numId w:val="1018"/>
+          <w:numId w:val="1020"/>
         </w:numPr>
       </w:pPr>
       <w:r>
@@ -2298,265 +2761,6 @@
           <w:bCs/>
         </w:rPr>
         <w:t xml:space="preserve">General:</w:t>
-      </w:r>
-    </w:p>
-    <w:p>
-      <w:pPr>
-        <w:pStyle w:val="Compact"/>
-        <w:numPr>
-          <w:ilvl w:val="2"/>
-          <w:numId w:val="1019"/>
-        </w:numPr>
-      </w:pPr>
-      <w:r>
-        <w:rPr>
-          <w:b/>
-          <w:bCs/>
-        </w:rPr>
-        <w:t xml:space="preserve">Batch Size:</w:t>
-      </w:r>
-      <w:r>
-        <w:t xml:space="preserve"> </w:t>
-      </w:r>
-      <w:r>
-        <w:t xml:space="preserve">64</w:t>
-      </w:r>
-    </w:p>
-    <w:p>
-      <w:pPr>
-        <w:pStyle w:val="Compact"/>
-        <w:numPr>
-          <w:ilvl w:val="2"/>
-          <w:numId w:val="1019"/>
-        </w:numPr>
-      </w:pPr>
-      <w:r>
-        <w:rPr>
-          <w:b/>
-          <w:bCs/>
-        </w:rPr>
-        <w:t xml:space="preserve">Learning Rate:</w:t>
-      </w:r>
-      <w:r>
-        <w:t xml:space="preserve"> </w:t>
-      </w:r>
-      <w:r>
-        <w:t xml:space="preserve">0.001</w:t>
-      </w:r>
-    </w:p>
-    <w:p>
-      <w:pPr>
-        <w:pStyle w:val="Compact"/>
-        <w:numPr>
-          <w:ilvl w:val="2"/>
-          <w:numId w:val="1019"/>
-        </w:numPr>
-      </w:pPr>
-      <w:r>
-        <w:rPr>
-          <w:b/>
-          <w:bCs/>
-        </w:rPr>
-        <w:t xml:space="preserve">Optimizer:</w:t>
-      </w:r>
-      <w:r>
-        <w:t xml:space="preserve"> </w:t>
-      </w:r>
-      <w:r>
-        <w:t xml:space="preserve">Adam</w:t>
-      </w:r>
-    </w:p>
-    <w:p>
-      <w:pPr>
-        <w:pStyle w:val="Compact"/>
-        <w:numPr>
-          <w:ilvl w:val="2"/>
-          <w:numId w:val="1019"/>
-        </w:numPr>
-      </w:pPr>
-      <w:r>
-        <w:rPr>
-          <w:b/>
-          <w:bCs/>
-        </w:rPr>
-        <w:t xml:space="preserve">Scheduler:</w:t>
-      </w:r>
-      <w:r>
-        <w:t xml:space="preserve"> </w:t>
-      </w:r>
-      <w:r>
-        <w:rPr>
-          <w:rStyle w:val="VerbatimChar"/>
-        </w:rPr>
-        <w:t xml:space="preserve">LambdaLR</w:t>
-      </w:r>
-      <w:r>
-        <w:t xml:space="preserve"> </w:t>
-      </w:r>
-      <w:r>
-        <w:t xml:space="preserve">(Incorrectly stepped per-epoch).</w:t>
-      </w:r>
-    </w:p>
-    <w:p>
-      <w:pPr>
-        <w:pStyle w:val="Compact"/>
-        <w:numPr>
-          <w:ilvl w:val="1"/>
-          <w:numId w:val="1018"/>
-        </w:numPr>
-      </w:pPr>
-      <w:r>
-        <w:rPr>
-          <w:b/>
-          <w:bCs/>
-        </w:rPr>
-        <w:t xml:space="preserve">Quantum Circuit (</w:t>
-      </w:r>
-      <w:r>
-        <w:rPr>
-          <w:rStyle w:val="VerbatimChar"/>
-          <w:b/>
-          <w:bCs/>
-        </w:rPr>
-        <w:t xml:space="preserve">quanv_circuit</w:t>
-      </w:r>
-      <w:r>
-        <w:rPr>
-          <w:b/>
-          <w:bCs/>
-        </w:rPr>
-        <w:t xml:space="preserve">):</w:t>
-      </w:r>
-    </w:p>
-    <w:p>
-      <w:pPr>
-        <w:pStyle w:val="Compact"/>
-        <w:numPr>
-          <w:ilvl w:val="2"/>
-          <w:numId w:val="1020"/>
-        </w:numPr>
-      </w:pPr>
-      <w:r>
-        <w:rPr>
-          <w:b/>
-          <w:bCs/>
-        </w:rPr>
-        <w:t xml:space="preserve">Qubits (</w:t>
-      </w:r>
-      <w:r>
-        <w:rPr>
-          <w:rStyle w:val="VerbatimChar"/>
-          <w:b/>
-          <w:bCs/>
-        </w:rPr>
-        <w:t xml:space="preserve">N_QUBITS</w:t>
-      </w:r>
-      <w:r>
-        <w:rPr>
-          <w:b/>
-          <w:bCs/>
-        </w:rPr>
-        <w:t xml:space="preserve">):</w:t>
-      </w:r>
-      <w:r>
-        <w:t xml:space="preserve"> </w:t>
-      </w:r>
-      <w:r>
-        <w:t xml:space="preserve">4</w:t>
-      </w:r>
-    </w:p>
-    <w:p>
-      <w:pPr>
-        <w:pStyle w:val="Compact"/>
-        <w:numPr>
-          <w:ilvl w:val="2"/>
-          <w:numId w:val="1020"/>
-        </w:numPr>
-      </w:pPr>
-      <w:r>
-        <w:rPr>
-          <w:b/>
-          <w:bCs/>
-        </w:rPr>
-        <w:t xml:space="preserve">Quantum Device:</w:t>
-      </w:r>
-      <w:r>
-        <w:t xml:space="preserve"> </w:t>
-      </w:r>
-      <w:r>
-        <w:rPr>
-          <w:rStyle w:val="VerbatimChar"/>
-        </w:rPr>
-        <w:t xml:space="preserve">lightning.gpu</w:t>
-      </w:r>
-      <w:r>
-        <w:t xml:space="preserve"> </w:t>
-      </w:r>
-      <w:r>
-        <w:t xml:space="preserve">(L4 GPU)</w:t>
-      </w:r>
-    </w:p>
-    <w:p>
-      <w:pPr>
-        <w:pStyle w:val="Compact"/>
-        <w:numPr>
-          <w:ilvl w:val="2"/>
-          <w:numId w:val="1020"/>
-        </w:numPr>
-      </w:pPr>
-      <w:r>
-        <w:rPr>
-          <w:b/>
-          <w:bCs/>
-        </w:rPr>
-        <w:t xml:space="preserve">Diff Method:</w:t>
-      </w:r>
-      <w:r>
-        <w:t xml:space="preserve"> </w:t>
-      </w:r>
-      <w:r>
-        <w:rPr>
-          <w:rStyle w:val="VerbatimChar"/>
-        </w:rPr>
-        <w:t xml:space="preserve">adjoint</w:t>
-      </w:r>
-    </w:p>
-    <w:p>
-      <w:pPr>
-        <w:pStyle w:val="Compact"/>
-        <w:numPr>
-          <w:ilvl w:val="2"/>
-          <w:numId w:val="1020"/>
-        </w:numPr>
-      </w:pPr>
-      <w:r>
-        <w:rPr>
-          <w:b/>
-          <w:bCs/>
-        </w:rPr>
-        <w:t xml:space="preserve">Structure:</w:t>
-      </w:r>
-      <w:r>
-        <w:t xml:space="preserve"> </w:t>
-      </w:r>
-      <w:r>
-        <w:t xml:space="preserve">Unchanged from V1.</w:t>
-      </w:r>
-    </w:p>
-    <w:p>
-      <w:pPr>
-        <w:pStyle w:val="Compact"/>
-        <w:numPr>
-          <w:ilvl w:val="1"/>
-          <w:numId w:val="1018"/>
-        </w:numPr>
-      </w:pPr>
-      <w:r>
-        <w:rPr>
-          <w:b/>
-          <w:bCs/>
-        </w:rPr>
-        <w:t xml:space="preserve">Hybrid Architecture:</w:t>
       </w:r>
     </w:p>
     <w:p>
@@ -2572,13 +2776,13 @@
           <w:b/>
           <w:bCs/>
         </w:rPr>
-        <w:t xml:space="preserve">Input:</w:t>
-      </w:r>
-      <w:r>
-        <w:t xml:space="preserve"> </w:t>
-      </w:r>
-      <w:r>
-        <w:t xml:space="preserve">32x32 grayscale image.</w:t>
+        <w:t xml:space="preserve">Batch Size:</w:t>
+      </w:r>
+      <w:r>
+        <w:t xml:space="preserve"> </w:t>
+      </w:r>
+      <w:r>
+        <w:t xml:space="preserve">64</w:t>
       </w:r>
     </w:p>
     <w:p>
@@ -2594,13 +2798,13 @@
           <w:b/>
           <w:bCs/>
         </w:rPr>
-        <w:t xml:space="preserve">Classical Pre-processing:</w:t>
-      </w:r>
-      <w:r>
-        <w:t xml:space="preserve"> </w:t>
-      </w:r>
-      <w:r>
-        <w:t xml:space="preserve">None.</w:t>
+        <w:t xml:space="preserve">Learning Rate:</w:t>
+      </w:r>
+      <w:r>
+        <w:t xml:space="preserve"> </w:t>
+      </w:r>
+      <w:r>
+        <w:t xml:space="preserve">0.001</w:t>
       </w:r>
     </w:p>
     <w:p>
@@ -2616,73 +2820,13 @@
           <w:b/>
           <w:bCs/>
         </w:rPr>
-        <w:t xml:space="preserve">Quantum Layer (</w:t>
-      </w:r>
-      <w:r>
-        <w:rPr>
-          <w:rStyle w:val="VerbatimChar"/>
-          <w:b/>
-          <w:bCs/>
-        </w:rPr>
-        <w:t xml:space="preserve">QuanvLayer</w:t>
-      </w:r>
-      <w:r>
-        <w:rPr>
-          <w:b/>
-          <w:bCs/>
-        </w:rPr>
-        <w:t xml:space="preserve">):</w:t>
-      </w:r>
-    </w:p>
-    <w:p>
-      <w:pPr>
-        <w:pStyle w:val="Compact"/>
-        <w:numPr>
-          <w:ilvl w:val="3"/>
-          <w:numId w:val="1022"/>
-        </w:numPr>
-      </w:pPr>
-      <w:r>
-        <w:t xml:space="preserve">Vectorized implementation using PyTorch</w:t>
-      </w:r>
-      <w:r>
-        <w:t xml:space="preserve"> </w:t>
-      </w:r>
-      <w:r>
-        <w:rPr>
-          <w:rStyle w:val="VerbatimChar"/>
-        </w:rPr>
-        <w:t xml:space="preserve">unfold</w:t>
-      </w:r>
-      <w:r>
-        <w:t xml:space="preserve"> </w:t>
-      </w:r>
-      <w:r>
-        <w:t xml:space="preserve">and</w:t>
-      </w:r>
-      <w:r>
-        <w:t xml:space="preserve"> </w:t>
-      </w:r>
-      <w:r>
-        <w:rPr>
-          <w:rStyle w:val="VerbatimChar"/>
-        </w:rPr>
-        <w:t xml:space="preserve">reshape</w:t>
-      </w:r>
-      <w:r>
-        <w:t xml:space="preserve">.</w:t>
-      </w:r>
-    </w:p>
-    <w:p>
-      <w:pPr>
-        <w:pStyle w:val="Compact"/>
-        <w:numPr>
-          <w:ilvl w:val="3"/>
-          <w:numId w:val="1022"/>
-        </w:numPr>
-      </w:pPr>
-      <w:r>
-        <w:t xml:space="preserve">Processes 256 patches in a single batch operation.</w:t>
+        <w:t xml:space="preserve">Optimizer:</w:t>
+      </w:r>
+      <w:r>
+        <w:t xml:space="preserve"> </w:t>
+      </w:r>
+      <w:r>
+        <w:t xml:space="preserve">Adam</w:t>
       </w:r>
     </w:p>
     <w:p>
@@ -2698,6 +2842,325 @@
           <w:b/>
           <w:bCs/>
         </w:rPr>
+        <w:t xml:space="preserve">Scheduler:</w:t>
+      </w:r>
+      <w:r>
+        <w:t xml:space="preserve"> </w:t>
+      </w:r>
+      <w:r>
+        <w:rPr>
+          <w:rStyle w:val="VerbatimChar"/>
+        </w:rPr>
+        <w:t xml:space="preserve">LambdaLR</w:t>
+      </w:r>
+      <w:r>
+        <w:t xml:space="preserve"> </w:t>
+      </w:r>
+      <w:r>
+        <w:t xml:space="preserve">(Incorrectly stepped per-epoch).</w:t>
+      </w:r>
+    </w:p>
+    <w:p>
+      <w:pPr>
+        <w:pStyle w:val="Compact"/>
+        <w:numPr>
+          <w:ilvl w:val="1"/>
+          <w:numId w:val="1020"/>
+        </w:numPr>
+      </w:pPr>
+      <w:r>
+        <w:rPr>
+          <w:b/>
+          <w:bCs/>
+        </w:rPr>
+        <w:t xml:space="preserve">Quantum Circuit (</w:t>
+      </w:r>
+      <w:r>
+        <w:rPr>
+          <w:rStyle w:val="VerbatimChar"/>
+          <w:b/>
+          <w:bCs/>
+        </w:rPr>
+        <w:t xml:space="preserve">quanv_circuit</w:t>
+      </w:r>
+      <w:r>
+        <w:rPr>
+          <w:b/>
+          <w:bCs/>
+        </w:rPr>
+        <w:t xml:space="preserve">):</w:t>
+      </w:r>
+    </w:p>
+    <w:p>
+      <w:pPr>
+        <w:pStyle w:val="Compact"/>
+        <w:numPr>
+          <w:ilvl w:val="2"/>
+          <w:numId w:val="1022"/>
+        </w:numPr>
+      </w:pPr>
+      <w:r>
+        <w:rPr>
+          <w:b/>
+          <w:bCs/>
+        </w:rPr>
+        <w:t xml:space="preserve">Qubits (</w:t>
+      </w:r>
+      <w:r>
+        <w:rPr>
+          <w:rStyle w:val="VerbatimChar"/>
+          <w:b/>
+          <w:bCs/>
+        </w:rPr>
+        <w:t xml:space="preserve">N_QUBITS</w:t>
+      </w:r>
+      <w:r>
+        <w:rPr>
+          <w:b/>
+          <w:bCs/>
+        </w:rPr>
+        <w:t xml:space="preserve">):</w:t>
+      </w:r>
+      <w:r>
+        <w:t xml:space="preserve"> </w:t>
+      </w:r>
+      <w:r>
+        <w:t xml:space="preserve">4</w:t>
+      </w:r>
+    </w:p>
+    <w:p>
+      <w:pPr>
+        <w:pStyle w:val="Compact"/>
+        <w:numPr>
+          <w:ilvl w:val="2"/>
+          <w:numId w:val="1022"/>
+        </w:numPr>
+      </w:pPr>
+      <w:r>
+        <w:rPr>
+          <w:b/>
+          <w:bCs/>
+        </w:rPr>
+        <w:t xml:space="preserve">Quantum Device:</w:t>
+      </w:r>
+      <w:r>
+        <w:t xml:space="preserve"> </w:t>
+      </w:r>
+      <w:r>
+        <w:rPr>
+          <w:rStyle w:val="VerbatimChar"/>
+        </w:rPr>
+        <w:t xml:space="preserve">lightning.gpu</w:t>
+      </w:r>
+      <w:r>
+        <w:t xml:space="preserve"> </w:t>
+      </w:r>
+      <w:r>
+        <w:t xml:space="preserve">(L4 GPU)</w:t>
+      </w:r>
+    </w:p>
+    <w:p>
+      <w:pPr>
+        <w:pStyle w:val="Compact"/>
+        <w:numPr>
+          <w:ilvl w:val="2"/>
+          <w:numId w:val="1022"/>
+        </w:numPr>
+      </w:pPr>
+      <w:r>
+        <w:rPr>
+          <w:b/>
+          <w:bCs/>
+        </w:rPr>
+        <w:t xml:space="preserve">Diff Method:</w:t>
+      </w:r>
+      <w:r>
+        <w:t xml:space="preserve"> </w:t>
+      </w:r>
+      <w:r>
+        <w:rPr>
+          <w:rStyle w:val="VerbatimChar"/>
+        </w:rPr>
+        <w:t xml:space="preserve">adjoint</w:t>
+      </w:r>
+    </w:p>
+    <w:p>
+      <w:pPr>
+        <w:pStyle w:val="Compact"/>
+        <w:numPr>
+          <w:ilvl w:val="2"/>
+          <w:numId w:val="1022"/>
+        </w:numPr>
+      </w:pPr>
+      <w:r>
+        <w:rPr>
+          <w:b/>
+          <w:bCs/>
+        </w:rPr>
+        <w:t xml:space="preserve">Structure:</w:t>
+      </w:r>
+      <w:r>
+        <w:t xml:space="preserve"> </w:t>
+      </w:r>
+      <w:r>
+        <w:t xml:space="preserve">Unchanged from V1.</w:t>
+      </w:r>
+    </w:p>
+    <w:p>
+      <w:pPr>
+        <w:pStyle w:val="Compact"/>
+        <w:numPr>
+          <w:ilvl w:val="1"/>
+          <w:numId w:val="1020"/>
+        </w:numPr>
+      </w:pPr>
+      <w:r>
+        <w:rPr>
+          <w:b/>
+          <w:bCs/>
+        </w:rPr>
+        <w:t xml:space="preserve">Hybrid Architecture:</w:t>
+      </w:r>
+    </w:p>
+    <w:p>
+      <w:pPr>
+        <w:pStyle w:val="Compact"/>
+        <w:numPr>
+          <w:ilvl w:val="2"/>
+          <w:numId w:val="1023"/>
+        </w:numPr>
+      </w:pPr>
+      <w:r>
+        <w:rPr>
+          <w:b/>
+          <w:bCs/>
+        </w:rPr>
+        <w:t xml:space="preserve">Input:</w:t>
+      </w:r>
+      <w:r>
+        <w:t xml:space="preserve"> </w:t>
+      </w:r>
+      <w:r>
+        <w:t xml:space="preserve">32x32 grayscale image.</w:t>
+      </w:r>
+    </w:p>
+    <w:p>
+      <w:pPr>
+        <w:pStyle w:val="Compact"/>
+        <w:numPr>
+          <w:ilvl w:val="2"/>
+          <w:numId w:val="1023"/>
+        </w:numPr>
+      </w:pPr>
+      <w:r>
+        <w:rPr>
+          <w:b/>
+          <w:bCs/>
+        </w:rPr>
+        <w:t xml:space="preserve">Classical Pre-processing:</w:t>
+      </w:r>
+      <w:r>
+        <w:t xml:space="preserve"> </w:t>
+      </w:r>
+      <w:r>
+        <w:t xml:space="preserve">None.</w:t>
+      </w:r>
+    </w:p>
+    <w:p>
+      <w:pPr>
+        <w:pStyle w:val="Compact"/>
+        <w:numPr>
+          <w:ilvl w:val="2"/>
+          <w:numId w:val="1023"/>
+        </w:numPr>
+      </w:pPr>
+      <w:r>
+        <w:rPr>
+          <w:b/>
+          <w:bCs/>
+        </w:rPr>
+        <w:t xml:space="preserve">Quantum Layer (</w:t>
+      </w:r>
+      <w:r>
+        <w:rPr>
+          <w:rStyle w:val="VerbatimChar"/>
+          <w:b/>
+          <w:bCs/>
+        </w:rPr>
+        <w:t xml:space="preserve">QuanvLayer</w:t>
+      </w:r>
+      <w:r>
+        <w:rPr>
+          <w:b/>
+          <w:bCs/>
+        </w:rPr>
+        <w:t xml:space="preserve">):</w:t>
+      </w:r>
+    </w:p>
+    <w:p>
+      <w:pPr>
+        <w:pStyle w:val="Compact"/>
+        <w:numPr>
+          <w:ilvl w:val="3"/>
+          <w:numId w:val="1024"/>
+        </w:numPr>
+      </w:pPr>
+      <w:r>
+        <w:t xml:space="preserve">Vectorized implementation using PyTorch</w:t>
+      </w:r>
+      <w:r>
+        <w:t xml:space="preserve"> </w:t>
+      </w:r>
+      <w:r>
+        <w:rPr>
+          <w:rStyle w:val="VerbatimChar"/>
+        </w:rPr>
+        <w:t xml:space="preserve">unfold</w:t>
+      </w:r>
+      <w:r>
+        <w:t xml:space="preserve"> </w:t>
+      </w:r>
+      <w:r>
+        <w:t xml:space="preserve">and</w:t>
+      </w:r>
+      <w:r>
+        <w:t xml:space="preserve"> </w:t>
+      </w:r>
+      <w:r>
+        <w:rPr>
+          <w:rStyle w:val="VerbatimChar"/>
+        </w:rPr>
+        <w:t xml:space="preserve">reshape</w:t>
+      </w:r>
+      <w:r>
+        <w:t xml:space="preserve">.</w:t>
+      </w:r>
+    </w:p>
+    <w:p>
+      <w:pPr>
+        <w:pStyle w:val="Compact"/>
+        <w:numPr>
+          <w:ilvl w:val="3"/>
+          <w:numId w:val="1024"/>
+        </w:numPr>
+      </w:pPr>
+      <w:r>
+        <w:t xml:space="preserve">Processes 256 patches in a single batch operation.</w:t>
+      </w:r>
+    </w:p>
+    <w:p>
+      <w:pPr>
+        <w:pStyle w:val="Compact"/>
+        <w:numPr>
+          <w:ilvl w:val="2"/>
+          <w:numId w:val="1023"/>
+        </w:numPr>
+      </w:pPr>
+      <w:r>
+        <w:rPr>
+          <w:b/>
+          <w:bCs/>
+        </w:rPr>
         <w:t xml:space="preserve">Classical Post-processing:</w:t>
       </w:r>
     </w:p>
@@ -2706,7 +3169,7 @@
         <w:pStyle w:val="Compact"/>
         <w:numPr>
           <w:ilvl w:val="3"/>
-          <w:numId w:val="1023"/>
+          <w:numId w:val="1025"/>
         </w:numPr>
       </w:pPr>
       <w:r>
@@ -2721,7 +3184,7 @@
         <w:pStyle w:val="Compact"/>
         <w:numPr>
           <w:ilvl w:val="3"/>
-          <w:numId w:val="1023"/>
+          <w:numId w:val="1025"/>
         </w:numPr>
       </w:pPr>
       <w:r>
@@ -2736,7 +3199,7 @@
         <w:pStyle w:val="Compact"/>
         <w:numPr>
           <w:ilvl w:val="3"/>
-          <w:numId w:val="1023"/>
+          <w:numId w:val="1025"/>
         </w:numPr>
       </w:pPr>
       <w:r>
@@ -2751,7 +3214,7 @@
         <w:pStyle w:val="Compact"/>
         <w:numPr>
           <w:ilvl w:val="3"/>
-          <w:numId w:val="1023"/>
+          <w:numId w:val="1025"/>
         </w:numPr>
       </w:pPr>
       <w:r>
@@ -2766,7 +3229,7 @@
         <w:pStyle w:val="Compact"/>
         <w:numPr>
           <w:ilvl w:val="0"/>
-          <w:numId w:val="1017"/>
+          <w:numId w:val="1019"/>
         </w:numPr>
       </w:pPr>
       <w:r>
@@ -2782,7 +3245,7 @@
         <w:pStyle w:val="Compact"/>
         <w:numPr>
           <w:ilvl w:val="1"/>
-          <w:numId w:val="1024"/>
+          <w:numId w:val="1026"/>
         </w:numPr>
       </w:pPr>
       <w:r>
@@ -2804,7 +3267,7 @@
         <w:pStyle w:val="Compact"/>
         <w:numPr>
           <w:ilvl w:val="1"/>
-          <w:numId w:val="1024"/>
+          <w:numId w:val="1026"/>
         </w:numPr>
       </w:pPr>
       <w:r>
@@ -2826,7 +3289,7 @@
         <w:pStyle w:val="Compact"/>
         <w:numPr>
           <w:ilvl w:val="0"/>
-          <w:numId w:val="1017"/>
+          <w:numId w:val="1019"/>
         </w:numPr>
       </w:pPr>
       <w:r>
@@ -2842,7 +3305,7 @@
         <w:pStyle w:val="Compact"/>
         <w:numPr>
           <w:ilvl w:val="1"/>
-          <w:numId w:val="1025"/>
+          <w:numId w:val="1027"/>
         </w:numPr>
       </w:pPr>
       <w:r>
@@ -2864,7 +3327,7 @@
         <w:pStyle w:val="Compact"/>
         <w:numPr>
           <w:ilvl w:val="0"/>
-          <w:numId w:val="1017"/>
+          <w:numId w:val="1019"/>
         </w:numPr>
       </w:pPr>
       <w:r>
@@ -2898,8 +3361,8 @@
         </w:pict>
       </w:r>
     </w:p>
-    <w:bookmarkEnd w:id="12"/>
-    <w:bookmarkStart w:id="13" w:name="Xb770ad6175aa9618fa3814987b944f6fe2377f4"/>
+    <w:bookmarkEnd w:id="13"/>
+    <w:bookmarkStart w:id="14" w:name="Xb770ad6175aa9618fa3814987b944f6fe2377f4"/>
     <w:p>
       <w:pPr>
         <w:pStyle w:val="Heading2"/>
@@ -2913,7 +3376,7 @@
         <w:pStyle w:val="Compact"/>
         <w:numPr>
           <w:ilvl w:val="0"/>
-          <w:numId w:val="1026"/>
+          <w:numId w:val="1028"/>
         </w:numPr>
       </w:pPr>
       <w:r>
@@ -2935,7 +3398,7 @@
         <w:pStyle w:val="Compact"/>
         <w:numPr>
           <w:ilvl w:val="0"/>
-          <w:numId w:val="1026"/>
+          <w:numId w:val="1028"/>
         </w:numPr>
       </w:pPr>
       <w:r>
@@ -2957,7 +3420,7 @@
         <w:pStyle w:val="Compact"/>
         <w:numPr>
           <w:ilvl w:val="0"/>
-          <w:numId w:val="1026"/>
+          <w:numId w:val="1028"/>
         </w:numPr>
       </w:pPr>
       <w:r>
@@ -2973,7 +3436,7 @@
         <w:pStyle w:val="Compact"/>
         <w:numPr>
           <w:ilvl w:val="1"/>
-          <w:numId w:val="1027"/>
+          <w:numId w:val="1029"/>
         </w:numPr>
       </w:pPr>
       <w:r>
@@ -2982,298 +3445,6 @@
           <w:bCs/>
         </w:rPr>
         <w:t xml:space="preserve">General:</w:t>
-      </w:r>
-    </w:p>
-    <w:p>
-      <w:pPr>
-        <w:pStyle w:val="Compact"/>
-        <w:numPr>
-          <w:ilvl w:val="2"/>
-          <w:numId w:val="1028"/>
-        </w:numPr>
-      </w:pPr>
-      <w:r>
-        <w:rPr>
-          <w:b/>
-          <w:bCs/>
-        </w:rPr>
-        <w:t xml:space="preserve">Batch Size:</w:t>
-      </w:r>
-      <w:r>
-        <w:t xml:space="preserve"> </w:t>
-      </w:r>
-      <w:r>
-        <w:t xml:space="preserve">64</w:t>
-      </w:r>
-    </w:p>
-    <w:p>
-      <w:pPr>
-        <w:pStyle w:val="Compact"/>
-        <w:numPr>
-          <w:ilvl w:val="2"/>
-          <w:numId w:val="1028"/>
-        </w:numPr>
-      </w:pPr>
-      <w:r>
-        <w:rPr>
-          <w:b/>
-          <w:bCs/>
-        </w:rPr>
-        <w:t xml:space="preserve">Learning Rate:</w:t>
-      </w:r>
-      <w:r>
-        <w:t xml:space="preserve"> </w:t>
-      </w:r>
-      <w:r>
-        <w:t xml:space="preserve">0.001 (Tuned down during experiments)</w:t>
-      </w:r>
-    </w:p>
-    <w:p>
-      <w:pPr>
-        <w:pStyle w:val="Compact"/>
-        <w:numPr>
-          <w:ilvl w:val="2"/>
-          <w:numId w:val="1028"/>
-        </w:numPr>
-      </w:pPr>
-      <w:r>
-        <w:rPr>
-          <w:b/>
-          <w:bCs/>
-        </w:rPr>
-        <w:t xml:space="preserve">Optimizer:</w:t>
-      </w:r>
-      <w:r>
-        <w:t xml:space="preserve"> </w:t>
-      </w:r>
-      <w:r>
-        <w:t xml:space="preserve">Adam</w:t>
-      </w:r>
-    </w:p>
-    <w:p>
-      <w:pPr>
-        <w:pStyle w:val="Compact"/>
-        <w:numPr>
-          <w:ilvl w:val="2"/>
-          <w:numId w:val="1028"/>
-        </w:numPr>
-      </w:pPr>
-      <w:r>
-        <w:rPr>
-          <w:b/>
-          <w:bCs/>
-        </w:rPr>
-        <w:t xml:space="preserve">Scheduler:</w:t>
-      </w:r>
-      <w:r>
-        <w:t xml:space="preserve"> </w:t>
-      </w:r>
-      <w:r>
-        <w:rPr>
-          <w:rStyle w:val="VerbatimChar"/>
-        </w:rPr>
-        <w:t xml:space="preserve">LambdaLR</w:t>
-      </w:r>
-      <w:r>
-        <w:t xml:space="preserve"> </w:t>
-      </w:r>
-      <w:r>
-        <w:t xml:space="preserve">(Correctly stepped per-batch).</w:t>
-      </w:r>
-    </w:p>
-    <w:p>
-      <w:pPr>
-        <w:pStyle w:val="Compact"/>
-        <w:numPr>
-          <w:ilvl w:val="1"/>
-          <w:numId w:val="1027"/>
-        </w:numPr>
-      </w:pPr>
-      <w:r>
-        <w:rPr>
-          <w:b/>
-          <w:bCs/>
-        </w:rPr>
-        <w:t xml:space="preserve">Quantum Circuit (</w:t>
-      </w:r>
-      <w:r>
-        <w:rPr>
-          <w:rStyle w:val="VerbatimChar"/>
-          <w:b/>
-          <w:bCs/>
-        </w:rPr>
-        <w:t xml:space="preserve">quanv_circuit</w:t>
-      </w:r>
-      <w:r>
-        <w:rPr>
-          <w:b/>
-          <w:bCs/>
-        </w:rPr>
-        <w:t xml:space="preserve">):</w:t>
-      </w:r>
-    </w:p>
-    <w:p>
-      <w:pPr>
-        <w:pStyle w:val="Compact"/>
-        <w:numPr>
-          <w:ilvl w:val="2"/>
-          <w:numId w:val="1029"/>
-        </w:numPr>
-      </w:pPr>
-      <w:r>
-        <w:rPr>
-          <w:b/>
-          <w:bCs/>
-        </w:rPr>
-        <w:t xml:space="preserve">Qubits (</w:t>
-      </w:r>
-      <w:r>
-        <w:rPr>
-          <w:rStyle w:val="VerbatimChar"/>
-          <w:b/>
-          <w:bCs/>
-        </w:rPr>
-        <w:t xml:space="preserve">N_QUBITS</w:t>
-      </w:r>
-      <w:r>
-        <w:rPr>
-          <w:b/>
-          <w:bCs/>
-        </w:rPr>
-        <w:t xml:space="preserve">):</w:t>
-      </w:r>
-      <w:r>
-        <w:t xml:space="preserve"> </w:t>
-      </w:r>
-      <w:r>
-        <w:t xml:space="preserve">4</w:t>
-      </w:r>
-    </w:p>
-    <w:p>
-      <w:pPr>
-        <w:pStyle w:val="Compact"/>
-        <w:numPr>
-          <w:ilvl w:val="2"/>
-          <w:numId w:val="1029"/>
-        </w:numPr>
-      </w:pPr>
-      <w:r>
-        <w:rPr>
-          <w:b/>
-          <w:bCs/>
-        </w:rPr>
-        <w:t xml:space="preserve">Quantum Device:</w:t>
-      </w:r>
-      <w:r>
-        <w:t xml:space="preserve"> </w:t>
-      </w:r>
-      <w:r>
-        <w:rPr>
-          <w:rStyle w:val="VerbatimChar"/>
-        </w:rPr>
-        <w:t xml:space="preserve">lightning.gpu</w:t>
-      </w:r>
-    </w:p>
-    <w:p>
-      <w:pPr>
-        <w:pStyle w:val="Compact"/>
-        <w:numPr>
-          <w:ilvl w:val="2"/>
-          <w:numId w:val="1029"/>
-        </w:numPr>
-      </w:pPr>
-      <w:r>
-        <w:rPr>
-          <w:b/>
-          <w:bCs/>
-        </w:rPr>
-        <w:t xml:space="preserve">Diff Method:</w:t>
-      </w:r>
-      <w:r>
-        <w:t xml:space="preserve"> </w:t>
-      </w:r>
-      <w:r>
-        <w:rPr>
-          <w:rStyle w:val="VerbatimChar"/>
-        </w:rPr>
-        <w:t xml:space="preserve">adjoint</w:t>
-      </w:r>
-    </w:p>
-    <w:p>
-      <w:pPr>
-        <w:pStyle w:val="Compact"/>
-        <w:numPr>
-          <w:ilvl w:val="2"/>
-          <w:numId w:val="1029"/>
-        </w:numPr>
-      </w:pPr>
-      <w:r>
-        <w:rPr>
-          <w:b/>
-          <w:bCs/>
-        </w:rPr>
-        <w:t xml:space="preserve">Structure:</w:t>
-      </w:r>
-      <w:r>
-        <w:t xml:space="preserve"> </w:t>
-      </w:r>
-      <w:r>
-        <w:rPr>
-          <w:rStyle w:val="VerbatimChar"/>
-        </w:rPr>
-        <w:t xml:space="preserve">AngleEmbedding</w:t>
-      </w:r>
-      <w:r>
-        <w:t xml:space="preserve"> </w:t>
-      </w:r>
-      <w:r>
-        <w:t xml:space="preserve">-&gt;</w:t>
-      </w:r>
-      <w:r>
-        <w:t xml:space="preserve"> </w:t>
-      </w:r>
-      <w:r>
-        <w:rPr>
-          <w:rStyle w:val="VerbatimChar"/>
-        </w:rPr>
-        <w:t xml:space="preserve">Rot</w:t>
-      </w:r>
-      <w:r>
-        <w:t xml:space="preserve"> </w:t>
-      </w:r>
-      <w:r>
-        <w:t xml:space="preserve">gates -&gt;</w:t>
-      </w:r>
-      <w:r>
-        <w:t xml:space="preserve"> </w:t>
-      </w:r>
-      <w:r>
-        <w:rPr>
-          <w:rStyle w:val="VerbatimChar"/>
-        </w:rPr>
-        <w:t xml:space="preserve">CNOT</w:t>
-      </w:r>
-      <w:r>
-        <w:t xml:space="preserve"> </w:t>
-      </w:r>
-      <w:r>
-        <w:t xml:space="preserve">chain.</w:t>
-      </w:r>
-    </w:p>
-    <w:p>
-      <w:pPr>
-        <w:pStyle w:val="Compact"/>
-        <w:numPr>
-          <w:ilvl w:val="1"/>
-          <w:numId w:val="1027"/>
-        </w:numPr>
-      </w:pPr>
-      <w:r>
-        <w:rPr>
-          <w:b/>
-          <w:bCs/>
-        </w:rPr>
-        <w:t xml:space="preserve">Hybrid Architecture:</w:t>
       </w:r>
     </w:p>
     <w:p>
@@ -3289,13 +3460,13 @@
           <w:b/>
           <w:bCs/>
         </w:rPr>
-        <w:t xml:space="preserve">Input:</w:t>
-      </w:r>
-      <w:r>
-        <w:t xml:space="preserve"> </w:t>
-      </w:r>
-      <w:r>
-        <w:t xml:space="preserve">32x32 grayscale image.</w:t>
+        <w:t xml:space="preserve">Batch Size:</w:t>
+      </w:r>
+      <w:r>
+        <w:t xml:space="preserve"> </w:t>
+      </w:r>
+      <w:r>
+        <w:t xml:space="preserve">64</w:t>
       </w:r>
     </w:p>
     <w:p>
@@ -3311,43 +3482,13 @@
           <w:b/>
           <w:bCs/>
         </w:rPr>
-        <w:t xml:space="preserve">Classical Pre-processing:</w:t>
-      </w:r>
-    </w:p>
-    <w:p>
-      <w:pPr>
-        <w:pStyle w:val="Compact"/>
-        <w:numPr>
-          <w:ilvl w:val="3"/>
-          <w:numId w:val="1031"/>
-        </w:numPr>
-      </w:pPr>
-      <w:r>
-        <w:rPr>
-          <w:rStyle w:val="VerbatimChar"/>
-        </w:rPr>
-        <w:t xml:space="preserve">nn.Conv2d(1, 4, kernel_size=3, stride=1, padding=1)</w:t>
-      </w:r>
-    </w:p>
-    <w:p>
-      <w:pPr>
-        <w:pStyle w:val="Compact"/>
-        <w:numPr>
-          <w:ilvl w:val="3"/>
-          <w:numId w:val="1031"/>
-        </w:numPr>
-      </w:pPr>
-      <w:r>
-        <w:rPr>
-          <w:rStyle w:val="VerbatimChar"/>
-        </w:rPr>
-        <w:t xml:space="preserve">nn.MaxPool2d(kernel_size=2, stride=2)</w:t>
-      </w:r>
-      <w:r>
-        <w:t xml:space="preserve"> </w:t>
-      </w:r>
-      <w:r>
-        <w:t xml:space="preserve"># Output: 4x16x16</w:t>
+        <w:t xml:space="preserve">Learning Rate:</w:t>
+      </w:r>
+      <w:r>
+        <w:t xml:space="preserve"> </w:t>
+      </w:r>
+      <w:r>
+        <w:t xml:space="preserve">0.001 (Tuned down during experiments)</w:t>
       </w:r>
     </w:p>
     <w:p>
@@ -3363,56 +3504,13 @@
           <w:b/>
           <w:bCs/>
         </w:rPr>
-        <w:t xml:space="preserve">Quantum Layer (</w:t>
-      </w:r>
-      <w:r>
-        <w:rPr>
-          <w:rStyle w:val="VerbatimChar"/>
-          <w:b/>
-          <w:bCs/>
-        </w:rPr>
-        <w:t xml:space="preserve">QuanvLayer</w:t>
-      </w:r>
-      <w:r>
-        <w:rPr>
-          <w:b/>
-          <w:bCs/>
-        </w:rPr>
-        <w:t xml:space="preserve">):</w:t>
-      </w:r>
-    </w:p>
-    <w:p>
-      <w:pPr>
-        <w:pStyle w:val="Compact"/>
-        <w:numPr>
-          <w:ilvl w:val="3"/>
-          <w:numId w:val="1032"/>
-        </w:numPr>
-      </w:pPr>
-      <w:r>
-        <w:t xml:space="preserve">Operates on the 16x16 feature map.</w:t>
-      </w:r>
-    </w:p>
-    <w:p>
-      <w:pPr>
-        <w:pStyle w:val="Compact"/>
-        <w:numPr>
-          <w:ilvl w:val="3"/>
-          <w:numId w:val="1032"/>
-        </w:numPr>
-      </w:pPr>
-      <w:r>
-        <w:rPr>
-          <w:b/>
-          <w:bCs/>
-        </w:rPr>
-        <w:t xml:space="preserve">Total Quantum Executions:</w:t>
-      </w:r>
-      <w:r>
-        <w:t xml:space="preserve"> </w:t>
-      </w:r>
-      <w:r>
-        <w:t xml:space="preserve">64 per image (4x reduction).</w:t>
+        <w:t xml:space="preserve">Optimizer:</w:t>
+      </w:r>
+      <w:r>
+        <w:t xml:space="preserve"> </w:t>
+      </w:r>
+      <w:r>
+        <w:t xml:space="preserve">Adam</w:t>
       </w:r>
     </w:p>
     <w:p>
@@ -3428,7 +3526,255 @@
           <w:b/>
           <w:bCs/>
         </w:rPr>
-        <w:t xml:space="preserve">Classical Post-processing:</w:t>
+        <w:t xml:space="preserve">Scheduler:</w:t>
+      </w:r>
+      <w:r>
+        <w:t xml:space="preserve"> </w:t>
+      </w:r>
+      <w:r>
+        <w:rPr>
+          <w:rStyle w:val="VerbatimChar"/>
+        </w:rPr>
+        <w:t xml:space="preserve">LambdaLR</w:t>
+      </w:r>
+      <w:r>
+        <w:t xml:space="preserve"> </w:t>
+      </w:r>
+      <w:r>
+        <w:t xml:space="preserve">(Correctly stepped per-batch).</w:t>
+      </w:r>
+    </w:p>
+    <w:p>
+      <w:pPr>
+        <w:pStyle w:val="Compact"/>
+        <w:numPr>
+          <w:ilvl w:val="1"/>
+          <w:numId w:val="1029"/>
+        </w:numPr>
+      </w:pPr>
+      <w:r>
+        <w:rPr>
+          <w:b/>
+          <w:bCs/>
+        </w:rPr>
+        <w:t xml:space="preserve">Quantum Circuit (</w:t>
+      </w:r>
+      <w:r>
+        <w:rPr>
+          <w:rStyle w:val="VerbatimChar"/>
+          <w:b/>
+          <w:bCs/>
+        </w:rPr>
+        <w:t xml:space="preserve">quanv_circuit</w:t>
+      </w:r>
+      <w:r>
+        <w:rPr>
+          <w:b/>
+          <w:bCs/>
+        </w:rPr>
+        <w:t xml:space="preserve">):</w:t>
+      </w:r>
+    </w:p>
+    <w:p>
+      <w:pPr>
+        <w:pStyle w:val="Compact"/>
+        <w:numPr>
+          <w:ilvl w:val="2"/>
+          <w:numId w:val="1031"/>
+        </w:numPr>
+      </w:pPr>
+      <w:r>
+        <w:rPr>
+          <w:b/>
+          <w:bCs/>
+        </w:rPr>
+        <w:t xml:space="preserve">Qubits (</w:t>
+      </w:r>
+      <w:r>
+        <w:rPr>
+          <w:rStyle w:val="VerbatimChar"/>
+          <w:b/>
+          <w:bCs/>
+        </w:rPr>
+        <w:t xml:space="preserve">N_QUBITS</w:t>
+      </w:r>
+      <w:r>
+        <w:rPr>
+          <w:b/>
+          <w:bCs/>
+        </w:rPr>
+        <w:t xml:space="preserve">):</w:t>
+      </w:r>
+      <w:r>
+        <w:t xml:space="preserve"> </w:t>
+      </w:r>
+      <w:r>
+        <w:t xml:space="preserve">4</w:t>
+      </w:r>
+    </w:p>
+    <w:p>
+      <w:pPr>
+        <w:pStyle w:val="Compact"/>
+        <w:numPr>
+          <w:ilvl w:val="2"/>
+          <w:numId w:val="1031"/>
+        </w:numPr>
+      </w:pPr>
+      <w:r>
+        <w:rPr>
+          <w:b/>
+          <w:bCs/>
+        </w:rPr>
+        <w:t xml:space="preserve">Quantum Device:</w:t>
+      </w:r>
+      <w:r>
+        <w:t xml:space="preserve"> </w:t>
+      </w:r>
+      <w:r>
+        <w:rPr>
+          <w:rStyle w:val="VerbatimChar"/>
+        </w:rPr>
+        <w:t xml:space="preserve">lightning.gpu</w:t>
+      </w:r>
+    </w:p>
+    <w:p>
+      <w:pPr>
+        <w:pStyle w:val="Compact"/>
+        <w:numPr>
+          <w:ilvl w:val="2"/>
+          <w:numId w:val="1031"/>
+        </w:numPr>
+      </w:pPr>
+      <w:r>
+        <w:rPr>
+          <w:b/>
+          <w:bCs/>
+        </w:rPr>
+        <w:t xml:space="preserve">Diff Method:</w:t>
+      </w:r>
+      <w:r>
+        <w:t xml:space="preserve"> </w:t>
+      </w:r>
+      <w:r>
+        <w:rPr>
+          <w:rStyle w:val="VerbatimChar"/>
+        </w:rPr>
+        <w:t xml:space="preserve">adjoint</w:t>
+      </w:r>
+    </w:p>
+    <w:p>
+      <w:pPr>
+        <w:pStyle w:val="Compact"/>
+        <w:numPr>
+          <w:ilvl w:val="2"/>
+          <w:numId w:val="1031"/>
+        </w:numPr>
+      </w:pPr>
+      <w:r>
+        <w:rPr>
+          <w:b/>
+          <w:bCs/>
+        </w:rPr>
+        <w:t xml:space="preserve">Structure:</w:t>
+      </w:r>
+      <w:r>
+        <w:t xml:space="preserve"> </w:t>
+      </w:r>
+      <w:r>
+        <w:rPr>
+          <w:rStyle w:val="VerbatimChar"/>
+        </w:rPr>
+        <w:t xml:space="preserve">AngleEmbedding</w:t>
+      </w:r>
+      <w:r>
+        <w:t xml:space="preserve"> </w:t>
+      </w:r>
+      <w:r>
+        <w:t xml:space="preserve">-&gt;</w:t>
+      </w:r>
+      <w:r>
+        <w:t xml:space="preserve"> </w:t>
+      </w:r>
+      <w:r>
+        <w:rPr>
+          <w:rStyle w:val="VerbatimChar"/>
+        </w:rPr>
+        <w:t xml:space="preserve">Rot</w:t>
+      </w:r>
+      <w:r>
+        <w:t xml:space="preserve"> </w:t>
+      </w:r>
+      <w:r>
+        <w:t xml:space="preserve">gates -&gt;</w:t>
+      </w:r>
+      <w:r>
+        <w:t xml:space="preserve"> </w:t>
+      </w:r>
+      <w:r>
+        <w:rPr>
+          <w:rStyle w:val="VerbatimChar"/>
+        </w:rPr>
+        <w:t xml:space="preserve">CNOT</w:t>
+      </w:r>
+      <w:r>
+        <w:t xml:space="preserve"> </w:t>
+      </w:r>
+      <w:r>
+        <w:t xml:space="preserve">chain.</w:t>
+      </w:r>
+    </w:p>
+    <w:p>
+      <w:pPr>
+        <w:pStyle w:val="Compact"/>
+        <w:numPr>
+          <w:ilvl w:val="1"/>
+          <w:numId w:val="1029"/>
+        </w:numPr>
+      </w:pPr>
+      <w:r>
+        <w:rPr>
+          <w:b/>
+          <w:bCs/>
+        </w:rPr>
+        <w:t xml:space="preserve">Hybrid Architecture:</w:t>
+      </w:r>
+    </w:p>
+    <w:p>
+      <w:pPr>
+        <w:pStyle w:val="Compact"/>
+        <w:numPr>
+          <w:ilvl w:val="2"/>
+          <w:numId w:val="1032"/>
+        </w:numPr>
+      </w:pPr>
+      <w:r>
+        <w:rPr>
+          <w:b/>
+          <w:bCs/>
+        </w:rPr>
+        <w:t xml:space="preserve">Input:</w:t>
+      </w:r>
+      <w:r>
+        <w:t xml:space="preserve"> </w:t>
+      </w:r>
+      <w:r>
+        <w:t xml:space="preserve">32x32 grayscale image.</w:t>
+      </w:r>
+    </w:p>
+    <w:p>
+      <w:pPr>
+        <w:pStyle w:val="Compact"/>
+        <w:numPr>
+          <w:ilvl w:val="2"/>
+          <w:numId w:val="1032"/>
+        </w:numPr>
+      </w:pPr>
+      <w:r>
+        <w:rPr>
+          <w:b/>
+          <w:bCs/>
+        </w:rPr>
+        <w:t xml:space="preserve">Classical Pre-processing:</w:t>
       </w:r>
     </w:p>
     <w:p>
@@ -3440,6 +3786,123 @@
         </w:numPr>
       </w:pPr>
       <w:r>
+        <w:rPr>
+          <w:rStyle w:val="VerbatimChar"/>
+        </w:rPr>
+        <w:t xml:space="preserve">nn.Conv2d(1, 4, kernel_size=3, stride=1, padding=1)</w:t>
+      </w:r>
+    </w:p>
+    <w:p>
+      <w:pPr>
+        <w:pStyle w:val="Compact"/>
+        <w:numPr>
+          <w:ilvl w:val="3"/>
+          <w:numId w:val="1033"/>
+        </w:numPr>
+      </w:pPr>
+      <w:r>
+        <w:rPr>
+          <w:rStyle w:val="VerbatimChar"/>
+        </w:rPr>
+        <w:t xml:space="preserve">nn.MaxPool2d(kernel_size=2, stride=2)</w:t>
+      </w:r>
+      <w:r>
+        <w:t xml:space="preserve"> </w:t>
+      </w:r>
+      <w:r>
+        <w:t xml:space="preserve"># Output: 4x16x16</w:t>
+      </w:r>
+    </w:p>
+    <w:p>
+      <w:pPr>
+        <w:pStyle w:val="Compact"/>
+        <w:numPr>
+          <w:ilvl w:val="2"/>
+          <w:numId w:val="1032"/>
+        </w:numPr>
+      </w:pPr>
+      <w:r>
+        <w:rPr>
+          <w:b/>
+          <w:bCs/>
+        </w:rPr>
+        <w:t xml:space="preserve">Quantum Layer (</w:t>
+      </w:r>
+      <w:r>
+        <w:rPr>
+          <w:rStyle w:val="VerbatimChar"/>
+          <w:b/>
+          <w:bCs/>
+        </w:rPr>
+        <w:t xml:space="preserve">QuanvLayer</w:t>
+      </w:r>
+      <w:r>
+        <w:rPr>
+          <w:b/>
+          <w:bCs/>
+        </w:rPr>
+        <w:t xml:space="preserve">):</w:t>
+      </w:r>
+    </w:p>
+    <w:p>
+      <w:pPr>
+        <w:pStyle w:val="Compact"/>
+        <w:numPr>
+          <w:ilvl w:val="3"/>
+          <w:numId w:val="1034"/>
+        </w:numPr>
+      </w:pPr>
+      <w:r>
+        <w:t xml:space="preserve">Operates on the 16x16 feature map.</w:t>
+      </w:r>
+    </w:p>
+    <w:p>
+      <w:pPr>
+        <w:pStyle w:val="Compact"/>
+        <w:numPr>
+          <w:ilvl w:val="3"/>
+          <w:numId w:val="1034"/>
+        </w:numPr>
+      </w:pPr>
+      <w:r>
+        <w:rPr>
+          <w:b/>
+          <w:bCs/>
+        </w:rPr>
+        <w:t xml:space="preserve">Total Quantum Executions:</w:t>
+      </w:r>
+      <w:r>
+        <w:t xml:space="preserve"> </w:t>
+      </w:r>
+      <w:r>
+        <w:t xml:space="preserve">64 per image (4x reduction).</w:t>
+      </w:r>
+    </w:p>
+    <w:p>
+      <w:pPr>
+        <w:pStyle w:val="Compact"/>
+        <w:numPr>
+          <w:ilvl w:val="2"/>
+          <w:numId w:val="1032"/>
+        </w:numPr>
+      </w:pPr>
+      <w:r>
+        <w:rPr>
+          <w:b/>
+          <w:bCs/>
+        </w:rPr>
+        <w:t xml:space="preserve">Classical Post-processing:</w:t>
+      </w:r>
+    </w:p>
+    <w:p>
+      <w:pPr>
+        <w:pStyle w:val="Compact"/>
+        <w:numPr>
+          <w:ilvl w:val="3"/>
+          <w:numId w:val="1035"/>
+        </w:numPr>
+      </w:pPr>
+      <w:r>
         <w:t xml:space="preserve">Deeper CNN with multiple</w:t>
       </w:r>
       <w:r>
@@ -3478,7 +3941,7 @@
         <w:pStyle w:val="Compact"/>
         <w:numPr>
           <w:ilvl w:val="0"/>
-          <w:numId w:val="1026"/>
+          <w:numId w:val="1028"/>
         </w:numPr>
       </w:pPr>
       <w:r>
@@ -3494,7 +3957,7 @@
         <w:pStyle w:val="Compact"/>
         <w:numPr>
           <w:ilvl w:val="1"/>
-          <w:numId w:val="1034"/>
+          <w:numId w:val="1036"/>
         </w:numPr>
       </w:pPr>
       <w:r>
@@ -3516,7 +3979,7 @@
         <w:pStyle w:val="Compact"/>
         <w:numPr>
           <w:ilvl w:val="0"/>
-          <w:numId w:val="1026"/>
+          <w:numId w:val="1028"/>
         </w:numPr>
       </w:pPr>
       <w:r>
@@ -3532,7 +3995,7 @@
         <w:pStyle w:val="Compact"/>
         <w:numPr>
           <w:ilvl w:val="1"/>
-          <w:numId w:val="1035"/>
+          <w:numId w:val="1037"/>
         </w:numPr>
       </w:pPr>
       <w:r>
@@ -3554,7 +4017,7 @@
         <w:pStyle w:val="Compact"/>
         <w:numPr>
           <w:ilvl w:val="0"/>
-          <w:numId w:val="1026"/>
+          <w:numId w:val="1028"/>
         </w:numPr>
       </w:pPr>
       <w:r>
@@ -3588,8 +4051,8 @@
         </w:pict>
       </w:r>
     </w:p>
-    <w:bookmarkEnd w:id="13"/>
-    <w:bookmarkStart w:id="14" w:name="X669344379f1ae9576b0ba93d20192ac4f534cee"/>
+    <w:bookmarkEnd w:id="14"/>
+    <w:bookmarkStart w:id="15" w:name="X669344379f1ae9576b0ba93d20192ac4f534cee"/>
     <w:p>
       <w:pPr>
         <w:pStyle w:val="Heading2"/>
@@ -3603,7 +4066,7 @@
         <w:pStyle w:val="Compact"/>
         <w:numPr>
           <w:ilvl w:val="0"/>
-          <w:numId w:val="1036"/>
+          <w:numId w:val="1038"/>
         </w:numPr>
       </w:pPr>
       <w:r>
@@ -3625,7 +4088,7 @@
         <w:pStyle w:val="Compact"/>
         <w:numPr>
           <w:ilvl w:val="0"/>
-          <w:numId w:val="1036"/>
+          <w:numId w:val="1038"/>
         </w:numPr>
       </w:pPr>
       <w:r>
@@ -3647,7 +4110,7 @@
         <w:pStyle w:val="Compact"/>
         <w:numPr>
           <w:ilvl w:val="0"/>
-          <w:numId w:val="1036"/>
+          <w:numId w:val="1038"/>
         </w:numPr>
       </w:pPr>
       <w:r>
@@ -3663,7 +4126,7 @@
         <w:pStyle w:val="Compact"/>
         <w:numPr>
           <w:ilvl w:val="1"/>
-          <w:numId w:val="1037"/>
+          <w:numId w:val="1039"/>
         </w:numPr>
       </w:pPr>
       <w:r>
@@ -3672,259 +4135,6 @@
           <w:bCs/>
         </w:rPr>
         <w:t xml:space="preserve">General:</w:t>
-      </w:r>
-    </w:p>
-    <w:p>
-      <w:pPr>
-        <w:pStyle w:val="Compact"/>
-        <w:numPr>
-          <w:ilvl w:val="2"/>
-          <w:numId w:val="1038"/>
-        </w:numPr>
-      </w:pPr>
-      <w:r>
-        <w:rPr>
-          <w:b/>
-          <w:bCs/>
-        </w:rPr>
-        <w:t xml:space="preserve">Batch Size:</w:t>
-      </w:r>
-      <w:r>
-        <w:t xml:space="preserve"> </w:t>
-      </w:r>
-      <w:r>
-        <w:t xml:space="preserve">128</w:t>
-      </w:r>
-    </w:p>
-    <w:p>
-      <w:pPr>
-        <w:pStyle w:val="Compact"/>
-        <w:numPr>
-          <w:ilvl w:val="2"/>
-          <w:numId w:val="1038"/>
-        </w:numPr>
-      </w:pPr>
-      <w:r>
-        <w:rPr>
-          <w:b/>
-          <w:bCs/>
-        </w:rPr>
-        <w:t xml:space="preserve">Learning Rate:</w:t>
-      </w:r>
-      <w:r>
-        <w:t xml:space="preserve"> </w:t>
-      </w:r>
-      <w:r>
-        <w:t xml:space="preserve">0.0001</w:t>
-      </w:r>
-    </w:p>
-    <w:p>
-      <w:pPr>
-        <w:pStyle w:val="Compact"/>
-        <w:numPr>
-          <w:ilvl w:val="2"/>
-          <w:numId w:val="1038"/>
-        </w:numPr>
-      </w:pPr>
-      <w:r>
-        <w:rPr>
-          <w:b/>
-          <w:bCs/>
-        </w:rPr>
-        <w:t xml:space="preserve">Optimizer:</w:t>
-      </w:r>
-      <w:r>
-        <w:t xml:space="preserve"> </w:t>
-      </w:r>
-      <w:r>
-        <w:t xml:space="preserve">Adam</w:t>
-      </w:r>
-    </w:p>
-    <w:p>
-      <w:pPr>
-        <w:pStyle w:val="Compact"/>
-        <w:numPr>
-          <w:ilvl w:val="2"/>
-          <w:numId w:val="1038"/>
-        </w:numPr>
-      </w:pPr>
-      <w:r>
-        <w:rPr>
-          <w:b/>
-          <w:bCs/>
-        </w:rPr>
-        <w:t xml:space="preserve">Scheduler:</w:t>
-      </w:r>
-      <w:r>
-        <w:t xml:space="preserve"> </w:t>
-      </w:r>
-      <w:r>
-        <w:rPr>
-          <w:rStyle w:val="VerbatimChar"/>
-        </w:rPr>
-        <w:t xml:space="preserve">LambdaLR</w:t>
-      </w:r>
-      <w:r>
-        <w:t xml:space="preserve"> </w:t>
-      </w:r>
-      <w:r>
-        <w:t xml:space="preserve">with warmup, stepped per-batch.</w:t>
-      </w:r>
-    </w:p>
-    <w:p>
-      <w:pPr>
-        <w:pStyle w:val="Compact"/>
-        <w:numPr>
-          <w:ilvl w:val="1"/>
-          <w:numId w:val="1037"/>
-        </w:numPr>
-      </w:pPr>
-      <w:r>
-        <w:rPr>
-          <w:b/>
-          <w:bCs/>
-        </w:rPr>
-        <w:t xml:space="preserve">Quantum Circuit (</w:t>
-      </w:r>
-      <w:r>
-        <w:rPr>
-          <w:rStyle w:val="VerbatimChar"/>
-          <w:b/>
-          <w:bCs/>
-        </w:rPr>
-        <w:t xml:space="preserve">quanv_circuit</w:t>
-      </w:r>
-      <w:r>
-        <w:rPr>
-          <w:b/>
-          <w:bCs/>
-        </w:rPr>
-        <w:t xml:space="preserve">):</w:t>
-      </w:r>
-    </w:p>
-    <w:p>
-      <w:pPr>
-        <w:pStyle w:val="Compact"/>
-        <w:numPr>
-          <w:ilvl w:val="2"/>
-          <w:numId w:val="1039"/>
-        </w:numPr>
-      </w:pPr>
-      <w:r>
-        <w:rPr>
-          <w:b/>
-          <w:bCs/>
-        </w:rPr>
-        <w:t xml:space="preserve">Qubits (</w:t>
-      </w:r>
-      <w:r>
-        <w:rPr>
-          <w:rStyle w:val="VerbatimChar"/>
-          <w:b/>
-          <w:bCs/>
-        </w:rPr>
-        <w:t xml:space="preserve">N_QUBITS</w:t>
-      </w:r>
-      <w:r>
-        <w:rPr>
-          <w:b/>
-          <w:bCs/>
-        </w:rPr>
-        <w:t xml:space="preserve">):</w:t>
-      </w:r>
-      <w:r>
-        <w:t xml:space="preserve"> </w:t>
-      </w:r>
-      <w:r>
-        <w:t xml:space="preserve">4</w:t>
-      </w:r>
-    </w:p>
-    <w:p>
-      <w:pPr>
-        <w:pStyle w:val="Compact"/>
-        <w:numPr>
-          <w:ilvl w:val="2"/>
-          <w:numId w:val="1039"/>
-        </w:numPr>
-      </w:pPr>
-      <w:r>
-        <w:rPr>
-          <w:b/>
-          <w:bCs/>
-        </w:rPr>
-        <w:t xml:space="preserve">Quantum Device:</w:t>
-      </w:r>
-      <w:r>
-        <w:t xml:space="preserve"> </w:t>
-      </w:r>
-      <w:r>
-        <w:rPr>
-          <w:rStyle w:val="VerbatimChar"/>
-        </w:rPr>
-        <w:t xml:space="preserve">lightning.gpu</w:t>
-      </w:r>
-    </w:p>
-    <w:p>
-      <w:pPr>
-        <w:pStyle w:val="Compact"/>
-        <w:numPr>
-          <w:ilvl w:val="2"/>
-          <w:numId w:val="1039"/>
-        </w:numPr>
-      </w:pPr>
-      <w:r>
-        <w:rPr>
-          <w:b/>
-          <w:bCs/>
-        </w:rPr>
-        <w:t xml:space="preserve">Diff Method:</w:t>
-      </w:r>
-      <w:r>
-        <w:t xml:space="preserve"> </w:t>
-      </w:r>
-      <w:r>
-        <w:rPr>
-          <w:rStyle w:val="VerbatimChar"/>
-        </w:rPr>
-        <w:t xml:space="preserve">adjoint</w:t>
-      </w:r>
-    </w:p>
-    <w:p>
-      <w:pPr>
-        <w:pStyle w:val="Compact"/>
-        <w:numPr>
-          <w:ilvl w:val="2"/>
-          <w:numId w:val="1039"/>
-        </w:numPr>
-      </w:pPr>
-      <w:r>
-        <w:rPr>
-          <w:b/>
-          <w:bCs/>
-        </w:rPr>
-        <w:t xml:space="preserve">Structure:</w:t>
-      </w:r>
-      <w:r>
-        <w:t xml:space="preserve"> </w:t>
-      </w:r>
-      <w:r>
-        <w:t xml:space="preserve">Unchanged from V3.</w:t>
-      </w:r>
-    </w:p>
-    <w:p>
-      <w:pPr>
-        <w:pStyle w:val="Compact"/>
-        <w:numPr>
-          <w:ilvl w:val="1"/>
-          <w:numId w:val="1037"/>
-        </w:numPr>
-      </w:pPr>
-      <w:r>
-        <w:rPr>
-          <w:b/>
-          <w:bCs/>
-        </w:rPr>
-        <w:t xml:space="preserve">Hybrid Architecture:</w:t>
       </w:r>
     </w:p>
     <w:p>
@@ -3940,13 +4150,13 @@
           <w:b/>
           <w:bCs/>
         </w:rPr>
-        <w:t xml:space="preserve">Input:</w:t>
-      </w:r>
-      <w:r>
-        <w:t xml:space="preserve"> </w:t>
-      </w:r>
-      <w:r>
-        <w:t xml:space="preserve">32x32 grayscale image.</w:t>
+        <w:t xml:space="preserve">Batch Size:</w:t>
+      </w:r>
+      <w:r>
+        <w:t xml:space="preserve"> </w:t>
+      </w:r>
+      <w:r>
+        <w:t xml:space="preserve">128</w:t>
       </w:r>
     </w:p>
     <w:p>
@@ -3962,49 +4172,13 @@
           <w:b/>
           <w:bCs/>
         </w:rPr>
-        <w:t xml:space="preserve">Classical Pre-processing:</w:t>
-      </w:r>
-    </w:p>
-    <w:p>
-      <w:pPr>
-        <w:pStyle w:val="Compact"/>
-        <w:numPr>
-          <w:ilvl w:val="3"/>
-          <w:numId w:val="1041"/>
-        </w:numPr>
-      </w:pPr>
-      <w:r>
-        <w:rPr>
-          <w:rStyle w:val="VerbatimChar"/>
-        </w:rPr>
-        <w:t xml:space="preserve">nn.Conv2d(1, 4, kernel_size=3, stride=2, padding=1)</w:t>
-      </w:r>
-      <w:r>
-        <w:t xml:space="preserve"> </w:t>
-      </w:r>
-      <w:r>
-        <w:t xml:space="preserve"># Output: 4x16x16</w:t>
-      </w:r>
-    </w:p>
-    <w:p>
-      <w:pPr>
-        <w:pStyle w:val="Compact"/>
-        <w:numPr>
-          <w:ilvl w:val="3"/>
-          <w:numId w:val="1041"/>
-        </w:numPr>
-      </w:pPr>
-      <w:r>
-        <w:rPr>
-          <w:rStyle w:val="VerbatimChar"/>
-        </w:rPr>
-        <w:t xml:space="preserve">nn.MaxPool2d(kernel_size=2, stride=2)</w:t>
-      </w:r>
-      <w:r>
-        <w:t xml:space="preserve"> </w:t>
-      </w:r>
-      <w:r>
-        <w:t xml:space="preserve"># Output: 4x8x8</w:t>
+        <w:t xml:space="preserve">Learning Rate:</w:t>
+      </w:r>
+      <w:r>
+        <w:t xml:space="preserve"> </w:t>
+      </w:r>
+      <w:r>
+        <w:t xml:space="preserve">0.0001</w:t>
       </w:r>
     </w:p>
     <w:p>
@@ -4020,56 +4194,13 @@
           <w:b/>
           <w:bCs/>
         </w:rPr>
-        <w:t xml:space="preserve">Quantum Layer (</w:t>
-      </w:r>
-      <w:r>
-        <w:rPr>
-          <w:rStyle w:val="VerbatimChar"/>
-          <w:b/>
-          <w:bCs/>
-        </w:rPr>
-        <w:t xml:space="preserve">QuanvLayer</w:t>
-      </w:r>
-      <w:r>
-        <w:rPr>
-          <w:b/>
-          <w:bCs/>
-        </w:rPr>
-        <w:t xml:space="preserve">):</w:t>
-      </w:r>
-    </w:p>
-    <w:p>
-      <w:pPr>
-        <w:pStyle w:val="Compact"/>
-        <w:numPr>
-          <w:ilvl w:val="3"/>
-          <w:numId w:val="1042"/>
-        </w:numPr>
-      </w:pPr>
-      <w:r>
-        <w:t xml:space="preserve">Operates on the 8x8 feature map.</w:t>
-      </w:r>
-    </w:p>
-    <w:p>
-      <w:pPr>
-        <w:pStyle w:val="Compact"/>
-        <w:numPr>
-          <w:ilvl w:val="3"/>
-          <w:numId w:val="1042"/>
-        </w:numPr>
-      </w:pPr>
-      <w:r>
-        <w:rPr>
-          <w:b/>
-          <w:bCs/>
-        </w:rPr>
-        <w:t xml:space="preserve">Total Quantum Executions:</w:t>
-      </w:r>
-      <w:r>
-        <w:t xml:space="preserve"> </w:t>
-      </w:r>
-      <w:r>
-        <w:t xml:space="preserve">16 per image (16x reduction vs V1).</w:t>
+        <w:t xml:space="preserve">Optimizer:</w:t>
+      </w:r>
+      <w:r>
+        <w:t xml:space="preserve"> </w:t>
+      </w:r>
+      <w:r>
+        <w:t xml:space="preserve">Adam</w:t>
       </w:r>
     </w:p>
     <w:p>
@@ -4085,7 +4216,216 @@
           <w:b/>
           <w:bCs/>
         </w:rPr>
-        <w:t xml:space="preserve">Classical Post-processing:</w:t>
+        <w:t xml:space="preserve">Scheduler:</w:t>
+      </w:r>
+      <w:r>
+        <w:t xml:space="preserve"> </w:t>
+      </w:r>
+      <w:r>
+        <w:rPr>
+          <w:rStyle w:val="VerbatimChar"/>
+        </w:rPr>
+        <w:t xml:space="preserve">LambdaLR</w:t>
+      </w:r>
+      <w:r>
+        <w:t xml:space="preserve"> </w:t>
+      </w:r>
+      <w:r>
+        <w:t xml:space="preserve">with warmup, stepped per-batch.</w:t>
+      </w:r>
+    </w:p>
+    <w:p>
+      <w:pPr>
+        <w:pStyle w:val="Compact"/>
+        <w:numPr>
+          <w:ilvl w:val="1"/>
+          <w:numId w:val="1039"/>
+        </w:numPr>
+      </w:pPr>
+      <w:r>
+        <w:rPr>
+          <w:b/>
+          <w:bCs/>
+        </w:rPr>
+        <w:t xml:space="preserve">Quantum Circuit (</w:t>
+      </w:r>
+      <w:r>
+        <w:rPr>
+          <w:rStyle w:val="VerbatimChar"/>
+          <w:b/>
+          <w:bCs/>
+        </w:rPr>
+        <w:t xml:space="preserve">quanv_circuit</w:t>
+      </w:r>
+      <w:r>
+        <w:rPr>
+          <w:b/>
+          <w:bCs/>
+        </w:rPr>
+        <w:t xml:space="preserve">):</w:t>
+      </w:r>
+    </w:p>
+    <w:p>
+      <w:pPr>
+        <w:pStyle w:val="Compact"/>
+        <w:numPr>
+          <w:ilvl w:val="2"/>
+          <w:numId w:val="1041"/>
+        </w:numPr>
+      </w:pPr>
+      <w:r>
+        <w:rPr>
+          <w:b/>
+          <w:bCs/>
+        </w:rPr>
+        <w:t xml:space="preserve">Qubits (</w:t>
+      </w:r>
+      <w:r>
+        <w:rPr>
+          <w:rStyle w:val="VerbatimChar"/>
+          <w:b/>
+          <w:bCs/>
+        </w:rPr>
+        <w:t xml:space="preserve">N_QUBITS</w:t>
+      </w:r>
+      <w:r>
+        <w:rPr>
+          <w:b/>
+          <w:bCs/>
+        </w:rPr>
+        <w:t xml:space="preserve">):</w:t>
+      </w:r>
+      <w:r>
+        <w:t xml:space="preserve"> </w:t>
+      </w:r>
+      <w:r>
+        <w:t xml:space="preserve">4</w:t>
+      </w:r>
+    </w:p>
+    <w:p>
+      <w:pPr>
+        <w:pStyle w:val="Compact"/>
+        <w:numPr>
+          <w:ilvl w:val="2"/>
+          <w:numId w:val="1041"/>
+        </w:numPr>
+      </w:pPr>
+      <w:r>
+        <w:rPr>
+          <w:b/>
+          <w:bCs/>
+        </w:rPr>
+        <w:t xml:space="preserve">Quantum Device:</w:t>
+      </w:r>
+      <w:r>
+        <w:t xml:space="preserve"> </w:t>
+      </w:r>
+      <w:r>
+        <w:rPr>
+          <w:rStyle w:val="VerbatimChar"/>
+        </w:rPr>
+        <w:t xml:space="preserve">lightning.gpu</w:t>
+      </w:r>
+    </w:p>
+    <w:p>
+      <w:pPr>
+        <w:pStyle w:val="Compact"/>
+        <w:numPr>
+          <w:ilvl w:val="2"/>
+          <w:numId w:val="1041"/>
+        </w:numPr>
+      </w:pPr>
+      <w:r>
+        <w:rPr>
+          <w:b/>
+          <w:bCs/>
+        </w:rPr>
+        <w:t xml:space="preserve">Diff Method:</w:t>
+      </w:r>
+      <w:r>
+        <w:t xml:space="preserve"> </w:t>
+      </w:r>
+      <w:r>
+        <w:rPr>
+          <w:rStyle w:val="VerbatimChar"/>
+        </w:rPr>
+        <w:t xml:space="preserve">adjoint</w:t>
+      </w:r>
+    </w:p>
+    <w:p>
+      <w:pPr>
+        <w:pStyle w:val="Compact"/>
+        <w:numPr>
+          <w:ilvl w:val="2"/>
+          <w:numId w:val="1041"/>
+        </w:numPr>
+      </w:pPr>
+      <w:r>
+        <w:rPr>
+          <w:b/>
+          <w:bCs/>
+        </w:rPr>
+        <w:t xml:space="preserve">Structure:</w:t>
+      </w:r>
+      <w:r>
+        <w:t xml:space="preserve"> </w:t>
+      </w:r>
+      <w:r>
+        <w:t xml:space="preserve">Unchanged from V3.</w:t>
+      </w:r>
+    </w:p>
+    <w:p>
+      <w:pPr>
+        <w:pStyle w:val="Compact"/>
+        <w:numPr>
+          <w:ilvl w:val="1"/>
+          <w:numId w:val="1039"/>
+        </w:numPr>
+      </w:pPr>
+      <w:r>
+        <w:rPr>
+          <w:b/>
+          <w:bCs/>
+        </w:rPr>
+        <w:t xml:space="preserve">Hybrid Architecture:</w:t>
+      </w:r>
+    </w:p>
+    <w:p>
+      <w:pPr>
+        <w:pStyle w:val="Compact"/>
+        <w:numPr>
+          <w:ilvl w:val="2"/>
+          <w:numId w:val="1042"/>
+        </w:numPr>
+      </w:pPr>
+      <w:r>
+        <w:rPr>
+          <w:b/>
+          <w:bCs/>
+        </w:rPr>
+        <w:t xml:space="preserve">Input:</w:t>
+      </w:r>
+      <w:r>
+        <w:t xml:space="preserve"> </w:t>
+      </w:r>
+      <w:r>
+        <w:t xml:space="preserve">32x32 grayscale image.</w:t>
+      </w:r>
+    </w:p>
+    <w:p>
+      <w:pPr>
+        <w:pStyle w:val="Compact"/>
+        <w:numPr>
+          <w:ilvl w:val="2"/>
+          <w:numId w:val="1042"/>
+        </w:numPr>
+      </w:pPr>
+      <w:r>
+        <w:rPr>
+          <w:b/>
+          <w:bCs/>
+        </w:rPr>
+        <w:t xml:space="preserve">Classical Pre-processing:</w:t>
       </w:r>
     </w:p>
     <w:p>
@@ -4100,7 +4440,13 @@
         <w:rPr>
           <w:rStyle w:val="VerbatimChar"/>
         </w:rPr>
-        <w:t xml:space="preserve">nn.Conv2d(in_channels=16, ...)</w:t>
+        <w:t xml:space="preserve">nn.Conv2d(1, 4, kernel_size=3, stride=2, padding=1)</w:t>
+      </w:r>
+      <w:r>
+        <w:t xml:space="preserve"> </w:t>
+      </w:r>
+      <w:r>
+        <w:t xml:space="preserve"># Output: 4x16x16</w:t>
       </w:r>
     </w:p>
     <w:p>
@@ -4115,6 +4461,123 @@
         <w:rPr>
           <w:rStyle w:val="VerbatimChar"/>
         </w:rPr>
+        <w:t xml:space="preserve">nn.MaxPool2d(kernel_size=2, stride=2)</w:t>
+      </w:r>
+      <w:r>
+        <w:t xml:space="preserve"> </w:t>
+      </w:r>
+      <w:r>
+        <w:t xml:space="preserve"># Output: 4x8x8</w:t>
+      </w:r>
+    </w:p>
+    <w:p>
+      <w:pPr>
+        <w:pStyle w:val="Compact"/>
+        <w:numPr>
+          <w:ilvl w:val="2"/>
+          <w:numId w:val="1042"/>
+        </w:numPr>
+      </w:pPr>
+      <w:r>
+        <w:rPr>
+          <w:b/>
+          <w:bCs/>
+        </w:rPr>
+        <w:t xml:space="preserve">Quantum Layer (</w:t>
+      </w:r>
+      <w:r>
+        <w:rPr>
+          <w:rStyle w:val="VerbatimChar"/>
+          <w:b/>
+          <w:bCs/>
+        </w:rPr>
+        <w:t xml:space="preserve">QuanvLayer</w:t>
+      </w:r>
+      <w:r>
+        <w:rPr>
+          <w:b/>
+          <w:bCs/>
+        </w:rPr>
+        <w:t xml:space="preserve">):</w:t>
+      </w:r>
+    </w:p>
+    <w:p>
+      <w:pPr>
+        <w:pStyle w:val="Compact"/>
+        <w:numPr>
+          <w:ilvl w:val="3"/>
+          <w:numId w:val="1044"/>
+        </w:numPr>
+      </w:pPr>
+      <w:r>
+        <w:t xml:space="preserve">Operates on the 8x8 feature map.</w:t>
+      </w:r>
+    </w:p>
+    <w:p>
+      <w:pPr>
+        <w:pStyle w:val="Compact"/>
+        <w:numPr>
+          <w:ilvl w:val="3"/>
+          <w:numId w:val="1044"/>
+        </w:numPr>
+      </w:pPr>
+      <w:r>
+        <w:rPr>
+          <w:b/>
+          <w:bCs/>
+        </w:rPr>
+        <w:t xml:space="preserve">Total Quantum Executions:</w:t>
+      </w:r>
+      <w:r>
+        <w:t xml:space="preserve"> </w:t>
+      </w:r>
+      <w:r>
+        <w:t xml:space="preserve">16 per image (16x reduction vs V1).</w:t>
+      </w:r>
+    </w:p>
+    <w:p>
+      <w:pPr>
+        <w:pStyle w:val="Compact"/>
+        <w:numPr>
+          <w:ilvl w:val="2"/>
+          <w:numId w:val="1042"/>
+        </w:numPr>
+      </w:pPr>
+      <w:r>
+        <w:rPr>
+          <w:b/>
+          <w:bCs/>
+        </w:rPr>
+        <w:t xml:space="preserve">Classical Post-processing:</w:t>
+      </w:r>
+    </w:p>
+    <w:p>
+      <w:pPr>
+        <w:pStyle w:val="Compact"/>
+        <w:numPr>
+          <w:ilvl w:val="3"/>
+          <w:numId w:val="1045"/>
+        </w:numPr>
+      </w:pPr>
+      <w:r>
+        <w:rPr>
+          <w:rStyle w:val="VerbatimChar"/>
+        </w:rPr>
+        <w:t xml:space="preserve">nn.Conv2d(in_channels=16, ...)</w:t>
+      </w:r>
+    </w:p>
+    <w:p>
+      <w:pPr>
+        <w:pStyle w:val="Compact"/>
+        <w:numPr>
+          <w:ilvl w:val="3"/>
+          <w:numId w:val="1045"/>
+        </w:numPr>
+      </w:pPr>
+      <w:r>
+        <w:rPr>
+          <w:rStyle w:val="VerbatimChar"/>
+        </w:rPr>
         <w:t xml:space="preserve">nn.GroupNorm(...)</w:t>
       </w:r>
     </w:p>
@@ -4123,7 +4586,7 @@
         <w:pStyle w:val="Compact"/>
         <w:numPr>
           <w:ilvl w:val="3"/>
-          <w:numId w:val="1043"/>
+          <w:numId w:val="1045"/>
         </w:numPr>
       </w:pPr>
       <w:r>
@@ -4138,7 +4601,7 @@
         <w:pStyle w:val="Compact"/>
         <w:numPr>
           <w:ilvl w:val="3"/>
-          <w:numId w:val="1043"/>
+          <w:numId w:val="1045"/>
         </w:numPr>
       </w:pPr>
       <w:r>
@@ -4198,7 +4661,7 @@
         <w:pStyle w:val="Compact"/>
         <w:numPr>
           <w:ilvl w:val="0"/>
-          <w:numId w:val="1036"/>
+          <w:numId w:val="1038"/>
         </w:numPr>
       </w:pPr>
       <w:r>
@@ -4214,7 +4677,7 @@
         <w:pStyle w:val="Compact"/>
         <w:numPr>
           <w:ilvl w:val="1"/>
-          <w:numId w:val="1044"/>
+          <w:numId w:val="1046"/>
         </w:numPr>
       </w:pPr>
       <w:r>
@@ -4236,7 +4699,7 @@
         <w:pStyle w:val="Compact"/>
         <w:numPr>
           <w:ilvl w:val="0"/>
-          <w:numId w:val="1036"/>
+          <w:numId w:val="1038"/>
         </w:numPr>
       </w:pPr>
       <w:r>
@@ -4252,7 +4715,7 @@
         <w:pStyle w:val="Compact"/>
         <w:numPr>
           <w:ilvl w:val="1"/>
-          <w:numId w:val="1045"/>
+          <w:numId w:val="1047"/>
         </w:numPr>
       </w:pPr>
       <w:r>
@@ -4264,7 +4727,7 @@
         <w:pStyle w:val="Compact"/>
         <w:numPr>
           <w:ilvl w:val="0"/>
-          <w:numId w:val="1036"/>
+          <w:numId w:val="1038"/>
         </w:numPr>
       </w:pPr>
       <w:r>
@@ -4288,8 +4751,8 @@
         </w:pict>
       </w:r>
     </w:p>
-    <w:bookmarkEnd w:id="14"/>
-    <w:bookmarkStart w:id="15" w:name="Xcfbbf5871342d431722eea6597834a68fd29c0f"/>
+    <w:bookmarkEnd w:id="15"/>
+    <w:bookmarkStart w:id="16" w:name="Xcfbbf5871342d431722eea6597834a68fd29c0f"/>
     <w:p>
       <w:pPr>
         <w:pStyle w:val="Heading2"/>
@@ -4303,7 +4766,7 @@
         <w:pStyle w:val="Compact"/>
         <w:numPr>
           <w:ilvl w:val="0"/>
-          <w:numId w:val="1046"/>
+          <w:numId w:val="1048"/>
         </w:numPr>
       </w:pPr>
       <w:r>
@@ -4325,7 +4788,7 @@
         <w:pStyle w:val="Compact"/>
         <w:numPr>
           <w:ilvl w:val="0"/>
-          <w:numId w:val="1046"/>
+          <w:numId w:val="1048"/>
         </w:numPr>
       </w:pPr>
       <w:r>
@@ -4347,7 +4810,7 @@
         <w:pStyle w:val="Compact"/>
         <w:numPr>
           <w:ilvl w:val="0"/>
-          <w:numId w:val="1046"/>
+          <w:numId w:val="1048"/>
         </w:numPr>
       </w:pPr>
       <w:r>
@@ -4356,88 +4819,6 @@
           <w:bCs/>
         </w:rPr>
         <w:t xml:space="preserve">Model Configuration:</w:t>
-      </w:r>
-    </w:p>
-    <w:p>
-      <w:pPr>
-        <w:pStyle w:val="Compact"/>
-        <w:numPr>
-          <w:ilvl w:val="1"/>
-          <w:numId w:val="1047"/>
-        </w:numPr>
-      </w:pPr>
-      <w:r>
-        <w:t xml:space="preserve">Identical to</w:t>
-      </w:r>
-      <w:r>
-        <w:t xml:space="preserve"> </w:t>
-      </w:r>
-      <w:r>
-        <w:rPr>
-          <w:b/>
-          <w:bCs/>
-        </w:rPr>
-        <w:t xml:space="preserve">Experiment 04 (V4)</w:t>
-      </w:r>
-      <w:r>
-        <w:t xml:space="preserve"> </w:t>
-      </w:r>
-      <w:r>
-        <w:t xml:space="preserve">in all aspects of architecture and quantum configuration. This experiment only varied training parameters.</w:t>
-      </w:r>
-    </w:p>
-    <w:p>
-      <w:pPr>
-        <w:pStyle w:val="Compact"/>
-        <w:numPr>
-          <w:ilvl w:val="0"/>
-          <w:numId w:val="1046"/>
-        </w:numPr>
-      </w:pPr>
-      <w:r>
-        <w:rPr>
-          <w:b/>
-          <w:bCs/>
-        </w:rPr>
-        <w:t xml:space="preserve">Performance Metrics:</w:t>
-      </w:r>
-    </w:p>
-    <w:p>
-      <w:pPr>
-        <w:pStyle w:val="Compact"/>
-        <w:numPr>
-          <w:ilvl w:val="1"/>
-          <w:numId w:val="1048"/>
-        </w:numPr>
-      </w:pPr>
-      <w:r>
-        <w:rPr>
-          <w:b/>
-          <w:bCs/>
-        </w:rPr>
-        <w:t xml:space="preserve">Batch Time:</w:t>
-      </w:r>
-      <w:r>
-        <w:t xml:space="preserve"> </w:t>
-      </w:r>
-      <w:r>
-        <w:t xml:space="preserve">~205 seconds (consistent with V4).</w:t>
-      </w:r>
-    </w:p>
-    <w:p>
-      <w:pPr>
-        <w:pStyle w:val="Compact"/>
-        <w:numPr>
-          <w:ilvl w:val="0"/>
-          <w:numId w:val="1046"/>
-        </w:numPr>
-      </w:pPr>
-      <w:r>
-        <w:rPr>
-          <w:b/>
-          <w:bCs/>
-        </w:rPr>
-        <w:t xml:space="preserve">Accuracy Metrics (Run interrupted):</w:t>
       </w:r>
     </w:p>
     <w:p>
@@ -4449,6 +4830,88 @@
         </w:numPr>
       </w:pPr>
       <w:r>
+        <w:t xml:space="preserve">Identical to</w:t>
+      </w:r>
+      <w:r>
+        <w:t xml:space="preserve"> </w:t>
+      </w:r>
+      <w:r>
+        <w:rPr>
+          <w:b/>
+          <w:bCs/>
+        </w:rPr>
+        <w:t xml:space="preserve">Experiment 04 (V4)</w:t>
+      </w:r>
+      <w:r>
+        <w:t xml:space="preserve"> </w:t>
+      </w:r>
+      <w:r>
+        <w:t xml:space="preserve">in all aspects of architecture and quantum configuration. This experiment only varied training parameters.</w:t>
+      </w:r>
+    </w:p>
+    <w:p>
+      <w:pPr>
+        <w:pStyle w:val="Compact"/>
+        <w:numPr>
+          <w:ilvl w:val="0"/>
+          <w:numId w:val="1048"/>
+        </w:numPr>
+      </w:pPr>
+      <w:r>
+        <w:rPr>
+          <w:b/>
+          <w:bCs/>
+        </w:rPr>
+        <w:t xml:space="preserve">Performance Metrics:</w:t>
+      </w:r>
+    </w:p>
+    <w:p>
+      <w:pPr>
+        <w:pStyle w:val="Compact"/>
+        <w:numPr>
+          <w:ilvl w:val="1"/>
+          <w:numId w:val="1050"/>
+        </w:numPr>
+      </w:pPr>
+      <w:r>
+        <w:rPr>
+          <w:b/>
+          <w:bCs/>
+        </w:rPr>
+        <w:t xml:space="preserve">Batch Time:</w:t>
+      </w:r>
+      <w:r>
+        <w:t xml:space="preserve"> </w:t>
+      </w:r>
+      <w:r>
+        <w:t xml:space="preserve">~205 seconds (consistent with V4).</w:t>
+      </w:r>
+    </w:p>
+    <w:p>
+      <w:pPr>
+        <w:pStyle w:val="Compact"/>
+        <w:numPr>
+          <w:ilvl w:val="0"/>
+          <w:numId w:val="1048"/>
+        </w:numPr>
+      </w:pPr>
+      <w:r>
+        <w:rPr>
+          <w:b/>
+          <w:bCs/>
+        </w:rPr>
+        <w:t xml:space="preserve">Accuracy Metrics (Run interrupted):</w:t>
+      </w:r>
+    </w:p>
+    <w:p>
+      <w:pPr>
+        <w:pStyle w:val="Compact"/>
+        <w:numPr>
+          <w:ilvl w:val="1"/>
+          <w:numId w:val="1051"/>
+        </w:numPr>
+      </w:pPr>
+      <w:r>
         <w:rPr>
           <w:b/>
           <w:bCs/>
@@ -4467,7 +4930,7 @@
         <w:pStyle w:val="Compact"/>
         <w:numPr>
           <w:ilvl w:val="1"/>
-          <w:numId w:val="1049"/>
+          <w:numId w:val="1051"/>
         </w:numPr>
       </w:pPr>
       <w:r>
@@ -4489,7 +4952,7 @@
         <w:pStyle w:val="Compact"/>
         <w:numPr>
           <w:ilvl w:val="0"/>
-          <w:numId w:val="1046"/>
+          <w:numId w:val="1048"/>
         </w:numPr>
       </w:pPr>
       <w:r>
@@ -4513,8 +4976,8 @@
         </w:pict>
       </w:r>
     </w:p>
-    <w:bookmarkEnd w:id="15"/>
-    <w:bookmarkStart w:id="16" w:name="X82b081016b2f52b9e44bd535efd046a6852883c"/>
+    <w:bookmarkEnd w:id="16"/>
+    <w:bookmarkStart w:id="17" w:name="X82b081016b2f52b9e44bd535efd046a6852883c"/>
     <w:p>
       <w:pPr>
         <w:pStyle w:val="Heading2"/>
@@ -4528,7 +4991,7 @@
         <w:pStyle w:val="Compact"/>
         <w:numPr>
           <w:ilvl w:val="0"/>
-          <w:numId w:val="1050"/>
+          <w:numId w:val="1052"/>
         </w:numPr>
       </w:pPr>
       <w:r>
@@ -4550,7 +5013,7 @@
         <w:pStyle w:val="Compact"/>
         <w:numPr>
           <w:ilvl w:val="0"/>
-          <w:numId w:val="1050"/>
+          <w:numId w:val="1052"/>
         </w:numPr>
       </w:pPr>
       <w:r>
@@ -4572,7 +5035,7 @@
         <w:pStyle w:val="Compact"/>
         <w:numPr>
           <w:ilvl w:val="0"/>
-          <w:numId w:val="1050"/>
+          <w:numId w:val="1052"/>
         </w:numPr>
       </w:pPr>
       <w:r>
@@ -4588,7 +5051,7 @@
         <w:pStyle w:val="Compact"/>
         <w:numPr>
           <w:ilvl w:val="1"/>
-          <w:numId w:val="1051"/>
+          <w:numId w:val="1053"/>
         </w:numPr>
       </w:pPr>
       <w:r>
@@ -4610,7 +5073,7 @@
         <w:pStyle w:val="Compact"/>
         <w:numPr>
           <w:ilvl w:val="1"/>
-          <w:numId w:val="1051"/>
+          <w:numId w:val="1053"/>
         </w:numPr>
       </w:pPr>
       <w:r>
@@ -4647,7 +5110,7 @@
         <w:pStyle w:val="Compact"/>
         <w:numPr>
           <w:ilvl w:val="1"/>
-          <w:numId w:val="1051"/>
+          <w:numId w:val="1053"/>
         </w:numPr>
       </w:pPr>
       <w:r>
@@ -4663,6 +5126,209 @@
         <w:pStyle w:val="Compact"/>
         <w:numPr>
           <w:ilvl w:val="2"/>
+          <w:numId w:val="1054"/>
+        </w:numPr>
+      </w:pPr>
+      <w:r>
+        <w:rPr>
+          <w:b/>
+          <w:bCs/>
+        </w:rPr>
+        <w:t xml:space="preserve">Input:</w:t>
+      </w:r>
+      <w:r>
+        <w:t xml:space="preserve"> </w:t>
+      </w:r>
+      <w:r>
+        <w:t xml:space="preserve">32x32 grayscale image.</w:t>
+      </w:r>
+    </w:p>
+    <w:p>
+      <w:pPr>
+        <w:pStyle w:val="Compact"/>
+        <w:numPr>
+          <w:ilvl w:val="2"/>
+          <w:numId w:val="1054"/>
+        </w:numPr>
+      </w:pPr>
+      <w:r>
+        <w:rPr>
+          <w:b/>
+          <w:bCs/>
+        </w:rPr>
+        <w:t xml:space="preserve">Classical Pre-processing:</w:t>
+      </w:r>
+    </w:p>
+    <w:p>
+      <w:pPr>
+        <w:pStyle w:val="Compact"/>
+        <w:numPr>
+          <w:ilvl w:val="3"/>
+          <w:numId w:val="1055"/>
+        </w:numPr>
+      </w:pPr>
+      <w:r>
+        <w:rPr>
+          <w:rStyle w:val="VerbatimChar"/>
+        </w:rPr>
+        <w:t xml:space="preserve">nn.Conv2d(1, 4, kernel_size=3, stride=2, padding=1)</w:t>
+      </w:r>
+      <w:r>
+        <w:t xml:space="preserve"> </w:t>
+      </w:r>
+      <w:r>
+        <w:t xml:space="preserve"># Output: 4x16x16</w:t>
+      </w:r>
+    </w:p>
+    <w:p>
+      <w:pPr>
+        <w:pStyle w:val="Compact"/>
+        <w:numPr>
+          <w:ilvl w:val="3"/>
+          <w:numId w:val="1055"/>
+        </w:numPr>
+      </w:pPr>
+      <w:r>
+        <w:rPr>
+          <w:rStyle w:val="VerbatimChar"/>
+        </w:rPr>
+        <w:t xml:space="preserve">nn.ReLU()</w:t>
+      </w:r>
+    </w:p>
+    <w:p>
+      <w:pPr>
+        <w:pStyle w:val="Compact"/>
+        <w:numPr>
+          <w:ilvl w:val="3"/>
+          <w:numId w:val="1055"/>
+        </w:numPr>
+      </w:pPr>
+      <w:r>
+        <w:rPr>
+          <w:rStyle w:val="VerbatimChar"/>
+        </w:rPr>
+        <w:t xml:space="preserve">nn.Conv2d(4, 4, kernel_size=3, stride=2, padding=1)</w:t>
+      </w:r>
+      <w:r>
+        <w:t xml:space="preserve"> </w:t>
+      </w:r>
+      <w:r>
+        <w:t xml:space="preserve"># Output: 4x8x8</w:t>
+      </w:r>
+    </w:p>
+    <w:p>
+      <w:pPr>
+        <w:pStyle w:val="Compact"/>
+        <w:numPr>
+          <w:ilvl w:val="3"/>
+          <w:numId w:val="1055"/>
+        </w:numPr>
+      </w:pPr>
+      <w:r>
+        <w:rPr>
+          <w:rStyle w:val="VerbatimChar"/>
+        </w:rPr>
+        <w:t xml:space="preserve">nn.MaxPool2d(kernel_size=2, stride=2)</w:t>
+      </w:r>
+      <w:r>
+        <w:t xml:space="preserve"> </w:t>
+      </w:r>
+      <w:r>
+        <w:t xml:space="preserve"># Output: 4x4x4</w:t>
+      </w:r>
+    </w:p>
+    <w:p>
+      <w:pPr>
+        <w:pStyle w:val="Compact"/>
+        <w:numPr>
+          <w:ilvl w:val="2"/>
+          <w:numId w:val="1054"/>
+        </w:numPr>
+      </w:pPr>
+      <w:r>
+        <w:rPr>
+          <w:b/>
+          <w:bCs/>
+        </w:rPr>
+        <w:t xml:space="preserve">Quantum Layer (</w:t>
+      </w:r>
+      <w:r>
+        <w:rPr>
+          <w:rStyle w:val="VerbatimChar"/>
+          <w:b/>
+          <w:bCs/>
+        </w:rPr>
+        <w:t xml:space="preserve">QuanvLayer</w:t>
+      </w:r>
+      <w:r>
+        <w:rPr>
+          <w:b/>
+          <w:bCs/>
+        </w:rPr>
+        <w:t xml:space="preserve">):</w:t>
+      </w:r>
+    </w:p>
+    <w:p>
+      <w:pPr>
+        <w:pStyle w:val="Compact"/>
+        <w:numPr>
+          <w:ilvl w:val="3"/>
+          <w:numId w:val="1056"/>
+        </w:numPr>
+      </w:pPr>
+      <w:r>
+        <w:t xml:space="preserve">Operates on the tiny 4x4 feature map.</w:t>
+      </w:r>
+    </w:p>
+    <w:p>
+      <w:pPr>
+        <w:pStyle w:val="Compact"/>
+        <w:numPr>
+          <w:ilvl w:val="3"/>
+          <w:numId w:val="1056"/>
+        </w:numPr>
+      </w:pPr>
+      <w:r>
+        <w:rPr>
+          <w:b/>
+          <w:bCs/>
+        </w:rPr>
+        <w:t xml:space="preserve">Total Quantum Executions:</w:t>
+      </w:r>
+      <w:r>
+        <w:t xml:space="preserve"> </w:t>
+      </w:r>
+      <w:r>
+        <w:t xml:space="preserve">4 per image (64x reduction vs V1).</w:t>
+      </w:r>
+    </w:p>
+    <w:p>
+      <w:pPr>
+        <w:pStyle w:val="Compact"/>
+        <w:numPr>
+          <w:ilvl w:val="2"/>
+          <w:numId w:val="1054"/>
+        </w:numPr>
+      </w:pPr>
+      <w:r>
+        <w:rPr>
+          <w:b/>
+          <w:bCs/>
+        </w:rPr>
+        <w:t xml:space="preserve">Classical Post-processing:</w:t>
+      </w:r>
+      <w:r>
+        <w:t xml:space="preserve"> </w:t>
+      </w:r>
+      <w:r>
+        <w:t xml:space="preserve">Same structure as V4, adapted for the smaller input size.</w:t>
+      </w:r>
+    </w:p>
+    <w:p>
+      <w:pPr>
+        <w:pStyle w:val="Compact"/>
+        <w:numPr>
+          <w:ilvl w:val="0"/>
           <w:numId w:val="1052"/>
         </w:numPr>
       </w:pPr>
@@ -4671,20 +5337,36 @@
           <w:b/>
           <w:bCs/>
         </w:rPr>
-        <w:t xml:space="preserve">Input:</w:t>
-      </w:r>
-      <w:r>
-        <w:t xml:space="preserve"> </w:t>
-      </w:r>
-      <w:r>
-        <w:t xml:space="preserve">32x32 grayscale image.</w:t>
-      </w:r>
-    </w:p>
-    <w:p>
-      <w:pPr>
-        <w:pStyle w:val="Compact"/>
-        <w:numPr>
-          <w:ilvl w:val="2"/>
+        <w:t xml:space="preserve">Performance Metrics:</w:t>
+      </w:r>
+    </w:p>
+    <w:p>
+      <w:pPr>
+        <w:pStyle w:val="Compact"/>
+        <w:numPr>
+          <w:ilvl w:val="1"/>
+          <w:numId w:val="1057"/>
+        </w:numPr>
+      </w:pPr>
+      <w:r>
+        <w:rPr>
+          <w:b/>
+          <w:bCs/>
+        </w:rPr>
+        <w:t xml:space="preserve">Batch Time:</w:t>
+      </w:r>
+      <w:r>
+        <w:t xml:space="preserve"> </w:t>
+      </w:r>
+      <w:r>
+        <w:t xml:space="preserve">~51 seconds (massive speedup).</w:t>
+      </w:r>
+    </w:p>
+    <w:p>
+      <w:pPr>
+        <w:pStyle w:val="Compact"/>
+        <w:numPr>
+          <w:ilvl w:val="0"/>
           <w:numId w:val="1052"/>
         </w:numPr>
       </w:pPr>
@@ -4693,256 +5375,37 @@
           <w:b/>
           <w:bCs/>
         </w:rPr>
-        <w:t xml:space="preserve">Classical Pre-processing:</w:t>
-      </w:r>
-    </w:p>
-    <w:p>
-      <w:pPr>
-        <w:pStyle w:val="Compact"/>
-        <w:numPr>
-          <w:ilvl w:val="3"/>
-          <w:numId w:val="1053"/>
-        </w:numPr>
-      </w:pPr>
-      <w:r>
-        <w:rPr>
-          <w:rStyle w:val="VerbatimChar"/>
-        </w:rPr>
-        <w:t xml:space="preserve">nn.Conv2d(1, 4, kernel_size=3, stride=2, padding=1)</w:t>
-      </w:r>
-      <w:r>
-        <w:t xml:space="preserve"> </w:t>
-      </w:r>
-      <w:r>
-        <w:t xml:space="preserve"># Output: 4x16x16</w:t>
-      </w:r>
-    </w:p>
-    <w:p>
-      <w:pPr>
-        <w:pStyle w:val="Compact"/>
-        <w:numPr>
-          <w:ilvl w:val="3"/>
-          <w:numId w:val="1053"/>
-        </w:numPr>
-      </w:pPr>
-      <w:r>
-        <w:rPr>
-          <w:rStyle w:val="VerbatimChar"/>
-        </w:rPr>
-        <w:t xml:space="preserve">nn.ReLU()</w:t>
-      </w:r>
-    </w:p>
-    <w:p>
-      <w:pPr>
-        <w:pStyle w:val="Compact"/>
-        <w:numPr>
-          <w:ilvl w:val="3"/>
-          <w:numId w:val="1053"/>
-        </w:numPr>
-      </w:pPr>
-      <w:r>
-        <w:rPr>
-          <w:rStyle w:val="VerbatimChar"/>
-        </w:rPr>
-        <w:t xml:space="preserve">nn.Conv2d(4, 4, kernel_size=3, stride=2, padding=1)</w:t>
-      </w:r>
-      <w:r>
-        <w:t xml:space="preserve"> </w:t>
-      </w:r>
-      <w:r>
-        <w:t xml:space="preserve"># Output: 4x8x8</w:t>
-      </w:r>
-    </w:p>
-    <w:p>
-      <w:pPr>
-        <w:pStyle w:val="Compact"/>
-        <w:numPr>
-          <w:ilvl w:val="3"/>
-          <w:numId w:val="1053"/>
-        </w:numPr>
-      </w:pPr>
-      <w:r>
-        <w:rPr>
-          <w:rStyle w:val="VerbatimChar"/>
-        </w:rPr>
-        <w:t xml:space="preserve">nn.MaxPool2d(kernel_size=2, stride=2)</w:t>
-      </w:r>
-      <w:r>
-        <w:t xml:space="preserve"> </w:t>
-      </w:r>
-      <w:r>
-        <w:t xml:space="preserve"># Output: 4x4x4</w:t>
-      </w:r>
-    </w:p>
-    <w:p>
-      <w:pPr>
-        <w:pStyle w:val="Compact"/>
-        <w:numPr>
-          <w:ilvl w:val="2"/>
+        <w:t xml:space="preserve">Accuracy Metrics (Run interrupted):</w:t>
+      </w:r>
+    </w:p>
+    <w:p>
+      <w:pPr>
+        <w:pStyle w:val="Compact"/>
+        <w:numPr>
+          <w:ilvl w:val="1"/>
+          <w:numId w:val="1058"/>
+        </w:numPr>
+      </w:pPr>
+      <w:r>
+        <w:rPr>
+          <w:b/>
+          <w:bCs/>
+        </w:rPr>
+        <w:t xml:space="preserve">Epoch 1 Validation Accuracy:</w:t>
+      </w:r>
+      <w:r>
+        <w:t xml:space="preserve"> </w:t>
+      </w:r>
+      <w:r>
+        <w:t xml:space="preserve">2.04%</w:t>
+      </w:r>
+    </w:p>
+    <w:p>
+      <w:pPr>
+        <w:pStyle w:val="Compact"/>
+        <w:numPr>
+          <w:ilvl w:val="0"/>
           <w:numId w:val="1052"/>
-        </w:numPr>
-      </w:pPr>
-      <w:r>
-        <w:rPr>
-          <w:b/>
-          <w:bCs/>
-        </w:rPr>
-        <w:t xml:space="preserve">Quantum Layer (</w:t>
-      </w:r>
-      <w:r>
-        <w:rPr>
-          <w:rStyle w:val="VerbatimChar"/>
-          <w:b/>
-          <w:bCs/>
-        </w:rPr>
-        <w:t xml:space="preserve">QuanvLayer</w:t>
-      </w:r>
-      <w:r>
-        <w:rPr>
-          <w:b/>
-          <w:bCs/>
-        </w:rPr>
-        <w:t xml:space="preserve">):</w:t>
-      </w:r>
-    </w:p>
-    <w:p>
-      <w:pPr>
-        <w:pStyle w:val="Compact"/>
-        <w:numPr>
-          <w:ilvl w:val="3"/>
-          <w:numId w:val="1054"/>
-        </w:numPr>
-      </w:pPr>
-      <w:r>
-        <w:t xml:space="preserve">Operates on the tiny 4x4 feature map.</w:t>
-      </w:r>
-    </w:p>
-    <w:p>
-      <w:pPr>
-        <w:pStyle w:val="Compact"/>
-        <w:numPr>
-          <w:ilvl w:val="3"/>
-          <w:numId w:val="1054"/>
-        </w:numPr>
-      </w:pPr>
-      <w:r>
-        <w:rPr>
-          <w:b/>
-          <w:bCs/>
-        </w:rPr>
-        <w:t xml:space="preserve">Total Quantum Executions:</w:t>
-      </w:r>
-      <w:r>
-        <w:t xml:space="preserve"> </w:t>
-      </w:r>
-      <w:r>
-        <w:t xml:space="preserve">4 per image (64x reduction vs V1).</w:t>
-      </w:r>
-    </w:p>
-    <w:p>
-      <w:pPr>
-        <w:pStyle w:val="Compact"/>
-        <w:numPr>
-          <w:ilvl w:val="2"/>
-          <w:numId w:val="1052"/>
-        </w:numPr>
-      </w:pPr>
-      <w:r>
-        <w:rPr>
-          <w:b/>
-          <w:bCs/>
-        </w:rPr>
-        <w:t xml:space="preserve">Classical Post-processing:</w:t>
-      </w:r>
-      <w:r>
-        <w:t xml:space="preserve"> </w:t>
-      </w:r>
-      <w:r>
-        <w:t xml:space="preserve">Same structure as V4, adapted for the smaller input size.</w:t>
-      </w:r>
-    </w:p>
-    <w:p>
-      <w:pPr>
-        <w:pStyle w:val="Compact"/>
-        <w:numPr>
-          <w:ilvl w:val="0"/>
-          <w:numId w:val="1050"/>
-        </w:numPr>
-      </w:pPr>
-      <w:r>
-        <w:rPr>
-          <w:b/>
-          <w:bCs/>
-        </w:rPr>
-        <w:t xml:space="preserve">Performance Metrics:</w:t>
-      </w:r>
-    </w:p>
-    <w:p>
-      <w:pPr>
-        <w:pStyle w:val="Compact"/>
-        <w:numPr>
-          <w:ilvl w:val="1"/>
-          <w:numId w:val="1055"/>
-        </w:numPr>
-      </w:pPr>
-      <w:r>
-        <w:rPr>
-          <w:b/>
-          <w:bCs/>
-        </w:rPr>
-        <w:t xml:space="preserve">Batch Time:</w:t>
-      </w:r>
-      <w:r>
-        <w:t xml:space="preserve"> </w:t>
-      </w:r>
-      <w:r>
-        <w:t xml:space="preserve">~51 seconds (massive speedup).</w:t>
-      </w:r>
-    </w:p>
-    <w:p>
-      <w:pPr>
-        <w:pStyle w:val="Compact"/>
-        <w:numPr>
-          <w:ilvl w:val="0"/>
-          <w:numId w:val="1050"/>
-        </w:numPr>
-      </w:pPr>
-      <w:r>
-        <w:rPr>
-          <w:b/>
-          <w:bCs/>
-        </w:rPr>
-        <w:t xml:space="preserve">Accuracy Metrics (Run interrupted):</w:t>
-      </w:r>
-    </w:p>
-    <w:p>
-      <w:pPr>
-        <w:pStyle w:val="Compact"/>
-        <w:numPr>
-          <w:ilvl w:val="1"/>
-          <w:numId w:val="1056"/>
-        </w:numPr>
-      </w:pPr>
-      <w:r>
-        <w:rPr>
-          <w:b/>
-          <w:bCs/>
-        </w:rPr>
-        <w:t xml:space="preserve">Epoch 1 Validation Accuracy:</w:t>
-      </w:r>
-      <w:r>
-        <w:t xml:space="preserve"> </w:t>
-      </w:r>
-      <w:r>
-        <w:t xml:space="preserve">2.04%</w:t>
-      </w:r>
-    </w:p>
-    <w:p>
-      <w:pPr>
-        <w:pStyle w:val="Compact"/>
-        <w:numPr>
-          <w:ilvl w:val="0"/>
-          <w:numId w:val="1050"/>
         </w:numPr>
       </w:pPr>
       <w:r>
@@ -4976,8 +5439,8 @@
         </w:pict>
       </w:r>
     </w:p>
-    <w:bookmarkEnd w:id="16"/>
-    <w:bookmarkStart w:id="17" w:name="X591a9c16b7301fb3f0a9196c627141ef5ccd195"/>
+    <w:bookmarkEnd w:id="17"/>
+    <w:bookmarkStart w:id="18" w:name="X591a9c16b7301fb3f0a9196c627141ef5ccd195"/>
     <w:p>
       <w:pPr>
         <w:pStyle w:val="Heading2"/>
@@ -4991,7 +5454,7 @@
         <w:pStyle w:val="Compact"/>
         <w:numPr>
           <w:ilvl w:val="0"/>
-          <w:numId w:val="1057"/>
+          <w:numId w:val="1059"/>
         </w:numPr>
       </w:pPr>
       <w:r>
@@ -5013,7 +5476,7 @@
         <w:pStyle w:val="Compact"/>
         <w:numPr>
           <w:ilvl w:val="0"/>
-          <w:numId w:val="1057"/>
+          <w:numId w:val="1059"/>
         </w:numPr>
       </w:pPr>
       <w:r>
@@ -5035,7 +5498,7 @@
         <w:pStyle w:val="Compact"/>
         <w:numPr>
           <w:ilvl w:val="0"/>
-          <w:numId w:val="1057"/>
+          <w:numId w:val="1059"/>
         </w:numPr>
       </w:pPr>
       <w:r>
@@ -5051,7 +5514,7 @@
         <w:pStyle w:val="Compact"/>
         <w:numPr>
           <w:ilvl w:val="1"/>
-          <w:numId w:val="1058"/>
+          <w:numId w:val="1060"/>
         </w:numPr>
       </w:pPr>
       <w:r>
@@ -5073,7 +5536,7 @@
         <w:pStyle w:val="Compact"/>
         <w:numPr>
           <w:ilvl w:val="1"/>
-          <w:numId w:val="1058"/>
+          <w:numId w:val="1060"/>
         </w:numPr>
       </w:pPr>
       <w:r>
@@ -5110,7 +5573,7 @@
         <w:pStyle w:val="Compact"/>
         <w:numPr>
           <w:ilvl w:val="1"/>
-          <w:numId w:val="1058"/>
+          <w:numId w:val="1060"/>
         </w:numPr>
       </w:pPr>
       <w:r>
@@ -5126,6 +5589,224 @@
         <w:pStyle w:val="Compact"/>
         <w:numPr>
           <w:ilvl w:val="2"/>
+          <w:numId w:val="1061"/>
+        </w:numPr>
+      </w:pPr>
+      <w:r>
+        <w:rPr>
+          <w:b/>
+          <w:bCs/>
+        </w:rPr>
+        <w:t xml:space="preserve">Input:</w:t>
+      </w:r>
+      <w:r>
+        <w:t xml:space="preserve"> </w:t>
+      </w:r>
+      <w:r>
+        <w:t xml:space="preserve">32x32 grayscale image.</w:t>
+      </w:r>
+    </w:p>
+    <w:p>
+      <w:pPr>
+        <w:pStyle w:val="Compact"/>
+        <w:numPr>
+          <w:ilvl w:val="2"/>
+          <w:numId w:val="1061"/>
+        </w:numPr>
+      </w:pPr>
+      <w:r>
+        <w:rPr>
+          <w:b/>
+          <w:bCs/>
+        </w:rPr>
+        <w:t xml:space="preserve">Classical Pre-processing:</w:t>
+      </w:r>
+    </w:p>
+    <w:p>
+      <w:pPr>
+        <w:pStyle w:val="Compact"/>
+        <w:numPr>
+          <w:ilvl w:val="3"/>
+          <w:numId w:val="1062"/>
+        </w:numPr>
+      </w:pPr>
+      <w:r>
+        <w:rPr>
+          <w:rStyle w:val="VerbatimChar"/>
+        </w:rPr>
+        <w:t xml:space="preserve">nn.Conv2d(1, 4, kernel_size=3, stride=2, padding=1)</w:t>
+      </w:r>
+      <w:r>
+        <w:t xml:space="preserve"> </w:t>
+      </w:r>
+      <w:r>
+        <w:t xml:space="preserve"># Output: 4x16x16</w:t>
+      </w:r>
+    </w:p>
+    <w:p>
+      <w:pPr>
+        <w:pStyle w:val="Compact"/>
+        <w:numPr>
+          <w:ilvl w:val="3"/>
+          <w:numId w:val="1062"/>
+        </w:numPr>
+      </w:pPr>
+      <w:r>
+        <w:rPr>
+          <w:rStyle w:val="VerbatimChar"/>
+        </w:rPr>
+        <w:t xml:space="preserve">nn.ReLU()</w:t>
+      </w:r>
+    </w:p>
+    <w:p>
+      <w:pPr>
+        <w:pStyle w:val="Compact"/>
+        <w:numPr>
+          <w:ilvl w:val="3"/>
+          <w:numId w:val="1062"/>
+        </w:numPr>
+      </w:pPr>
+      <w:r>
+        <w:rPr>
+          <w:rStyle w:val="VerbatimChar"/>
+        </w:rPr>
+        <w:t xml:space="preserve">nn.Conv2d(4, 4, kernel_size=3, stride=2, padding=1)</w:t>
+      </w:r>
+      <w:r>
+        <w:t xml:space="preserve"> </w:t>
+      </w:r>
+      <w:r>
+        <w:t xml:space="preserve"># Output: 4x8x8</w:t>
+      </w:r>
+    </w:p>
+    <w:p>
+      <w:pPr>
+        <w:pStyle w:val="Compact"/>
+        <w:numPr>
+          <w:ilvl w:val="3"/>
+          <w:numId w:val="1062"/>
+        </w:numPr>
+      </w:pPr>
+      <w:r>
+        <w:rPr>
+          <w:rStyle w:val="VerbatimChar"/>
+        </w:rPr>
+        <w:t xml:space="preserve">nn.ReLU()</w:t>
+      </w:r>
+    </w:p>
+    <w:p>
+      <w:pPr>
+        <w:pStyle w:val="Compact"/>
+        <w:numPr>
+          <w:ilvl w:val="3"/>
+          <w:numId w:val="1062"/>
+        </w:numPr>
+      </w:pPr>
+      <w:r>
+        <w:rPr>
+          <w:rStyle w:val="VerbatimChar"/>
+        </w:rPr>
+        <w:t xml:space="preserve">nn.Conv2d(4, 4, kernel_size=3, stride=1, padding=0)</w:t>
+      </w:r>
+      <w:r>
+        <w:t xml:space="preserve"> </w:t>
+      </w:r>
+      <w:r>
+        <w:t xml:space="preserve"># Output: 4x6x6</w:t>
+      </w:r>
+    </w:p>
+    <w:p>
+      <w:pPr>
+        <w:pStyle w:val="Compact"/>
+        <w:numPr>
+          <w:ilvl w:val="2"/>
+          <w:numId w:val="1061"/>
+        </w:numPr>
+      </w:pPr>
+      <w:r>
+        <w:rPr>
+          <w:b/>
+          <w:bCs/>
+        </w:rPr>
+        <w:t xml:space="preserve">Quantum Layer (</w:t>
+      </w:r>
+      <w:r>
+        <w:rPr>
+          <w:rStyle w:val="VerbatimChar"/>
+          <w:b/>
+          <w:bCs/>
+        </w:rPr>
+        <w:t xml:space="preserve">QuanvLayer</w:t>
+      </w:r>
+      <w:r>
+        <w:rPr>
+          <w:b/>
+          <w:bCs/>
+        </w:rPr>
+        <w:t xml:space="preserve">):</w:t>
+      </w:r>
+    </w:p>
+    <w:p>
+      <w:pPr>
+        <w:pStyle w:val="Compact"/>
+        <w:numPr>
+          <w:ilvl w:val="3"/>
+          <w:numId w:val="1063"/>
+        </w:numPr>
+      </w:pPr>
+      <w:r>
+        <w:t xml:space="preserve">Operates on the 6x6 feature map.</w:t>
+      </w:r>
+    </w:p>
+    <w:p>
+      <w:pPr>
+        <w:pStyle w:val="Compact"/>
+        <w:numPr>
+          <w:ilvl w:val="3"/>
+          <w:numId w:val="1063"/>
+        </w:numPr>
+      </w:pPr>
+      <w:r>
+        <w:rPr>
+          <w:b/>
+          <w:bCs/>
+        </w:rPr>
+        <w:t xml:space="preserve">Total Quantum Executions:</w:t>
+      </w:r>
+      <w:r>
+        <w:t xml:space="preserve"> </w:t>
+      </w:r>
+      <w:r>
+        <w:t xml:space="preserve">9 per image (28.4x reduction vs V1).</w:t>
+      </w:r>
+    </w:p>
+    <w:p>
+      <w:pPr>
+        <w:pStyle w:val="Compact"/>
+        <w:numPr>
+          <w:ilvl w:val="2"/>
+          <w:numId w:val="1061"/>
+        </w:numPr>
+      </w:pPr>
+      <w:r>
+        <w:rPr>
+          <w:b/>
+          <w:bCs/>
+        </w:rPr>
+        <w:t xml:space="preserve">Classical Post-processing:</w:t>
+      </w:r>
+      <w:r>
+        <w:t xml:space="preserve"> </w:t>
+      </w:r>
+      <w:r>
+        <w:t xml:space="preserve">Same structure as V4, adapted for the 6x6 input size.</w:t>
+      </w:r>
+    </w:p>
+    <w:p>
+      <w:pPr>
+        <w:pStyle w:val="Compact"/>
+        <w:numPr>
+          <w:ilvl w:val="0"/>
           <w:numId w:val="1059"/>
         </w:numPr>
       </w:pPr>
@@ -5134,377 +5815,7 @@
           <w:b/>
           <w:bCs/>
         </w:rPr>
-        <w:t xml:space="preserve">Input:</w:t>
-      </w:r>
-      <w:r>
-        <w:t xml:space="preserve"> </w:t>
-      </w:r>
-      <w:r>
-        <w:t xml:space="preserve">32x32 grayscale image.</w:t>
-      </w:r>
-    </w:p>
-    <w:p>
-      <w:pPr>
-        <w:pStyle w:val="Compact"/>
-        <w:numPr>
-          <w:ilvl w:val="2"/>
-          <w:numId w:val="1059"/>
-        </w:numPr>
-      </w:pPr>
-      <w:r>
-        <w:rPr>
-          <w:b/>
-          <w:bCs/>
-        </w:rPr>
-        <w:t xml:space="preserve">Classical Pre-processing:</w:t>
-      </w:r>
-    </w:p>
-    <w:p>
-      <w:pPr>
-        <w:pStyle w:val="Compact"/>
-        <w:numPr>
-          <w:ilvl w:val="3"/>
-          <w:numId w:val="1060"/>
-        </w:numPr>
-      </w:pPr>
-      <w:r>
-        <w:rPr>
-          <w:rStyle w:val="VerbatimChar"/>
-        </w:rPr>
-        <w:t xml:space="preserve">nn.Conv2d(1, 4, kernel_size=3, stride=2, padding=1)</w:t>
-      </w:r>
-      <w:r>
-        <w:t xml:space="preserve"> </w:t>
-      </w:r>
-      <w:r>
-        <w:t xml:space="preserve"># Output: 4x16x16</w:t>
-      </w:r>
-    </w:p>
-    <w:p>
-      <w:pPr>
-        <w:pStyle w:val="Compact"/>
-        <w:numPr>
-          <w:ilvl w:val="3"/>
-          <w:numId w:val="1060"/>
-        </w:numPr>
-      </w:pPr>
-      <w:r>
-        <w:rPr>
-          <w:rStyle w:val="VerbatimChar"/>
-        </w:rPr>
-        <w:t xml:space="preserve">nn.ReLU()</w:t>
-      </w:r>
-    </w:p>
-    <w:p>
-      <w:pPr>
-        <w:pStyle w:val="Compact"/>
-        <w:numPr>
-          <w:ilvl w:val="3"/>
-          <w:numId w:val="1060"/>
-        </w:numPr>
-      </w:pPr>
-      <w:r>
-        <w:rPr>
-          <w:rStyle w:val="VerbatimChar"/>
-        </w:rPr>
-        <w:t xml:space="preserve">nn.Conv2d(4, 4, kernel_size=3, stride=2, padding=1)</w:t>
-      </w:r>
-      <w:r>
-        <w:t xml:space="preserve"> </w:t>
-      </w:r>
-      <w:r>
-        <w:t xml:space="preserve"># Output: 4x8x8</w:t>
-      </w:r>
-    </w:p>
-    <w:p>
-      <w:pPr>
-        <w:pStyle w:val="Compact"/>
-        <w:numPr>
-          <w:ilvl w:val="3"/>
-          <w:numId w:val="1060"/>
-        </w:numPr>
-      </w:pPr>
-      <w:r>
-        <w:rPr>
-          <w:rStyle w:val="VerbatimChar"/>
-        </w:rPr>
-        <w:t xml:space="preserve">nn.ReLU()</w:t>
-      </w:r>
-    </w:p>
-    <w:p>
-      <w:pPr>
-        <w:pStyle w:val="Compact"/>
-        <w:numPr>
-          <w:ilvl w:val="3"/>
-          <w:numId w:val="1060"/>
-        </w:numPr>
-      </w:pPr>
-      <w:r>
-        <w:rPr>
-          <w:rStyle w:val="VerbatimChar"/>
-        </w:rPr>
-        <w:t xml:space="preserve">nn.Conv2d(4, 4, kernel_size=3, stride=1, padding=0)</w:t>
-      </w:r>
-      <w:r>
-        <w:t xml:space="preserve"> </w:t>
-      </w:r>
-      <w:r>
-        <w:t xml:space="preserve"># Output: 4x6x6</w:t>
-      </w:r>
-    </w:p>
-    <w:p>
-      <w:pPr>
-        <w:pStyle w:val="Compact"/>
-        <w:numPr>
-          <w:ilvl w:val="2"/>
-          <w:numId w:val="1059"/>
-        </w:numPr>
-      </w:pPr>
-      <w:r>
-        <w:rPr>
-          <w:b/>
-          <w:bCs/>
-        </w:rPr>
-        <w:t xml:space="preserve">Quantum Layer (</w:t>
-      </w:r>
-      <w:r>
-        <w:rPr>
-          <w:rStyle w:val="VerbatimChar"/>
-          <w:b/>
-          <w:bCs/>
-        </w:rPr>
-        <w:t xml:space="preserve">QuanvLayer</w:t>
-      </w:r>
-      <w:r>
-        <w:rPr>
-          <w:b/>
-          <w:bCs/>
-        </w:rPr>
-        <w:t xml:space="preserve">):</w:t>
-      </w:r>
-    </w:p>
-    <w:p>
-      <w:pPr>
-        <w:pStyle w:val="Compact"/>
-        <w:numPr>
-          <w:ilvl w:val="3"/>
-          <w:numId w:val="1061"/>
-        </w:numPr>
-      </w:pPr>
-      <w:r>
-        <w:t xml:space="preserve">Operates on the 6x6 feature map.</w:t>
-      </w:r>
-    </w:p>
-    <w:p>
-      <w:pPr>
-        <w:pStyle w:val="Compact"/>
-        <w:numPr>
-          <w:ilvl w:val="3"/>
-          <w:numId w:val="1061"/>
-        </w:numPr>
-      </w:pPr>
-      <w:r>
-        <w:rPr>
-          <w:b/>
-          <w:bCs/>
-        </w:rPr>
-        <w:t xml:space="preserve">Total Quantum Executions:</w:t>
-      </w:r>
-      <w:r>
-        <w:t xml:space="preserve"> </w:t>
-      </w:r>
-      <w:r>
-        <w:t xml:space="preserve">9 per image (28.4x reduction vs V1).</w:t>
-      </w:r>
-    </w:p>
-    <w:p>
-      <w:pPr>
-        <w:pStyle w:val="Compact"/>
-        <w:numPr>
-          <w:ilvl w:val="2"/>
-          <w:numId w:val="1059"/>
-        </w:numPr>
-      </w:pPr>
-      <w:r>
-        <w:rPr>
-          <w:b/>
-          <w:bCs/>
-        </w:rPr>
-        <w:t xml:space="preserve">Classical Post-processing:</w:t>
-      </w:r>
-      <w:r>
-        <w:t xml:space="preserve"> </w:t>
-      </w:r>
-      <w:r>
-        <w:t xml:space="preserve">Same structure as V4, adapted for the 6x6 input size.</w:t>
-      </w:r>
-    </w:p>
-    <w:p>
-      <w:pPr>
-        <w:pStyle w:val="Compact"/>
-        <w:numPr>
-          <w:ilvl w:val="0"/>
-          <w:numId w:val="1057"/>
-        </w:numPr>
-      </w:pPr>
-      <w:r>
-        <w:rPr>
-          <w:b/>
-          <w:bCs/>
-        </w:rPr>
         <w:t xml:space="preserve">Performance Metrics:</w:t>
-      </w:r>
-    </w:p>
-    <w:p>
-      <w:pPr>
-        <w:pStyle w:val="Compact"/>
-        <w:numPr>
-          <w:ilvl w:val="1"/>
-          <w:numId w:val="1062"/>
-        </w:numPr>
-      </w:pPr>
-      <w:r>
-        <w:rPr>
-          <w:b/>
-          <w:bCs/>
-        </w:rPr>
-        <w:t xml:space="preserve">Batch Time:</w:t>
-      </w:r>
-      <w:r>
-        <w:t xml:space="preserve"> </w:t>
-      </w:r>
-      <w:r>
-        <w:t xml:space="preserve">~117 seconds per iteration (≈43% faster than V4)</w:t>
-      </w:r>
-    </w:p>
-    <w:p>
-      <w:pPr>
-        <w:pStyle w:val="Compact"/>
-        <w:numPr>
-          <w:ilvl w:val="0"/>
-          <w:numId w:val="1057"/>
-        </w:numPr>
-      </w:pPr>
-      <w:r>
-        <w:rPr>
-          <w:b/>
-          <w:bCs/>
-        </w:rPr>
-        <w:t xml:space="preserve">Accuracy Metrics:</w:t>
-      </w:r>
-    </w:p>
-    <w:p>
-      <w:pPr>
-        <w:pStyle w:val="Compact"/>
-        <w:numPr>
-          <w:ilvl w:val="1"/>
-          <w:numId w:val="1063"/>
-        </w:numPr>
-      </w:pPr>
-      <w:r>
-        <w:rPr>
-          <w:b/>
-          <w:bCs/>
-        </w:rPr>
-        <w:t xml:space="preserve">Epoch 1 Training Loss:</w:t>
-      </w:r>
-      <w:r>
-        <w:t xml:space="preserve"> </w:t>
-      </w:r>
-      <w:r>
-        <w:t xml:space="preserve">3.8467</w:t>
-      </w:r>
-    </w:p>
-    <w:p>
-      <w:pPr>
-        <w:pStyle w:val="Compact"/>
-        <w:numPr>
-          <w:ilvl w:val="1"/>
-          <w:numId w:val="1063"/>
-        </w:numPr>
-      </w:pPr>
-      <w:r>
-        <w:rPr>
-          <w:b/>
-          <w:bCs/>
-        </w:rPr>
-        <w:t xml:space="preserve">Epoch 1 Validation Loss:</w:t>
-      </w:r>
-      <w:r>
-        <w:t xml:space="preserve"> </w:t>
-      </w:r>
-      <w:r>
-        <w:t xml:space="preserve">3.8173</w:t>
-      </w:r>
-    </w:p>
-    <w:p>
-      <w:pPr>
-        <w:pStyle w:val="Compact"/>
-        <w:numPr>
-          <w:ilvl w:val="1"/>
-          <w:numId w:val="1063"/>
-        </w:numPr>
-      </w:pPr>
-      <w:r>
-        <w:rPr>
-          <w:b/>
-          <w:bCs/>
-        </w:rPr>
-        <w:t xml:space="preserve">Epoch 1 Validation Accuracy:</w:t>
-      </w:r>
-      <w:r>
-        <w:t xml:space="preserve"> </w:t>
-      </w:r>
-      <w:r>
-        <w:t xml:space="preserve">0.00%</w:t>
-      </w:r>
-    </w:p>
-    <w:p>
-      <w:pPr>
-        <w:pStyle w:val="Compact"/>
-        <w:numPr>
-          <w:ilvl w:val="0"/>
-          <w:numId w:val="1057"/>
-        </w:numPr>
-      </w:pPr>
-      <w:r>
-        <w:rPr>
-          <w:b/>
-          <w:bCs/>
-        </w:rPr>
-        <w:t xml:space="preserve">Conclusion:</w:t>
-      </w:r>
-      <w:r>
-        <w:t xml:space="preserve"> </w:t>
-      </w:r>
-      <w:r>
-        <w:rPr>
-          <w:b/>
-          <w:bCs/>
-        </w:rPr>
-        <w:t xml:space="preserve">Failure.</w:t>
-      </w:r>
-      <w:r>
-        <w:t xml:space="preserve"> </w:t>
-      </w:r>
-      <w:r>
-        <w:t xml:space="preserve">Although the training speed improved significantly, the model failed to learn (0% accuracy). Post-mortem analysis suggests the aggressive spatial reduction without proper information preservation mechanisms (residual connections, adaptive pooling) created a severe information bottleneck. The quantum layer likely receives insufficient spatial information to extract meaningful features.</w:t>
-      </w:r>
-    </w:p>
-    <w:p>
-      <w:pPr>
-        <w:pStyle w:val="Compact"/>
-        <w:numPr>
-          <w:ilvl w:val="0"/>
-          <w:numId w:val="1057"/>
-        </w:numPr>
-      </w:pPr>
-      <w:r>
-        <w:rPr>
-          <w:b/>
-          <w:bCs/>
-        </w:rPr>
-        <w:t xml:space="preserve">Lessons Learned:</w:t>
       </w:r>
     </w:p>
     <w:p>
@@ -5516,6 +5827,158 @@
         </w:numPr>
       </w:pPr>
       <w:r>
+        <w:rPr>
+          <w:b/>
+          <w:bCs/>
+        </w:rPr>
+        <w:t xml:space="preserve">Batch Time:</w:t>
+      </w:r>
+      <w:r>
+        <w:t xml:space="preserve"> </w:t>
+      </w:r>
+      <w:r>
+        <w:t xml:space="preserve">~117 seconds per iteration (≈43% faster than V4)</w:t>
+      </w:r>
+    </w:p>
+    <w:p>
+      <w:pPr>
+        <w:pStyle w:val="Compact"/>
+        <w:numPr>
+          <w:ilvl w:val="0"/>
+          <w:numId w:val="1059"/>
+        </w:numPr>
+      </w:pPr>
+      <w:r>
+        <w:rPr>
+          <w:b/>
+          <w:bCs/>
+        </w:rPr>
+        <w:t xml:space="preserve">Accuracy Metrics:</w:t>
+      </w:r>
+    </w:p>
+    <w:p>
+      <w:pPr>
+        <w:pStyle w:val="Compact"/>
+        <w:numPr>
+          <w:ilvl w:val="1"/>
+          <w:numId w:val="1065"/>
+        </w:numPr>
+      </w:pPr>
+      <w:r>
+        <w:rPr>
+          <w:b/>
+          <w:bCs/>
+        </w:rPr>
+        <w:t xml:space="preserve">Epoch 1 Training Loss:</w:t>
+      </w:r>
+      <w:r>
+        <w:t xml:space="preserve"> </w:t>
+      </w:r>
+      <w:r>
+        <w:t xml:space="preserve">3.8467</w:t>
+      </w:r>
+    </w:p>
+    <w:p>
+      <w:pPr>
+        <w:pStyle w:val="Compact"/>
+        <w:numPr>
+          <w:ilvl w:val="1"/>
+          <w:numId w:val="1065"/>
+        </w:numPr>
+      </w:pPr>
+      <w:r>
+        <w:rPr>
+          <w:b/>
+          <w:bCs/>
+        </w:rPr>
+        <w:t xml:space="preserve">Epoch 1 Validation Loss:</w:t>
+      </w:r>
+      <w:r>
+        <w:t xml:space="preserve"> </w:t>
+      </w:r>
+      <w:r>
+        <w:t xml:space="preserve">3.8173</w:t>
+      </w:r>
+    </w:p>
+    <w:p>
+      <w:pPr>
+        <w:pStyle w:val="Compact"/>
+        <w:numPr>
+          <w:ilvl w:val="1"/>
+          <w:numId w:val="1065"/>
+        </w:numPr>
+      </w:pPr>
+      <w:r>
+        <w:rPr>
+          <w:b/>
+          <w:bCs/>
+        </w:rPr>
+        <w:t xml:space="preserve">Epoch 1 Validation Accuracy:</w:t>
+      </w:r>
+      <w:r>
+        <w:t xml:space="preserve"> </w:t>
+      </w:r>
+      <w:r>
+        <w:t xml:space="preserve">0.00%</w:t>
+      </w:r>
+    </w:p>
+    <w:p>
+      <w:pPr>
+        <w:pStyle w:val="Compact"/>
+        <w:numPr>
+          <w:ilvl w:val="0"/>
+          <w:numId w:val="1059"/>
+        </w:numPr>
+      </w:pPr>
+      <w:r>
+        <w:rPr>
+          <w:b/>
+          <w:bCs/>
+        </w:rPr>
+        <w:t xml:space="preserve">Conclusion:</w:t>
+      </w:r>
+      <w:r>
+        <w:t xml:space="preserve"> </w:t>
+      </w:r>
+      <w:r>
+        <w:rPr>
+          <w:b/>
+          <w:bCs/>
+        </w:rPr>
+        <w:t xml:space="preserve">Failure.</w:t>
+      </w:r>
+      <w:r>
+        <w:t xml:space="preserve"> </w:t>
+      </w:r>
+      <w:r>
+        <w:t xml:space="preserve">Although the training speed improved significantly, the model failed to learn (0% accuracy). Post-mortem analysis suggests the aggressive spatial reduction without proper information preservation mechanisms (residual connections, adaptive pooling) created a severe information bottleneck. The quantum layer likely receives insufficient spatial information to extract meaningful features.</w:t>
+      </w:r>
+    </w:p>
+    <w:p>
+      <w:pPr>
+        <w:pStyle w:val="Compact"/>
+        <w:numPr>
+          <w:ilvl w:val="0"/>
+          <w:numId w:val="1059"/>
+        </w:numPr>
+      </w:pPr>
+      <w:r>
+        <w:rPr>
+          <w:b/>
+          <w:bCs/>
+        </w:rPr>
+        <w:t xml:space="preserve">Lessons Learned:</w:t>
+      </w:r>
+    </w:p>
+    <w:p>
+      <w:pPr>
+        <w:pStyle w:val="Compact"/>
+        <w:numPr>
+          <w:ilvl w:val="1"/>
+          <w:numId w:val="1066"/>
+        </w:numPr>
+      </w:pPr>
+      <w:r>
         <w:t xml:space="preserve">6x6 is theoretically viable but requires architectural modifications (residual connections, better preprocessing)</w:t>
       </w:r>
     </w:p>
@@ -5524,7 +5987,7 @@
         <w:pStyle w:val="Compact"/>
         <w:numPr>
           <w:ilvl w:val="1"/>
-          <w:numId w:val="1064"/>
+          <w:numId w:val="1066"/>
         </w:numPr>
       </w:pPr>
       <w:r>
@@ -5536,7 +5999,7 @@
         <w:pStyle w:val="Compact"/>
         <w:numPr>
           <w:ilvl w:val="1"/>
-          <w:numId w:val="1064"/>
+          <w:numId w:val="1066"/>
         </w:numPr>
       </w:pPr>
       <w:r>
@@ -5550,8 +6013,8 @@
         </w:pict>
       </w:r>
     </w:p>
-    <w:bookmarkEnd w:id="17"/>
-    <w:bookmarkStart w:id="18" w:name="X320ecc636c4755b86859219779b5928416675c9"/>
+    <w:bookmarkEnd w:id="18"/>
+    <w:bookmarkStart w:id="19" w:name="X320ecc636c4755b86859219779b5928416675c9"/>
     <w:p>
       <w:pPr>
         <w:pStyle w:val="Heading2"/>
@@ -5564,7 +6027,7 @@
       <w:pPr>
         <w:numPr>
           <w:ilvl w:val="0"/>
-          <w:numId w:val="1065"/>
+          <w:numId w:val="1067"/>
         </w:numPr>
       </w:pPr>
       <w:r>
@@ -5585,7 +6048,7 @@
       <w:pPr>
         <w:numPr>
           <w:ilvl w:val="0"/>
-          <w:numId w:val="1065"/>
+          <w:numId w:val="1067"/>
         </w:numPr>
       </w:pPr>
       <w:r>
@@ -5606,7 +6069,7 @@
       <w:pPr>
         <w:numPr>
           <w:ilvl w:val="0"/>
-          <w:numId w:val="1065"/>
+          <w:numId w:val="1067"/>
         </w:numPr>
       </w:pPr>
       <w:r>
@@ -5622,7 +6085,7 @@
         <w:pStyle w:val="Compact"/>
         <w:numPr>
           <w:ilvl w:val="1"/>
-          <w:numId w:val="1066"/>
+          <w:numId w:val="1068"/>
         </w:numPr>
       </w:pPr>
       <w:r>
@@ -5631,300 +6094,6 @@
           <w:bCs/>
         </w:rPr>
         <w:t xml:space="preserve">General:</w:t>
-      </w:r>
-    </w:p>
-    <w:p>
-      <w:pPr>
-        <w:pStyle w:val="Compact"/>
-        <w:numPr>
-          <w:ilvl w:val="2"/>
-          <w:numId w:val="1067"/>
-        </w:numPr>
-      </w:pPr>
-      <w:r>
-        <w:rPr>
-          <w:b/>
-          <w:bCs/>
-        </w:rPr>
-        <w:t xml:space="preserve">Batch Size:</w:t>
-      </w:r>
-      <w:r>
-        <w:t xml:space="preserve"> </w:t>
-      </w:r>
-      <w:r>
-        <w:t xml:space="preserve">128</w:t>
-      </w:r>
-    </w:p>
-    <w:p>
-      <w:pPr>
-        <w:pStyle w:val="Compact"/>
-        <w:numPr>
-          <w:ilvl w:val="2"/>
-          <w:numId w:val="1067"/>
-        </w:numPr>
-      </w:pPr>
-      <w:r>
-        <w:rPr>
-          <w:b/>
-          <w:bCs/>
-        </w:rPr>
-        <w:t xml:space="preserve">Learning Rate:</w:t>
-      </w:r>
-      <w:r>
-        <w:t xml:space="preserve"> </w:t>
-      </w:r>
-      <w:r>
-        <w:t xml:space="preserve">Quantum: 0.0005, Classical: 0.002 (separate optimizers)</w:t>
-      </w:r>
-    </w:p>
-    <w:p>
-      <w:pPr>
-        <w:pStyle w:val="Compact"/>
-        <w:numPr>
-          <w:ilvl w:val="2"/>
-          <w:numId w:val="1067"/>
-        </w:numPr>
-      </w:pPr>
-      <w:r>
-        <w:rPr>
-          <w:b/>
-          <w:bCs/>
-        </w:rPr>
-        <w:t xml:space="preserve">Optimizer:</w:t>
-      </w:r>
-      <w:r>
-        <w:t xml:space="preserve"> </w:t>
-      </w:r>
-      <w:r>
-        <w:t xml:space="preserve">Adam (quantum) + AdamW (classical)</w:t>
-      </w:r>
-    </w:p>
-    <w:p>
-      <w:pPr>
-        <w:pStyle w:val="Compact"/>
-        <w:numPr>
-          <w:ilvl w:val="2"/>
-          <w:numId w:val="1067"/>
-        </w:numPr>
-      </w:pPr>
-      <w:r>
-        <w:rPr>
-          <w:b/>
-          <w:bCs/>
-        </w:rPr>
-        <w:t xml:space="preserve">Scheduler:</w:t>
-      </w:r>
-      <w:r>
-        <w:t xml:space="preserve"> </w:t>
-      </w:r>
-      <w:r>
-        <w:t xml:space="preserve">CosineAnnealingWarmRestarts (quantum), CosineAnnealingLR (classical)</w:t>
-      </w:r>
-    </w:p>
-    <w:p>
-      <w:pPr>
-        <w:pStyle w:val="Compact"/>
-        <w:numPr>
-          <w:ilvl w:val="2"/>
-          <w:numId w:val="1067"/>
-        </w:numPr>
-      </w:pPr>
-      <w:r>
-        <w:rPr>
-          <w:b/>
-          <w:bCs/>
-        </w:rPr>
-        <w:t xml:space="preserve">Loss:</w:t>
-      </w:r>
-      <w:r>
-        <w:t xml:space="preserve"> </w:t>
-      </w:r>
-      <w:r>
-        <w:t xml:space="preserve">LabelSmoothingCrossEntropy (smoothing=0.1) + Mixup (alpha=0.2)</w:t>
-      </w:r>
-    </w:p>
-    <w:p>
-      <w:pPr>
-        <w:pStyle w:val="Compact"/>
-        <w:numPr>
-          <w:ilvl w:val="1"/>
-          <w:numId w:val="1066"/>
-        </w:numPr>
-      </w:pPr>
-      <w:r>
-        <w:rPr>
-          <w:b/>
-          <w:bCs/>
-        </w:rPr>
-        <w:t xml:space="preserve">Quantum Circuit (</w:t>
-      </w:r>
-      <w:r>
-        <w:rPr>
-          <w:rStyle w:val="VerbatimChar"/>
-          <w:b/>
-          <w:bCs/>
-        </w:rPr>
-        <w:t xml:space="preserve">data_reuploading_circuit</w:t>
-      </w:r>
-      <w:r>
-        <w:rPr>
-          <w:b/>
-          <w:bCs/>
-        </w:rPr>
-        <w:t xml:space="preserve">):</w:t>
-      </w:r>
-    </w:p>
-    <w:p>
-      <w:pPr>
-        <w:pStyle w:val="Compact"/>
-        <w:numPr>
-          <w:ilvl w:val="2"/>
-          <w:numId w:val="1068"/>
-        </w:numPr>
-      </w:pPr>
-      <w:r>
-        <w:rPr>
-          <w:b/>
-          <w:bCs/>
-        </w:rPr>
-        <w:t xml:space="preserve">Qubits (</w:t>
-      </w:r>
-      <w:r>
-        <w:rPr>
-          <w:rStyle w:val="VerbatimChar"/>
-          <w:b/>
-          <w:bCs/>
-        </w:rPr>
-        <w:t xml:space="preserve">N_QUBITS</w:t>
-      </w:r>
-      <w:r>
-        <w:rPr>
-          <w:b/>
-          <w:bCs/>
-        </w:rPr>
-        <w:t xml:space="preserve">):</w:t>
-      </w:r>
-      <w:r>
-        <w:t xml:space="preserve"> </w:t>
-      </w:r>
-      <w:r>
-        <w:t xml:space="preserve">4</w:t>
-      </w:r>
-    </w:p>
-    <w:p>
-      <w:pPr>
-        <w:pStyle w:val="Compact"/>
-        <w:numPr>
-          <w:ilvl w:val="2"/>
-          <w:numId w:val="1068"/>
-        </w:numPr>
-      </w:pPr>
-      <w:r>
-        <w:rPr>
-          <w:b/>
-          <w:bCs/>
-        </w:rPr>
-        <w:t xml:space="preserve">Quantum Device:</w:t>
-      </w:r>
-      <w:r>
-        <w:t xml:space="preserve"> </w:t>
-      </w:r>
-      <w:r>
-        <w:rPr>
-          <w:rStyle w:val="VerbatimChar"/>
-        </w:rPr>
-        <w:t xml:space="preserve">lightning.gpu</w:t>
-      </w:r>
-      <w:r>
-        <w:t xml:space="preserve"> </w:t>
-      </w:r>
-      <w:r>
-        <w:t xml:space="preserve">(A100 80GB)</w:t>
-      </w:r>
-    </w:p>
-    <w:p>
-      <w:pPr>
-        <w:pStyle w:val="Compact"/>
-        <w:numPr>
-          <w:ilvl w:val="2"/>
-          <w:numId w:val="1068"/>
-        </w:numPr>
-      </w:pPr>
-      <w:r>
-        <w:rPr>
-          <w:b/>
-          <w:bCs/>
-        </w:rPr>
-        <w:t xml:space="preserve">Diff Method:</w:t>
-      </w:r>
-      <w:r>
-        <w:t xml:space="preserve"> </w:t>
-      </w:r>
-      <w:r>
-        <w:rPr>
-          <w:rStyle w:val="VerbatimChar"/>
-        </w:rPr>
-        <w:t xml:space="preserve">adjoint</w:t>
-      </w:r>
-    </w:p>
-    <w:p>
-      <w:pPr>
-        <w:pStyle w:val="Compact"/>
-        <w:numPr>
-          <w:ilvl w:val="2"/>
-          <w:numId w:val="1068"/>
-        </w:numPr>
-      </w:pPr>
-      <w:r>
-        <w:rPr>
-          <w:b/>
-          <w:bCs/>
-        </w:rPr>
-        <w:t xml:space="preserve">Structure:</w:t>
-      </w:r>
-      <w:r>
-        <w:t xml:space="preserve"> </w:t>
-      </w:r>
-      <w:r>
-        <w:t xml:space="preserve">2-layer data re-uploading with AngleEmbedding, Rot gates, CNOT ring topology</w:t>
-      </w:r>
-    </w:p>
-    <w:p>
-      <w:pPr>
-        <w:pStyle w:val="Compact"/>
-        <w:numPr>
-          <w:ilvl w:val="2"/>
-          <w:numId w:val="1068"/>
-        </w:numPr>
-      </w:pPr>
-      <w:r>
-        <w:rPr>
-          <w:b/>
-          <w:bCs/>
-        </w:rPr>
-        <w:t xml:space="preserve">Trainable Parameters:</w:t>
-      </w:r>
-      <w:r>
-        <w:t xml:space="preserve"> </w:t>
-      </w:r>
-      <w:r>
-        <w:t xml:space="preserve">25 (vs 12 fixed in V1-V6)</w:t>
-      </w:r>
-    </w:p>
-    <w:p>
-      <w:pPr>
-        <w:pStyle w:val="Compact"/>
-        <w:numPr>
-          <w:ilvl w:val="1"/>
-          <w:numId w:val="1066"/>
-        </w:numPr>
-      </w:pPr>
-      <w:r>
-        <w:rPr>
-          <w:b/>
-          <w:bCs/>
-        </w:rPr>
-        <w:t xml:space="preserve">Hybrid Architecture (EnhancedQuanvNet):</w:t>
       </w:r>
     </w:p>
     <w:p>
@@ -5940,13 +6109,13 @@
           <w:b/>
           <w:bCs/>
         </w:rPr>
-        <w:t xml:space="preserve">Input:</w:t>
-      </w:r>
-      <w:r>
-        <w:t xml:space="preserve"> </w:t>
-      </w:r>
-      <w:r>
-        <w:t xml:space="preserve">32x32 grayscale image.</w:t>
+        <w:t xml:space="preserve">Batch Size:</w:t>
+      </w:r>
+      <w:r>
+        <w:t xml:space="preserve"> </w:t>
+      </w:r>
+      <w:r>
+        <w:t xml:space="preserve">128</w:t>
       </w:r>
     </w:p>
     <w:p>
@@ -5962,70 +6131,13 @@
           <w:b/>
           <w:bCs/>
         </w:rPr>
-        <w:t xml:space="preserve">Classical Pre-processing:</w:t>
-      </w:r>
-    </w:p>
-    <w:p>
-      <w:pPr>
-        <w:pStyle w:val="Compact"/>
-        <w:numPr>
-          <w:ilvl w:val="3"/>
-          <w:numId w:val="1070"/>
-        </w:numPr>
-      </w:pPr>
-      <w:r>
-        <w:rPr>
-          <w:rStyle w:val="VerbatimChar"/>
-        </w:rPr>
-        <w:t xml:space="preserve">Conv2d(1, 8, stride=2)</w:t>
-      </w:r>
-      <w:r>
-        <w:t xml:space="preserve"> </w:t>
-      </w:r>
-      <w:r>
-        <w:t xml:space="preserve">+ GroupNorm + GELU → 16x16</w:t>
-      </w:r>
-    </w:p>
-    <w:p>
-      <w:pPr>
-        <w:pStyle w:val="Compact"/>
-        <w:numPr>
-          <w:ilvl w:val="3"/>
-          <w:numId w:val="1070"/>
-        </w:numPr>
-      </w:pPr>
-      <w:r>
-        <w:rPr>
-          <w:rStyle w:val="VerbatimChar"/>
-        </w:rPr>
-        <w:t xml:space="preserve">ResidualBlock(8, 8)</w:t>
-      </w:r>
-      <w:r>
-        <w:t xml:space="preserve"> </w:t>
-      </w:r>
-      <w:r>
-        <w:t xml:space="preserve">(identity skip connection)</w:t>
-      </w:r>
-    </w:p>
-    <w:p>
-      <w:pPr>
-        <w:pStyle w:val="Compact"/>
-        <w:numPr>
-          <w:ilvl w:val="3"/>
-          <w:numId w:val="1070"/>
-        </w:numPr>
-      </w:pPr>
-      <w:r>
-        <w:rPr>
-          <w:rStyle w:val="VerbatimChar"/>
-        </w:rPr>
-        <w:t xml:space="preserve">Conv2d(8, 4, stride=2)</w:t>
-      </w:r>
-      <w:r>
-        <w:t xml:space="preserve"> </w:t>
-      </w:r>
-      <w:r>
-        <w:t xml:space="preserve">+ GroupNorm + GELU → 8x8</w:t>
+        <w:t xml:space="preserve">Learning Rate:</w:t>
+      </w:r>
+      <w:r>
+        <w:t xml:space="preserve"> </w:t>
+      </w:r>
+      <w:r>
+        <w:t xml:space="preserve">Quantum: 0.0005, Classical: 0.002 (separate optimizers)</w:t>
       </w:r>
     </w:p>
     <w:p>
@@ -6041,105 +6153,13 @@
           <w:b/>
           <w:bCs/>
         </w:rPr>
-        <w:t xml:space="preserve">Quantum Layer (</w:t>
-      </w:r>
-      <w:r>
-        <w:rPr>
-          <w:rStyle w:val="VerbatimChar"/>
-          <w:b/>
-          <w:bCs/>
-        </w:rPr>
-        <w:t xml:space="preserve">TrainableQuanvLayer</w:t>
-      </w:r>
-      <w:r>
-        <w:rPr>
-          <w:b/>
-          <w:bCs/>
-        </w:rPr>
-        <w:t xml:space="preserve">):</w:t>
-      </w:r>
-    </w:p>
-    <w:p>
-      <w:pPr>
-        <w:pStyle w:val="Compact"/>
-        <w:numPr>
-          <w:ilvl w:val="3"/>
-          <w:numId w:val="1071"/>
-        </w:numPr>
-      </w:pPr>
-      <w:r>
-        <w:t xml:space="preserve">Operates on 8x8 feature map (V4 optimal size).</w:t>
-      </w:r>
-    </w:p>
-    <w:p>
-      <w:pPr>
-        <w:pStyle w:val="Compact"/>
-        <w:numPr>
-          <w:ilvl w:val="3"/>
-          <w:numId w:val="1071"/>
-        </w:numPr>
-      </w:pPr>
-      <w:r>
-        <w:t xml:space="preserve">2x2 patches with stride 2 → 16 quantum executions per image.</w:t>
-      </w:r>
-    </w:p>
-    <w:p>
-      <w:pPr>
-        <w:pStyle w:val="Compact"/>
-        <w:numPr>
-          <w:ilvl w:val="3"/>
-          <w:numId w:val="1071"/>
-        </w:numPr>
-      </w:pPr>
-      <w:r>
-        <w:rPr>
-          <w:b/>
-          <w:bCs/>
-        </w:rPr>
-        <w:t xml:space="preserve">Gradient scaling:</w:t>
-      </w:r>
-      <w:r>
-        <w:t xml:space="preserve"> </w:t>
-      </w:r>
-      <w:r>
-        <w:t xml:space="preserve">Learnable</w:t>
-      </w:r>
-      <w:r>
-        <w:t xml:space="preserve"> </w:t>
-      </w:r>
-      <w:r>
-        <w:rPr>
-          <w:rStyle w:val="VerbatimChar"/>
-        </w:rPr>
-        <w:t xml:space="preserve">gradient_scale</w:t>
-      </w:r>
-      <w:r>
-        <w:t xml:space="preserve"> </w:t>
-      </w:r>
-      <w:r>
-        <w:t xml:space="preserve">parameter (init=0.1)</w:t>
-      </w:r>
-    </w:p>
-    <w:p>
-      <w:pPr>
-        <w:pStyle w:val="Compact"/>
-        <w:numPr>
-          <w:ilvl w:val="3"/>
-          <w:numId w:val="1071"/>
-        </w:numPr>
-      </w:pPr>
-      <w:r>
-        <w:rPr>
-          <w:b/>
-          <w:bCs/>
-        </w:rPr>
-        <w:t xml:space="preserve">Output:</w:t>
-      </w:r>
-      <w:r>
-        <w:t xml:space="preserve"> </w:t>
-      </w:r>
-      <w:r>
-        <w:t xml:space="preserve">16 channels (4 input channels × 4 qubits)</w:t>
+        <w:t xml:space="preserve">Optimizer:</w:t>
+      </w:r>
+      <w:r>
+        <w:t xml:space="preserve"> </w:t>
+      </w:r>
+      <w:r>
+        <w:t xml:space="preserve">Adam (quantum) + AdamW (classical)</w:t>
       </w:r>
     </w:p>
     <w:p>
@@ -6155,7 +6175,257 @@
           <w:b/>
           <w:bCs/>
         </w:rPr>
-        <w:t xml:space="preserve">Skip Connection:</w:t>
+        <w:t xml:space="preserve">Scheduler:</w:t>
+      </w:r>
+      <w:r>
+        <w:t xml:space="preserve"> </w:t>
+      </w:r>
+      <w:r>
+        <w:t xml:space="preserve">CosineAnnealingWarmRestarts (quantum), CosineAnnealingLR (classical)</w:t>
+      </w:r>
+    </w:p>
+    <w:p>
+      <w:pPr>
+        <w:pStyle w:val="Compact"/>
+        <w:numPr>
+          <w:ilvl w:val="2"/>
+          <w:numId w:val="1069"/>
+        </w:numPr>
+      </w:pPr>
+      <w:r>
+        <w:rPr>
+          <w:b/>
+          <w:bCs/>
+        </w:rPr>
+        <w:t xml:space="preserve">Loss:</w:t>
+      </w:r>
+      <w:r>
+        <w:t xml:space="preserve"> </w:t>
+      </w:r>
+      <w:r>
+        <w:t xml:space="preserve">LabelSmoothingCrossEntropy (smoothing=0.1) + Mixup (alpha=0.2)</w:t>
+      </w:r>
+    </w:p>
+    <w:p>
+      <w:pPr>
+        <w:pStyle w:val="Compact"/>
+        <w:numPr>
+          <w:ilvl w:val="1"/>
+          <w:numId w:val="1068"/>
+        </w:numPr>
+      </w:pPr>
+      <w:r>
+        <w:rPr>
+          <w:b/>
+          <w:bCs/>
+        </w:rPr>
+        <w:t xml:space="preserve">Quantum Circuit (</w:t>
+      </w:r>
+      <w:r>
+        <w:rPr>
+          <w:rStyle w:val="VerbatimChar"/>
+          <w:b/>
+          <w:bCs/>
+        </w:rPr>
+        <w:t xml:space="preserve">data_reuploading_circuit</w:t>
+      </w:r>
+      <w:r>
+        <w:rPr>
+          <w:b/>
+          <w:bCs/>
+        </w:rPr>
+        <w:t xml:space="preserve">):</w:t>
+      </w:r>
+    </w:p>
+    <w:p>
+      <w:pPr>
+        <w:pStyle w:val="Compact"/>
+        <w:numPr>
+          <w:ilvl w:val="2"/>
+          <w:numId w:val="1070"/>
+        </w:numPr>
+      </w:pPr>
+      <w:r>
+        <w:rPr>
+          <w:b/>
+          <w:bCs/>
+        </w:rPr>
+        <w:t xml:space="preserve">Qubits (</w:t>
+      </w:r>
+      <w:r>
+        <w:rPr>
+          <w:rStyle w:val="VerbatimChar"/>
+          <w:b/>
+          <w:bCs/>
+        </w:rPr>
+        <w:t xml:space="preserve">N_QUBITS</w:t>
+      </w:r>
+      <w:r>
+        <w:rPr>
+          <w:b/>
+          <w:bCs/>
+        </w:rPr>
+        <w:t xml:space="preserve">):</w:t>
+      </w:r>
+      <w:r>
+        <w:t xml:space="preserve"> </w:t>
+      </w:r>
+      <w:r>
+        <w:t xml:space="preserve">4</w:t>
+      </w:r>
+    </w:p>
+    <w:p>
+      <w:pPr>
+        <w:pStyle w:val="Compact"/>
+        <w:numPr>
+          <w:ilvl w:val="2"/>
+          <w:numId w:val="1070"/>
+        </w:numPr>
+      </w:pPr>
+      <w:r>
+        <w:rPr>
+          <w:b/>
+          <w:bCs/>
+        </w:rPr>
+        <w:t xml:space="preserve">Quantum Device:</w:t>
+      </w:r>
+      <w:r>
+        <w:t xml:space="preserve"> </w:t>
+      </w:r>
+      <w:r>
+        <w:rPr>
+          <w:rStyle w:val="VerbatimChar"/>
+        </w:rPr>
+        <w:t xml:space="preserve">lightning.gpu</w:t>
+      </w:r>
+      <w:r>
+        <w:t xml:space="preserve"> </w:t>
+      </w:r>
+      <w:r>
+        <w:t xml:space="preserve">(A100 80GB)</w:t>
+      </w:r>
+    </w:p>
+    <w:p>
+      <w:pPr>
+        <w:pStyle w:val="Compact"/>
+        <w:numPr>
+          <w:ilvl w:val="2"/>
+          <w:numId w:val="1070"/>
+        </w:numPr>
+      </w:pPr>
+      <w:r>
+        <w:rPr>
+          <w:b/>
+          <w:bCs/>
+        </w:rPr>
+        <w:t xml:space="preserve">Diff Method:</w:t>
+      </w:r>
+      <w:r>
+        <w:t xml:space="preserve"> </w:t>
+      </w:r>
+      <w:r>
+        <w:rPr>
+          <w:rStyle w:val="VerbatimChar"/>
+        </w:rPr>
+        <w:t xml:space="preserve">adjoint</w:t>
+      </w:r>
+    </w:p>
+    <w:p>
+      <w:pPr>
+        <w:pStyle w:val="Compact"/>
+        <w:numPr>
+          <w:ilvl w:val="2"/>
+          <w:numId w:val="1070"/>
+        </w:numPr>
+      </w:pPr>
+      <w:r>
+        <w:rPr>
+          <w:b/>
+          <w:bCs/>
+        </w:rPr>
+        <w:t xml:space="preserve">Structure:</w:t>
+      </w:r>
+      <w:r>
+        <w:t xml:space="preserve"> </w:t>
+      </w:r>
+      <w:r>
+        <w:t xml:space="preserve">2-layer data re-uploading with AngleEmbedding, Rot gates, CNOT ring topology</w:t>
+      </w:r>
+    </w:p>
+    <w:p>
+      <w:pPr>
+        <w:pStyle w:val="Compact"/>
+        <w:numPr>
+          <w:ilvl w:val="2"/>
+          <w:numId w:val="1070"/>
+        </w:numPr>
+      </w:pPr>
+      <w:r>
+        <w:rPr>
+          <w:b/>
+          <w:bCs/>
+        </w:rPr>
+        <w:t xml:space="preserve">Trainable Parameters:</w:t>
+      </w:r>
+      <w:r>
+        <w:t xml:space="preserve"> </w:t>
+      </w:r>
+      <w:r>
+        <w:t xml:space="preserve">25 (vs 12 fixed in V1-V6)</w:t>
+      </w:r>
+    </w:p>
+    <w:p>
+      <w:pPr>
+        <w:pStyle w:val="Compact"/>
+        <w:numPr>
+          <w:ilvl w:val="1"/>
+          <w:numId w:val="1068"/>
+        </w:numPr>
+      </w:pPr>
+      <w:r>
+        <w:rPr>
+          <w:b/>
+          <w:bCs/>
+        </w:rPr>
+        <w:t xml:space="preserve">Hybrid Architecture (EnhancedQuanvNet):</w:t>
+      </w:r>
+    </w:p>
+    <w:p>
+      <w:pPr>
+        <w:pStyle w:val="Compact"/>
+        <w:numPr>
+          <w:ilvl w:val="2"/>
+          <w:numId w:val="1071"/>
+        </w:numPr>
+      </w:pPr>
+      <w:r>
+        <w:rPr>
+          <w:b/>
+          <w:bCs/>
+        </w:rPr>
+        <w:t xml:space="preserve">Input:</w:t>
+      </w:r>
+      <w:r>
+        <w:t xml:space="preserve"> </w:t>
+      </w:r>
+      <w:r>
+        <w:t xml:space="preserve">32x32 grayscale image.</w:t>
+      </w:r>
+    </w:p>
+    <w:p>
+      <w:pPr>
+        <w:pStyle w:val="Compact"/>
+        <w:numPr>
+          <w:ilvl w:val="2"/>
+          <w:numId w:val="1071"/>
+        </w:numPr>
+      </w:pPr>
+      <w:r>
+        <w:rPr>
+          <w:b/>
+          <w:bCs/>
+        </w:rPr>
+        <w:t xml:space="preserve">Classical Pre-processing:</w:t>
       </w:r>
     </w:p>
     <w:p>
@@ -6170,13 +6440,13 @@
         <w:rPr>
           <w:rStyle w:val="VerbatimChar"/>
         </w:rPr>
-        <w:t xml:space="preserve">Conv2d(4→16, 1x1)</w:t>
-      </w:r>
-      <w:r>
-        <w:t xml:space="preserve"> </w:t>
-      </w:r>
-      <w:r>
-        <w:t xml:space="preserve">adapter for classical features</w:t>
+        <w:t xml:space="preserve">Conv2d(1, 8, stride=2)</w:t>
+      </w:r>
+      <w:r>
+        <w:t xml:space="preserve"> </w:t>
+      </w:r>
+      <w:r>
+        <w:t xml:space="preserve">+ GroupNorm + GELU → 16x16</w:t>
       </w:r>
     </w:p>
     <w:p>
@@ -6188,22 +6458,16 @@
         </w:numPr>
       </w:pPr>
       <w:r>
-        <w:t xml:space="preserve">Learnable</w:t>
-      </w:r>
-      <w:r>
-        <w:t xml:space="preserve"> </w:t>
-      </w:r>
-      <w:r>
-        <w:rPr>
-          <w:rStyle w:val="VerbatimChar"/>
-        </w:rPr>
-        <w:t xml:space="preserve">skip_weight</w:t>
-      </w:r>
-      <w:r>
-        <w:t xml:space="preserve"> </w:t>
-      </w:r>
-      <w:r>
-        <w:t xml:space="preserve">parameter (init=0.1)</w:t>
+        <w:rPr>
+          <w:rStyle w:val="VerbatimChar"/>
+        </w:rPr>
+        <w:t xml:space="preserve">ResidualBlock(8, 8)</w:t>
+      </w:r>
+      <w:r>
+        <w:t xml:space="preserve"> </w:t>
+      </w:r>
+      <w:r>
+        <w:t xml:space="preserve">(identity skip connection)</w:t>
       </w:r>
     </w:p>
     <w:p>
@@ -6218,7 +6482,13 @@
         <w:rPr>
           <w:rStyle w:val="VerbatimChar"/>
         </w:rPr>
-        <w:t xml:space="preserve">quantum_out + skip_weight * adapted_classical</w:t>
+        <w:t xml:space="preserve">Conv2d(8, 4, stride=2)</w:t>
+      </w:r>
+      <w:r>
+        <w:t xml:space="preserve"> </w:t>
+      </w:r>
+      <w:r>
+        <w:t xml:space="preserve">+ GroupNorm + GELU → 8x8</w:t>
       </w:r>
     </w:p>
     <w:p>
@@ -6226,37 +6496,30 @@
         <w:pStyle w:val="Compact"/>
         <w:numPr>
           <w:ilvl w:val="2"/>
-          <w:numId w:val="1069"/>
-        </w:numPr>
-      </w:pPr>
-      <w:r>
-        <w:rPr>
-          <w:b/>
-          <w:bCs/>
-        </w:rPr>
-        <w:t xml:space="preserve">Channel Attention:</w:t>
-      </w:r>
-      <w:r>
-        <w:t xml:space="preserve"> </w:t>
-      </w:r>
-      <w:r>
-        <w:t xml:space="preserve">SE-block style (squeeze-excitation)</w:t>
-      </w:r>
-    </w:p>
-    <w:p>
-      <w:pPr>
-        <w:pStyle w:val="Compact"/>
-        <w:numPr>
-          <w:ilvl w:val="2"/>
-          <w:numId w:val="1069"/>
-        </w:numPr>
-      </w:pPr>
-      <w:r>
-        <w:rPr>
-          <w:b/>
-          <w:bCs/>
-        </w:rPr>
-        <w:t xml:space="preserve">Classical Post-processing:</w:t>
+          <w:numId w:val="1071"/>
+        </w:numPr>
+      </w:pPr>
+      <w:r>
+        <w:rPr>
+          <w:b/>
+          <w:bCs/>
+        </w:rPr>
+        <w:t xml:space="preserve">Quantum Layer (</w:t>
+      </w:r>
+      <w:r>
+        <w:rPr>
+          <w:rStyle w:val="VerbatimChar"/>
+          <w:b/>
+          <w:bCs/>
+        </w:rPr>
+        <w:t xml:space="preserve">TrainableQuanvLayer</w:t>
+      </w:r>
+      <w:r>
+        <w:rPr>
+          <w:b/>
+          <w:bCs/>
+        </w:rPr>
+        <w:t xml:space="preserve">):</w:t>
       </w:r>
     </w:p>
     <w:p>
@@ -6268,16 +6531,7 @@
         </w:numPr>
       </w:pPr>
       <w:r>
-        <w:rPr>
-          <w:rStyle w:val="VerbatimChar"/>
-        </w:rPr>
-        <w:t xml:space="preserve">Conv2d(16, 32, kernel=3)</w:t>
-      </w:r>
-      <w:r>
-        <w:t xml:space="preserve"> </w:t>
-      </w:r>
-      <w:r>
-        <w:t xml:space="preserve">+ GroupNorm + GELU</w:t>
+        <w:t xml:space="preserve">Operates on 8x8 feature map (V4 optimal size).</w:t>
       </w:r>
     </w:p>
     <w:p>
@@ -6289,16 +6543,7 @@
         </w:numPr>
       </w:pPr>
       <w:r>
-        <w:rPr>
-          <w:rStyle w:val="VerbatimChar"/>
-        </w:rPr>
-        <w:t xml:space="preserve">Conv2d(32, 64, kernel=3)</w:t>
-      </w:r>
-      <w:r>
-        <w:t xml:space="preserve"> </w:t>
-      </w:r>
-      <w:r>
-        <w:t xml:space="preserve">+ GroupNorm + GELU + Dropout(0.3)</w:t>
+        <w:t xml:space="preserve">2x2 patches with stride 2 → 16 quantum executions per image.</w:t>
       </w:r>
     </w:p>
     <w:p>
@@ -6310,6 +6555,224 @@
         </w:numPr>
       </w:pPr>
       <w:r>
+        <w:rPr>
+          <w:b/>
+          <w:bCs/>
+        </w:rPr>
+        <w:t xml:space="preserve">Gradient scaling:</w:t>
+      </w:r>
+      <w:r>
+        <w:t xml:space="preserve"> </w:t>
+      </w:r>
+      <w:r>
+        <w:t xml:space="preserve">Learnable</w:t>
+      </w:r>
+      <w:r>
+        <w:t xml:space="preserve"> </w:t>
+      </w:r>
+      <w:r>
+        <w:rPr>
+          <w:rStyle w:val="VerbatimChar"/>
+        </w:rPr>
+        <w:t xml:space="preserve">gradient_scale</w:t>
+      </w:r>
+      <w:r>
+        <w:t xml:space="preserve"> </w:t>
+      </w:r>
+      <w:r>
+        <w:t xml:space="preserve">parameter (init=0.1)</w:t>
+      </w:r>
+    </w:p>
+    <w:p>
+      <w:pPr>
+        <w:pStyle w:val="Compact"/>
+        <w:numPr>
+          <w:ilvl w:val="3"/>
+          <w:numId w:val="1073"/>
+        </w:numPr>
+      </w:pPr>
+      <w:r>
+        <w:rPr>
+          <w:b/>
+          <w:bCs/>
+        </w:rPr>
+        <w:t xml:space="preserve">Output:</w:t>
+      </w:r>
+      <w:r>
+        <w:t xml:space="preserve"> </w:t>
+      </w:r>
+      <w:r>
+        <w:t xml:space="preserve">16 channels (4 input channels × 4 qubits)</w:t>
+      </w:r>
+    </w:p>
+    <w:p>
+      <w:pPr>
+        <w:pStyle w:val="Compact"/>
+        <w:numPr>
+          <w:ilvl w:val="2"/>
+          <w:numId w:val="1071"/>
+        </w:numPr>
+      </w:pPr>
+      <w:r>
+        <w:rPr>
+          <w:b/>
+          <w:bCs/>
+        </w:rPr>
+        <w:t xml:space="preserve">Skip Connection:</w:t>
+      </w:r>
+    </w:p>
+    <w:p>
+      <w:pPr>
+        <w:pStyle w:val="Compact"/>
+        <w:numPr>
+          <w:ilvl w:val="3"/>
+          <w:numId w:val="1074"/>
+        </w:numPr>
+      </w:pPr>
+      <w:r>
+        <w:rPr>
+          <w:rStyle w:val="VerbatimChar"/>
+        </w:rPr>
+        <w:t xml:space="preserve">Conv2d(4→16, 1x1)</w:t>
+      </w:r>
+      <w:r>
+        <w:t xml:space="preserve"> </w:t>
+      </w:r>
+      <w:r>
+        <w:t xml:space="preserve">adapter for classical features</w:t>
+      </w:r>
+    </w:p>
+    <w:p>
+      <w:pPr>
+        <w:pStyle w:val="Compact"/>
+        <w:numPr>
+          <w:ilvl w:val="3"/>
+          <w:numId w:val="1074"/>
+        </w:numPr>
+      </w:pPr>
+      <w:r>
+        <w:t xml:space="preserve">Learnable</w:t>
+      </w:r>
+      <w:r>
+        <w:t xml:space="preserve"> </w:t>
+      </w:r>
+      <w:r>
+        <w:rPr>
+          <w:rStyle w:val="VerbatimChar"/>
+        </w:rPr>
+        <w:t xml:space="preserve">skip_weight</w:t>
+      </w:r>
+      <w:r>
+        <w:t xml:space="preserve"> </w:t>
+      </w:r>
+      <w:r>
+        <w:t xml:space="preserve">parameter (init=0.1)</w:t>
+      </w:r>
+    </w:p>
+    <w:p>
+      <w:pPr>
+        <w:pStyle w:val="Compact"/>
+        <w:numPr>
+          <w:ilvl w:val="3"/>
+          <w:numId w:val="1074"/>
+        </w:numPr>
+      </w:pPr>
+      <w:r>
+        <w:rPr>
+          <w:rStyle w:val="VerbatimChar"/>
+        </w:rPr>
+        <w:t xml:space="preserve">quantum_out + skip_weight * adapted_classical</w:t>
+      </w:r>
+    </w:p>
+    <w:p>
+      <w:pPr>
+        <w:pStyle w:val="Compact"/>
+        <w:numPr>
+          <w:ilvl w:val="2"/>
+          <w:numId w:val="1071"/>
+        </w:numPr>
+      </w:pPr>
+      <w:r>
+        <w:rPr>
+          <w:b/>
+          <w:bCs/>
+        </w:rPr>
+        <w:t xml:space="preserve">Channel Attention:</w:t>
+      </w:r>
+      <w:r>
+        <w:t xml:space="preserve"> </w:t>
+      </w:r>
+      <w:r>
+        <w:t xml:space="preserve">SE-block style (squeeze-excitation)</w:t>
+      </w:r>
+    </w:p>
+    <w:p>
+      <w:pPr>
+        <w:pStyle w:val="Compact"/>
+        <w:numPr>
+          <w:ilvl w:val="2"/>
+          <w:numId w:val="1071"/>
+        </w:numPr>
+      </w:pPr>
+      <w:r>
+        <w:rPr>
+          <w:b/>
+          <w:bCs/>
+        </w:rPr>
+        <w:t xml:space="preserve">Classical Post-processing:</w:t>
+      </w:r>
+    </w:p>
+    <w:p>
+      <w:pPr>
+        <w:pStyle w:val="Compact"/>
+        <w:numPr>
+          <w:ilvl w:val="3"/>
+          <w:numId w:val="1075"/>
+        </w:numPr>
+      </w:pPr>
+      <w:r>
+        <w:rPr>
+          <w:rStyle w:val="VerbatimChar"/>
+        </w:rPr>
+        <w:t xml:space="preserve">Conv2d(16, 32, kernel=3)</w:t>
+      </w:r>
+      <w:r>
+        <w:t xml:space="preserve"> </w:t>
+      </w:r>
+      <w:r>
+        <w:t xml:space="preserve">+ GroupNorm + GELU</w:t>
+      </w:r>
+    </w:p>
+    <w:p>
+      <w:pPr>
+        <w:pStyle w:val="Compact"/>
+        <w:numPr>
+          <w:ilvl w:val="3"/>
+          <w:numId w:val="1075"/>
+        </w:numPr>
+      </w:pPr>
+      <w:r>
+        <w:rPr>
+          <w:rStyle w:val="VerbatimChar"/>
+        </w:rPr>
+        <w:t xml:space="preserve">Conv2d(32, 64, kernel=3)</w:t>
+      </w:r>
+      <w:r>
+        <w:t xml:space="preserve"> </w:t>
+      </w:r>
+      <w:r>
+        <w:t xml:space="preserve">+ GroupNorm + GELU + Dropout(0.3)</w:t>
+      </w:r>
+    </w:p>
+    <w:p>
+      <w:pPr>
+        <w:pStyle w:val="Compact"/>
+        <w:numPr>
+          <w:ilvl w:val="3"/>
+          <w:numId w:val="1075"/>
+        </w:numPr>
+      </w:pPr>
+      <w:r>
         <w:t xml:space="preserve">AdaptiveAvgPool2d(1) → Linear(64, 44)</w:t>
       </w:r>
     </w:p>
@@ -6318,7 +6781,7 @@
         <w:pStyle w:val="Compact"/>
         <w:numPr>
           <w:ilvl w:val="2"/>
-          <w:numId w:val="1069"/>
+          <w:numId w:val="1071"/>
         </w:numPr>
       </w:pPr>
       <w:r>
@@ -6339,7 +6802,7 @@
       <w:pPr>
         <w:numPr>
           <w:ilvl w:val="0"/>
-          <w:numId w:val="1065"/>
+          <w:numId w:val="1067"/>
         </w:numPr>
       </w:pPr>
       <w:r>
@@ -6348,322 +6811,6 @@
           <w:bCs/>
         </w:rPr>
         <w:t xml:space="preserve">Run 1 Results (NaN Failure):</w:t>
-      </w:r>
-    </w:p>
-    <w:p>
-      <w:pPr>
-        <w:pStyle w:val="Compact"/>
-        <w:numPr>
-          <w:ilvl w:val="1"/>
-          <w:numId w:val="1074"/>
-        </w:numPr>
-      </w:pPr>
-      <w:r>
-        <w:rPr>
-          <w:b/>
-          <w:bCs/>
-        </w:rPr>
-        <w:t xml:space="preserve">Epoch 1 Batch 1:</w:t>
-      </w:r>
-      <w:r>
-        <w:t xml:space="preserve"> </w:t>
-      </w:r>
-      <w:r>
-        <w:t xml:space="preserve">gradient_scale=0.1, quantum grad mean=2.09e+02 (SCALED), classical grad mean=1.59e+03 (SCALED)</w:t>
-      </w:r>
-    </w:p>
-    <w:p>
-      <w:pPr>
-        <w:pStyle w:val="Compact"/>
-        <w:numPr>
-          <w:ilvl w:val="1"/>
-          <w:numId w:val="1074"/>
-        </w:numPr>
-      </w:pPr>
-      <w:r>
-        <w:rPr>
-          <w:b/>
-          <w:bCs/>
-        </w:rPr>
-        <w:t xml:space="preserve">Epoch 1 Final:</w:t>
-      </w:r>
-      <w:r>
-        <w:t xml:space="preserve"> </w:t>
-      </w:r>
-      <w:r>
-        <w:t xml:space="preserve">Train Loss:</w:t>
-      </w:r>
-      <w:r>
-        <w:t xml:space="preserve"> </w:t>
-      </w:r>
-      <w:r>
-        <w:rPr>
-          <w:b/>
-          <w:bCs/>
-        </w:rPr>
-        <w:t xml:space="preserve">NaN</w:t>
-      </w:r>
-      <w:r>
-        <w:t xml:space="preserve">, Train Acc: 5.91%, Val Acc: 3.50%</w:t>
-      </w:r>
-    </w:p>
-    <w:p>
-      <w:pPr>
-        <w:pStyle w:val="Compact"/>
-        <w:numPr>
-          <w:ilvl w:val="1"/>
-          <w:numId w:val="1074"/>
-        </w:numPr>
-      </w:pPr>
-      <w:r>
-        <w:rPr>
-          <w:b/>
-          <w:bCs/>
-        </w:rPr>
-        <w:t xml:space="preserve">Epoch 2-3:</w:t>
-      </w:r>
-      <w:r>
-        <w:t xml:space="preserve"> </w:t>
-      </w:r>
-      <w:r>
-        <w:t xml:space="preserve">All NaN — model completely corrupted</w:t>
-      </w:r>
-    </w:p>
-    <w:p>
-      <w:pPr>
-        <w:pStyle w:val="Compact"/>
-        <w:numPr>
-          <w:ilvl w:val="1"/>
-          <w:numId w:val="1074"/>
-        </w:numPr>
-      </w:pPr>
-      <w:r>
-        <w:rPr>
-          <w:b/>
-          <w:bCs/>
-        </w:rPr>
-        <w:t xml:space="preserve">Test Accuracy:</w:t>
-      </w:r>
-      <w:r>
-        <w:t xml:space="preserve"> </w:t>
-      </w:r>
-      <w:r>
-        <w:t xml:space="preserve">4.29% (random noise, meaningless)</w:t>
-      </w:r>
-    </w:p>
-    <w:p>
-      <w:pPr>
-        <w:pStyle w:val="Compact"/>
-        <w:numPr>
-          <w:ilvl w:val="1"/>
-          <w:numId w:val="1074"/>
-        </w:numPr>
-      </w:pPr>
-      <w:r>
-        <w:rPr>
-          <w:b/>
-          <w:bCs/>
-        </w:rPr>
-        <w:t xml:space="preserve">Duration:</w:t>
-      </w:r>
-      <w:r>
-        <w:t xml:space="preserve"> </w:t>
-      </w:r>
-      <w:r>
-        <w:t xml:space="preserve">6 hours 55 minutes (3 epochs)</w:t>
-      </w:r>
-    </w:p>
-    <w:p>
-      <w:pPr>
-        <w:numPr>
-          <w:ilvl w:val="0"/>
-          <w:numId w:val="1065"/>
-        </w:numPr>
-      </w:pPr>
-      <w:r>
-        <w:rPr>
-          <w:b/>
-          <w:bCs/>
-        </w:rPr>
-        <w:t xml:space="preserve">Root Cause Analysis (NaN):</w:t>
-      </w:r>
-    </w:p>
-    <w:p>
-      <w:pPr>
-        <w:pStyle w:val="Compact"/>
-        <w:numPr>
-          <w:ilvl w:val="1"/>
-          <w:numId w:val="1075"/>
-        </w:numPr>
-      </w:pPr>
-      <w:r>
-        <w:rPr>
-          <w:b/>
-          <w:bCs/>
-        </w:rPr>
-        <w:t xml:space="preserve">AMP Float16 Overflow:</w:t>
-      </w:r>
-      <w:r>
-        <w:t xml:space="preserve"> </w:t>
-      </w:r>
-      <w:r>
-        <w:t xml:space="preserve">PyTorch Automatic Mixed Precision cast quantum layer inputs to float16. PennyLane quantum circuits require float32 precision — float16 caused numerical overflow in gradient computation, producing NaN.</w:t>
-      </w:r>
-    </w:p>
-    <w:p>
-      <w:pPr>
-        <w:pStyle w:val="Compact"/>
-        <w:numPr>
-          <w:ilvl w:val="1"/>
-          <w:numId w:val="1075"/>
-        </w:numPr>
-      </w:pPr>
-      <w:r>
-        <w:rPr>
-          <w:b/>
-          <w:bCs/>
-        </w:rPr>
-        <w:t xml:space="preserve">Incorrect GradScaler Usage:</w:t>
-      </w:r>
-      <w:r>
-        <w:t xml:space="preserve"> </w:t>
-      </w:r>
-      <w:r>
-        <w:rPr>
-          <w:rStyle w:val="VerbatimChar"/>
-        </w:rPr>
-        <w:t xml:space="preserve">optimizer.step()</w:t>
-      </w:r>
-      <w:r>
-        <w:t xml:space="preserve"> </w:t>
-      </w:r>
-      <w:r>
-        <w:t xml:space="preserve">was called directly instead of</w:t>
-      </w:r>
-      <w:r>
-        <w:t xml:space="preserve"> </w:t>
-      </w:r>
-      <w:r>
-        <w:rPr>
-          <w:rStyle w:val="VerbatimChar"/>
-        </w:rPr>
-        <w:t xml:space="preserve">scaler.step()</w:t>
-      </w:r>
-      <w:r>
-        <w:t xml:space="preserve">. When AMP's GradScaler detects inf/NaN gradients,</w:t>
-      </w:r>
-      <w:r>
-        <w:t xml:space="preserve"> </w:t>
-      </w:r>
-      <w:r>
-        <w:rPr>
-          <w:rStyle w:val="VerbatimChar"/>
-        </w:rPr>
-        <w:t xml:space="preserve">scaler.step()</w:t>
-      </w:r>
-      <w:r>
-        <w:t xml:space="preserve"> </w:t>
-      </w:r>
-      <w:r>
-        <w:t xml:space="preserve">skips the weight update. Direct</w:t>
-      </w:r>
-      <w:r>
-        <w:t xml:space="preserve"> </w:t>
-      </w:r>
-      <w:r>
-        <w:rPr>
-          <w:rStyle w:val="VerbatimChar"/>
-        </w:rPr>
-        <w:t xml:space="preserve">optimizer.step()</w:t>
-      </w:r>
-      <w:r>
-        <w:t xml:space="preserve"> </w:t>
-      </w:r>
-      <w:r>
-        <w:t xml:space="preserve">applied NaN gradients to model weights, irreversibly corrupting all parameters.</w:t>
-      </w:r>
-    </w:p>
-    <w:p>
-      <w:pPr>
-        <w:pStyle w:val="Compact"/>
-        <w:numPr>
-          <w:ilvl w:val="1"/>
-          <w:numId w:val="1075"/>
-        </w:numPr>
-      </w:pPr>
-      <w:r>
-        <w:rPr>
-          <w:b/>
-          <w:bCs/>
-        </w:rPr>
-        <w:t xml:space="preserve">Misleading Gradient Diagnostics:</w:t>
-      </w:r>
-      <w:r>
-        <w:t xml:space="preserve"> </w:t>
-      </w:r>
-      <w:r>
-        <w:t xml:space="preserve">Debug output logged SCALED gradients (inflated by GradScaler's scale factor of ~65536) but compared against UNSCALED thresholds. Reported "quantum grad mean=2.09e+02" appeared alarming but actual unscaled value was ~0.003 (healthy).</w:t>
-      </w:r>
-    </w:p>
-    <w:p>
-      <w:pPr>
-        <w:pStyle w:val="Compact"/>
-        <w:numPr>
-          <w:ilvl w:val="1"/>
-          <w:numId w:val="1075"/>
-        </w:numPr>
-      </w:pPr>
-      <w:r>
-        <w:rPr>
-          <w:b/>
-          <w:bCs/>
-        </w:rPr>
-        <w:t xml:space="preserve">Learning Rate Propagation Bug:</w:t>
-      </w:r>
-      <w:r>
-        <w:t xml:space="preserve"> </w:t>
-      </w:r>
-      <w:r>
-        <w:rPr>
-          <w:rStyle w:val="VerbatimChar"/>
-        </w:rPr>
-        <w:t xml:space="preserve">QuantumAwareOptimizer</w:t>
-      </w:r>
-      <w:r>
-        <w:t xml:space="preserve"> </w:t>
-      </w:r>
-      <w:r>
-        <w:t xml:space="preserve">defaults were lowered to (0.0005, 0.002) but</w:t>
-      </w:r>
-      <w:r>
-        <w:t xml:space="preserve"> </w:t>
-      </w:r>
-      <w:r>
-        <w:rPr>
-          <w:rStyle w:val="VerbatimChar"/>
-        </w:rPr>
-        <w:t xml:space="preserve">EnhancedTrainer.__init__</w:t>
-      </w:r>
-      <w:r>
-        <w:t xml:space="preserve"> </w:t>
-      </w:r>
-      <w:r>
-        <w:t xml:space="preserve">passed old values (0.001, 0.005), overriding the fix.</w:t>
-      </w:r>
-    </w:p>
-    <w:p>
-      <w:pPr>
-        <w:numPr>
-          <w:ilvl w:val="0"/>
-          <w:numId w:val="1065"/>
-        </w:numPr>
-      </w:pPr>
-      <w:r>
-        <w:rPr>
-          <w:b/>
-          <w:bCs/>
-        </w:rPr>
-        <w:t xml:space="preserve">Fixes Applied:</w:t>
       </w:r>
     </w:p>
     <w:p>
@@ -6675,22 +6822,17 @@
         </w:numPr>
       </w:pPr>
       <w:r>
-        <w:t xml:space="preserve">Added</w:t>
-      </w:r>
-      <w:r>
-        <w:t xml:space="preserve"> </w:t>
-      </w:r>
-      <w:r>
-        <w:rPr>
-          <w:rStyle w:val="VerbatimChar"/>
-        </w:rPr>
-        <w:t xml:space="preserve">patches = patches.float()</w:t>
-      </w:r>
-      <w:r>
-        <w:t xml:space="preserve"> </w:t>
-      </w:r>
-      <w:r>
-        <w:t xml:space="preserve">before quantum circuit — forces float32 regardless of AMP context</w:t>
+        <w:rPr>
+          <w:b/>
+          <w:bCs/>
+        </w:rPr>
+        <w:t xml:space="preserve">Epoch 1 Batch 1:</w:t>
+      </w:r>
+      <w:r>
+        <w:t xml:space="preserve"> </w:t>
+      </w:r>
+      <w:r>
+        <w:t xml:space="preserve">gradient_scale=0.1, quantum grad mean=2.09e+02 (SCALED), classical grad mean=1.59e+03 (SCALED)</w:t>
       </w:r>
     </w:p>
     <w:p>
@@ -6702,46 +6844,30 @@
         </w:numPr>
       </w:pPr>
       <w:r>
-        <w:t xml:space="preserve">Replaced</w:t>
-      </w:r>
-      <w:r>
-        <w:t xml:space="preserve"> </w:t>
-      </w:r>
-      <w:r>
-        <w:rPr>
-          <w:rStyle w:val="VerbatimChar"/>
-        </w:rPr>
-        <w:t xml:space="preserve">optimizer.step()</w:t>
-      </w:r>
-      <w:r>
-        <w:t xml:space="preserve"> </w:t>
-      </w:r>
-      <w:r>
-        <w:t xml:space="preserve">with</w:t>
-      </w:r>
-      <w:r>
-        <w:t xml:space="preserve"> </w:t>
-      </w:r>
-      <w:r>
-        <w:rPr>
-          <w:rStyle w:val="VerbatimChar"/>
-        </w:rPr>
-        <w:t xml:space="preserve">scaler.step(quantum_optimizer)</w:t>
-      </w:r>
-      <w:r>
-        <w:t xml:space="preserve"> </w:t>
-      </w:r>
-      <w:r>
-        <w:t xml:space="preserve">+</w:t>
-      </w:r>
-      <w:r>
-        <w:t xml:space="preserve"> </w:t>
-      </w:r>
-      <w:r>
-        <w:rPr>
-          <w:rStyle w:val="VerbatimChar"/>
-        </w:rPr>
-        <w:t xml:space="preserve">scaler.step(classical_optimizer)</w:t>
+        <w:rPr>
+          <w:b/>
+          <w:bCs/>
+        </w:rPr>
+        <w:t xml:space="preserve">Epoch 1 Final:</w:t>
+      </w:r>
+      <w:r>
+        <w:t xml:space="preserve"> </w:t>
+      </w:r>
+      <w:r>
+        <w:t xml:space="preserve">Train Loss:</w:t>
+      </w:r>
+      <w:r>
+        <w:t xml:space="preserve"> </w:t>
+      </w:r>
+      <w:r>
+        <w:rPr>
+          <w:b/>
+          <w:bCs/>
+        </w:rPr>
+        <w:t xml:space="preserve">NaN</w:t>
+      </w:r>
+      <w:r>
+        <w:t xml:space="preserve">, Train Acc: 5.91%, Val Acc: 3.50%</w:t>
       </w:r>
     </w:p>
     <w:p>
@@ -6753,22 +6879,17 @@
         </w:numPr>
       </w:pPr>
       <w:r>
-        <w:t xml:space="preserve">Moved gradient logging after</w:t>
-      </w:r>
-      <w:r>
-        <w:t xml:space="preserve"> </w:t>
-      </w:r>
-      <w:r>
-        <w:rPr>
-          <w:rStyle w:val="VerbatimChar"/>
-        </w:rPr>
-        <w:t xml:space="preserve">scaler.unscale_()</w:t>
-      </w:r>
-      <w:r>
-        <w:t xml:space="preserve"> </w:t>
-      </w:r>
-      <w:r>
-        <w:t xml:space="preserve">— now reports true gradient magnitudes</w:t>
+        <w:rPr>
+          <w:b/>
+          <w:bCs/>
+        </w:rPr>
+        <w:t xml:space="preserve">Epoch 2-3:</w:t>
+      </w:r>
+      <w:r>
+        <w:t xml:space="preserve"> </w:t>
+      </w:r>
+      <w:r>
+        <w:t xml:space="preserve">All NaN — model completely corrupted</w:t>
       </w:r>
     </w:p>
     <w:p>
@@ -6780,7 +6901,17 @@
         </w:numPr>
       </w:pPr>
       <w:r>
-        <w:t xml:space="preserve">Fixed LR propagation: EnhancedTrainer passes quantum_lr=0.0005, classical_lr=0.002</w:t>
+        <w:rPr>
+          <w:b/>
+          <w:bCs/>
+        </w:rPr>
+        <w:t xml:space="preserve">Test Accuracy:</w:t>
+      </w:r>
+      <w:r>
+        <w:t xml:space="preserve"> </w:t>
+      </w:r>
+      <w:r>
+        <w:t xml:space="preserve">4.29% (random noise, meaningless)</w:t>
       </w:r>
     </w:p>
     <w:p>
@@ -6792,6 +6923,338 @@
         </w:numPr>
       </w:pPr>
       <w:r>
+        <w:rPr>
+          <w:b/>
+          <w:bCs/>
+        </w:rPr>
+        <w:t xml:space="preserve">Duration:</w:t>
+      </w:r>
+      <w:r>
+        <w:t xml:space="preserve"> </w:t>
+      </w:r>
+      <w:r>
+        <w:t xml:space="preserve">6 hours 55 minutes (3 epochs)</w:t>
+      </w:r>
+    </w:p>
+    <w:p>
+      <w:pPr>
+        <w:numPr>
+          <w:ilvl w:val="0"/>
+          <w:numId w:val="1067"/>
+        </w:numPr>
+      </w:pPr>
+      <w:r>
+        <w:rPr>
+          <w:b/>
+          <w:bCs/>
+        </w:rPr>
+        <w:t xml:space="preserve">Root Cause Analysis (NaN):</w:t>
+      </w:r>
+    </w:p>
+    <w:p>
+      <w:pPr>
+        <w:pStyle w:val="Compact"/>
+        <w:numPr>
+          <w:ilvl w:val="1"/>
+          <w:numId w:val="1077"/>
+        </w:numPr>
+      </w:pPr>
+      <w:r>
+        <w:rPr>
+          <w:b/>
+          <w:bCs/>
+        </w:rPr>
+        <w:t xml:space="preserve">AMP Float16 Overflow:</w:t>
+      </w:r>
+      <w:r>
+        <w:t xml:space="preserve"> </w:t>
+      </w:r>
+      <w:r>
+        <w:t xml:space="preserve">PyTorch Automatic Mixed Precision cast quantum layer inputs to float16. PennyLane quantum circuits require float32 precision — float16 caused numerical overflow in gradient computation, producing NaN.</w:t>
+      </w:r>
+    </w:p>
+    <w:p>
+      <w:pPr>
+        <w:pStyle w:val="Compact"/>
+        <w:numPr>
+          <w:ilvl w:val="1"/>
+          <w:numId w:val="1077"/>
+        </w:numPr>
+      </w:pPr>
+      <w:r>
+        <w:rPr>
+          <w:b/>
+          <w:bCs/>
+        </w:rPr>
+        <w:t xml:space="preserve">Incorrect GradScaler Usage:</w:t>
+      </w:r>
+      <w:r>
+        <w:t xml:space="preserve"> </w:t>
+      </w:r>
+      <w:r>
+        <w:rPr>
+          <w:rStyle w:val="VerbatimChar"/>
+        </w:rPr>
+        <w:t xml:space="preserve">optimizer.step()</w:t>
+      </w:r>
+      <w:r>
+        <w:t xml:space="preserve"> </w:t>
+      </w:r>
+      <w:r>
+        <w:t xml:space="preserve">was called directly instead of</w:t>
+      </w:r>
+      <w:r>
+        <w:t xml:space="preserve"> </w:t>
+      </w:r>
+      <w:r>
+        <w:rPr>
+          <w:rStyle w:val="VerbatimChar"/>
+        </w:rPr>
+        <w:t xml:space="preserve">scaler.step()</w:t>
+      </w:r>
+      <w:r>
+        <w:t xml:space="preserve">. When AMP's GradScaler detects inf/NaN gradients,</w:t>
+      </w:r>
+      <w:r>
+        <w:t xml:space="preserve"> </w:t>
+      </w:r>
+      <w:r>
+        <w:rPr>
+          <w:rStyle w:val="VerbatimChar"/>
+        </w:rPr>
+        <w:t xml:space="preserve">scaler.step()</w:t>
+      </w:r>
+      <w:r>
+        <w:t xml:space="preserve"> </w:t>
+      </w:r>
+      <w:r>
+        <w:t xml:space="preserve">skips the weight update. Direct</w:t>
+      </w:r>
+      <w:r>
+        <w:t xml:space="preserve"> </w:t>
+      </w:r>
+      <w:r>
+        <w:rPr>
+          <w:rStyle w:val="VerbatimChar"/>
+        </w:rPr>
+        <w:t xml:space="preserve">optimizer.step()</w:t>
+      </w:r>
+      <w:r>
+        <w:t xml:space="preserve"> </w:t>
+      </w:r>
+      <w:r>
+        <w:t xml:space="preserve">applied NaN gradients to model weights, irreversibly corrupting all parameters.</w:t>
+      </w:r>
+    </w:p>
+    <w:p>
+      <w:pPr>
+        <w:pStyle w:val="Compact"/>
+        <w:numPr>
+          <w:ilvl w:val="1"/>
+          <w:numId w:val="1077"/>
+        </w:numPr>
+      </w:pPr>
+      <w:r>
+        <w:rPr>
+          <w:b/>
+          <w:bCs/>
+        </w:rPr>
+        <w:t xml:space="preserve">Misleading Gradient Diagnostics:</w:t>
+      </w:r>
+      <w:r>
+        <w:t xml:space="preserve"> </w:t>
+      </w:r>
+      <w:r>
+        <w:t xml:space="preserve">Debug output logged SCALED gradients (inflated by GradScaler's scale factor of ~65536) but compared against UNSCALED thresholds. Reported "quantum grad mean=2.09e+02" appeared alarming but actual unscaled value was ~0.003 (healthy).</w:t>
+      </w:r>
+    </w:p>
+    <w:p>
+      <w:pPr>
+        <w:pStyle w:val="Compact"/>
+        <w:numPr>
+          <w:ilvl w:val="1"/>
+          <w:numId w:val="1077"/>
+        </w:numPr>
+      </w:pPr>
+      <w:r>
+        <w:rPr>
+          <w:b/>
+          <w:bCs/>
+        </w:rPr>
+        <w:t xml:space="preserve">Learning Rate Propagation Bug:</w:t>
+      </w:r>
+      <w:r>
+        <w:t xml:space="preserve"> </w:t>
+      </w:r>
+      <w:r>
+        <w:rPr>
+          <w:rStyle w:val="VerbatimChar"/>
+        </w:rPr>
+        <w:t xml:space="preserve">QuantumAwareOptimizer</w:t>
+      </w:r>
+      <w:r>
+        <w:t xml:space="preserve"> </w:t>
+      </w:r>
+      <w:r>
+        <w:t xml:space="preserve">defaults were lowered to (0.0005, 0.002) but</w:t>
+      </w:r>
+      <w:r>
+        <w:t xml:space="preserve"> </w:t>
+      </w:r>
+      <w:r>
+        <w:rPr>
+          <w:rStyle w:val="VerbatimChar"/>
+        </w:rPr>
+        <w:t xml:space="preserve">EnhancedTrainer.__init__</w:t>
+      </w:r>
+      <w:r>
+        <w:t xml:space="preserve"> </w:t>
+      </w:r>
+      <w:r>
+        <w:t xml:space="preserve">passed old values (0.001, 0.005), overriding the fix.</w:t>
+      </w:r>
+    </w:p>
+    <w:p>
+      <w:pPr>
+        <w:numPr>
+          <w:ilvl w:val="0"/>
+          <w:numId w:val="1067"/>
+        </w:numPr>
+      </w:pPr>
+      <w:r>
+        <w:rPr>
+          <w:b/>
+          <w:bCs/>
+        </w:rPr>
+        <w:t xml:space="preserve">Fixes Applied:</w:t>
+      </w:r>
+    </w:p>
+    <w:p>
+      <w:pPr>
+        <w:pStyle w:val="Compact"/>
+        <w:numPr>
+          <w:ilvl w:val="1"/>
+          <w:numId w:val="1078"/>
+        </w:numPr>
+      </w:pPr>
+      <w:r>
+        <w:t xml:space="preserve">Added</w:t>
+      </w:r>
+      <w:r>
+        <w:t xml:space="preserve"> </w:t>
+      </w:r>
+      <w:r>
+        <w:rPr>
+          <w:rStyle w:val="VerbatimChar"/>
+        </w:rPr>
+        <w:t xml:space="preserve">patches = patches.float()</w:t>
+      </w:r>
+      <w:r>
+        <w:t xml:space="preserve"> </w:t>
+      </w:r>
+      <w:r>
+        <w:t xml:space="preserve">before quantum circuit — forces float32 regardless of AMP context</w:t>
+      </w:r>
+    </w:p>
+    <w:p>
+      <w:pPr>
+        <w:pStyle w:val="Compact"/>
+        <w:numPr>
+          <w:ilvl w:val="1"/>
+          <w:numId w:val="1078"/>
+        </w:numPr>
+      </w:pPr>
+      <w:r>
+        <w:t xml:space="preserve">Replaced</w:t>
+      </w:r>
+      <w:r>
+        <w:t xml:space="preserve"> </w:t>
+      </w:r>
+      <w:r>
+        <w:rPr>
+          <w:rStyle w:val="VerbatimChar"/>
+        </w:rPr>
+        <w:t xml:space="preserve">optimizer.step()</w:t>
+      </w:r>
+      <w:r>
+        <w:t xml:space="preserve"> </w:t>
+      </w:r>
+      <w:r>
+        <w:t xml:space="preserve">with</w:t>
+      </w:r>
+      <w:r>
+        <w:t xml:space="preserve"> </w:t>
+      </w:r>
+      <w:r>
+        <w:rPr>
+          <w:rStyle w:val="VerbatimChar"/>
+        </w:rPr>
+        <w:t xml:space="preserve">scaler.step(quantum_optimizer)</w:t>
+      </w:r>
+      <w:r>
+        <w:t xml:space="preserve"> </w:t>
+      </w:r>
+      <w:r>
+        <w:t xml:space="preserve">+</w:t>
+      </w:r>
+      <w:r>
+        <w:t xml:space="preserve"> </w:t>
+      </w:r>
+      <w:r>
+        <w:rPr>
+          <w:rStyle w:val="VerbatimChar"/>
+        </w:rPr>
+        <w:t xml:space="preserve">scaler.step(classical_optimizer)</w:t>
+      </w:r>
+    </w:p>
+    <w:p>
+      <w:pPr>
+        <w:pStyle w:val="Compact"/>
+        <w:numPr>
+          <w:ilvl w:val="1"/>
+          <w:numId w:val="1078"/>
+        </w:numPr>
+      </w:pPr>
+      <w:r>
+        <w:t xml:space="preserve">Moved gradient logging after</w:t>
+      </w:r>
+      <w:r>
+        <w:t xml:space="preserve"> </w:t>
+      </w:r>
+      <w:r>
+        <w:rPr>
+          <w:rStyle w:val="VerbatimChar"/>
+        </w:rPr>
+        <w:t xml:space="preserve">scaler.unscale_()</w:t>
+      </w:r>
+      <w:r>
+        <w:t xml:space="preserve"> </w:t>
+      </w:r>
+      <w:r>
+        <w:t xml:space="preserve">— now reports true gradient magnitudes</w:t>
+      </w:r>
+    </w:p>
+    <w:p>
+      <w:pPr>
+        <w:pStyle w:val="Compact"/>
+        <w:numPr>
+          <w:ilvl w:val="1"/>
+          <w:numId w:val="1078"/>
+        </w:numPr>
+      </w:pPr>
+      <w:r>
+        <w:t xml:space="preserve">Fixed LR propagation: EnhancedTrainer passes quantum_lr=0.0005, classical_lr=0.002</w:t>
+      </w:r>
+    </w:p>
+    <w:p>
+      <w:pPr>
+        <w:pStyle w:val="Compact"/>
+        <w:numPr>
+          <w:ilvl w:val="1"/>
+          <w:numId w:val="1078"/>
+        </w:numPr>
+      </w:pPr>
+      <w:r>
         <w:t xml:space="preserve">Updated gradient health thresholds for unscaled values (vanishing: &lt;1e-7, exploding: &gt;1.0)</w:t>
       </w:r>
     </w:p>
@@ -6799,7 +7262,7 @@
       <w:pPr>
         <w:numPr>
           <w:ilvl w:val="0"/>
-          <w:numId w:val="1065"/>
+          <w:numId w:val="1067"/>
         </w:numPr>
       </w:pPr>
       <w:r>
@@ -7630,7 +8093,7 @@
         <w:pStyle w:val="Compact"/>
         <w:numPr>
           <w:ilvl w:val="1"/>
-          <w:numId w:val="1077"/>
+          <w:numId w:val="1079"/>
         </w:numPr>
       </w:pPr>
       <w:r>
@@ -7646,7 +8109,7 @@
         <w:pStyle w:val="Compact"/>
         <w:numPr>
           <w:ilvl w:val="1"/>
-          <w:numId w:val="1077"/>
+          <w:numId w:val="1079"/>
         </w:numPr>
       </w:pPr>
       <w:r>
@@ -7668,7 +8131,7 @@
         <w:pStyle w:val="Compact"/>
         <w:numPr>
           <w:ilvl w:val="1"/>
-          <w:numId w:val="1077"/>
+          <w:numId w:val="1079"/>
         </w:numPr>
       </w:pPr>
       <w:r>
@@ -7690,7 +8153,7 @@
         <w:pStyle w:val="Compact"/>
         <w:numPr>
           <w:ilvl w:val="1"/>
-          <w:numId w:val="1077"/>
+          <w:numId w:val="1079"/>
         </w:numPr>
       </w:pPr>
       <w:r>
@@ -7711,7 +8174,7 @@
       <w:pPr>
         <w:numPr>
           <w:ilvl w:val="0"/>
-          <w:numId w:val="1065"/>
+          <w:numId w:val="1067"/>
         </w:numPr>
       </w:pPr>
       <w:r>
@@ -7742,7 +8205,7 @@
       <w:pPr>
         <w:numPr>
           <w:ilvl w:val="0"/>
-          <w:numId w:val="1065"/>
+          <w:numId w:val="1067"/>
         </w:numPr>
       </w:pPr>
       <w:r>
@@ -7766,8 +8229,8 @@
         </w:pict>
       </w:r>
     </w:p>
-    <w:bookmarkEnd w:id="18"/>
-    <w:bookmarkStart w:id="22" w:name="future-experiments--recommendations"/>
+    <w:bookmarkEnd w:id="19"/>
+    <w:bookmarkStart w:id="23" w:name="future-experiments--recommendations"/>
     <w:p>
       <w:pPr>
         <w:pStyle w:val="Heading2"/>
@@ -7776,7 +8239,7 @@
         <w:t xml:space="preserve">Future Experiments &amp; Recommendations</w:t>
       </w:r>
     </w:p>
-    <w:bookmarkStart w:id="19" w:name="Xa635924caa9f994fda726edb92382f81abb8dad"/>
+    <w:bookmarkStart w:id="20" w:name="Xa635924caa9f994fda726edb92382f81abb8dad"/>
     <w:p>
       <w:pPr>
         <w:pStyle w:val="Heading3"/>
@@ -7790,7 +8253,7 @@
         <w:pStyle w:val="Compact"/>
         <w:numPr>
           <w:ilvl w:val="0"/>
-          <w:numId w:val="1078"/>
+          <w:numId w:val="1080"/>
         </w:numPr>
       </w:pPr>
       <w:r>
@@ -7812,7 +8275,7 @@
         <w:pStyle w:val="Compact"/>
         <w:numPr>
           <w:ilvl w:val="0"/>
-          <w:numId w:val="1078"/>
+          <w:numId w:val="1080"/>
         </w:numPr>
       </w:pPr>
       <w:r>
@@ -7828,7 +8291,7 @@
         <w:pStyle w:val="Compact"/>
         <w:numPr>
           <w:ilvl w:val="1"/>
-          <w:numId w:val="1079"/>
+          <w:numId w:val="1081"/>
         </w:numPr>
       </w:pPr>
       <w:r>
@@ -7840,7 +8303,7 @@
         <w:pStyle w:val="Compact"/>
         <w:numPr>
           <w:ilvl w:val="1"/>
-          <w:numId w:val="1079"/>
+          <w:numId w:val="1081"/>
         </w:numPr>
       </w:pPr>
       <w:r>
@@ -7852,7 +8315,7 @@
         <w:pStyle w:val="Compact"/>
         <w:numPr>
           <w:ilvl w:val="1"/>
-          <w:numId w:val="1079"/>
+          <w:numId w:val="1081"/>
         </w:numPr>
       </w:pPr>
       <w:r>
@@ -7864,7 +8327,7 @@
         <w:pStyle w:val="Compact"/>
         <w:numPr>
           <w:ilvl w:val="1"/>
-          <w:numId w:val="1079"/>
+          <w:numId w:val="1081"/>
         </w:numPr>
       </w:pPr>
       <w:r>
@@ -7876,7 +8339,7 @@
         <w:pStyle w:val="Compact"/>
         <w:numPr>
           <w:ilvl w:val="0"/>
-          <w:numId w:val="1078"/>
+          <w:numId w:val="1080"/>
         </w:numPr>
       </w:pPr>
       <w:r>
@@ -7885,124 +8348,6 @@
           <w:bCs/>
         </w:rPr>
         <w:t xml:space="preserve">Expected Impact:</w:t>
-      </w:r>
-    </w:p>
-    <w:p>
-      <w:pPr>
-        <w:pStyle w:val="Compact"/>
-        <w:numPr>
-          <w:ilvl w:val="1"/>
-          <w:numId w:val="1080"/>
-        </w:numPr>
-      </w:pPr>
-      <w:r>
-        <w:t xml:space="preserve">Target: 12-15% validation accuracy (up from 8-9%)</w:t>
-      </w:r>
-    </w:p>
-    <w:p>
-      <w:pPr>
-        <w:pStyle w:val="Compact"/>
-        <w:numPr>
-          <w:ilvl w:val="1"/>
-          <w:numId w:val="1080"/>
-        </w:numPr>
-      </w:pPr>
-      <w:r>
-        <w:t xml:space="preserve">Training time: Similar to V4 (~1.5 hours/epoch)</w:t>
-      </w:r>
-    </w:p>
-    <w:p>
-      <w:pPr>
-        <w:pStyle w:val="Compact"/>
-        <w:numPr>
-          <w:ilvl w:val="0"/>
-          <w:numId w:val="1078"/>
-        </w:numPr>
-      </w:pPr>
-      <w:r>
-        <w:rPr>
-          <w:b/>
-          <w:bCs/>
-        </w:rPr>
-        <w:t xml:space="preserve">Implementation:</w:t>
-      </w:r>
-      <w:r>
-        <w:t xml:space="preserve"> </w:t>
-      </w:r>
-      <w:r>
-        <w:t xml:space="preserve">See</w:t>
-      </w:r>
-      <w:r>
-        <w:t xml:space="preserve"> </w:t>
-      </w:r>
-      <w:r>
-        <w:rPr>
-          <w:rStyle w:val="VerbatimChar"/>
-        </w:rPr>
-        <w:t xml:space="preserve">improved_quantum_circuit.py</w:t>
-      </w:r>
-      <w:r>
-        <w:t xml:space="preserve"> </w:t>
-      </w:r>
-      <w:r>
-        <w:t xml:space="preserve">and</w:t>
-      </w:r>
-      <w:r>
-        <w:t xml:space="preserve"> </w:t>
-      </w:r>
-      <w:r>
-        <w:rPr>
-          <w:rStyle w:val="VerbatimChar"/>
-        </w:rPr>
-        <w:t xml:space="preserve">trainable_quantum_model.py</w:t>
-      </w:r>
-    </w:p>
-    <w:bookmarkEnd w:id="19"/>
-    <w:bookmarkStart w:id="20" w:name="X731b51404645b7d16b2ec83a72f0f0b1dff812c"/>
-    <w:p>
-      <w:pPr>
-        <w:pStyle w:val="Heading3"/>
-      </w:pPr>
-      <w:r>
-        <w:t xml:space="preserve">Experiment 09: V4 with Residual Connections (Proposed)</w:t>
-      </w:r>
-    </w:p>
-    <w:p>
-      <w:pPr>
-        <w:pStyle w:val="Compact"/>
-        <w:numPr>
-          <w:ilvl w:val="0"/>
-          <w:numId w:val="1081"/>
-        </w:numPr>
-      </w:pPr>
-      <w:r>
-        <w:rPr>
-          <w:b/>
-          <w:bCs/>
-        </w:rPr>
-        <w:t xml:space="preserve">Goal:</w:t>
-      </w:r>
-      <w:r>
-        <w:t xml:space="preserve"> </w:t>
-      </w:r>
-      <w:r>
-        <w:t xml:space="preserve">Add skip connections to V4 architecture to preserve information flow</w:t>
-      </w:r>
-    </w:p>
-    <w:p>
-      <w:pPr>
-        <w:pStyle w:val="Compact"/>
-        <w:numPr>
-          <w:ilvl w:val="0"/>
-          <w:numId w:val="1081"/>
-        </w:numPr>
-      </w:pPr>
-      <w:r>
-        <w:rPr>
-          <w:b/>
-          <w:bCs/>
-        </w:rPr>
-        <w:t xml:space="preserve">Key Changes:</w:t>
       </w:r>
     </w:p>
     <w:p>
@@ -8014,7 +8359,7 @@
         </w:numPr>
       </w:pPr>
       <w:r>
-        <w:t xml:space="preserve">Add residual connection between pre-quantum and post-quantum features</w:t>
+        <w:t xml:space="preserve">Target: 12-15% validation accuracy (up from 8-9%)</w:t>
       </w:r>
     </w:p>
     <w:p>
@@ -8026,6 +8371,124 @@
         </w:numPr>
       </w:pPr>
       <w:r>
+        <w:t xml:space="preserve">Training time: Similar to V4 (~1.5 hours/epoch)</w:t>
+      </w:r>
+    </w:p>
+    <w:p>
+      <w:pPr>
+        <w:pStyle w:val="Compact"/>
+        <w:numPr>
+          <w:ilvl w:val="0"/>
+          <w:numId w:val="1080"/>
+        </w:numPr>
+      </w:pPr>
+      <w:r>
+        <w:rPr>
+          <w:b/>
+          <w:bCs/>
+        </w:rPr>
+        <w:t xml:space="preserve">Implementation:</w:t>
+      </w:r>
+      <w:r>
+        <w:t xml:space="preserve"> </w:t>
+      </w:r>
+      <w:r>
+        <w:t xml:space="preserve">See</w:t>
+      </w:r>
+      <w:r>
+        <w:t xml:space="preserve"> </w:t>
+      </w:r>
+      <w:r>
+        <w:rPr>
+          <w:rStyle w:val="VerbatimChar"/>
+        </w:rPr>
+        <w:t xml:space="preserve">improved_quantum_circuit.py</w:t>
+      </w:r>
+      <w:r>
+        <w:t xml:space="preserve"> </w:t>
+      </w:r>
+      <w:r>
+        <w:t xml:space="preserve">and</w:t>
+      </w:r>
+      <w:r>
+        <w:t xml:space="preserve"> </w:t>
+      </w:r>
+      <w:r>
+        <w:rPr>
+          <w:rStyle w:val="VerbatimChar"/>
+        </w:rPr>
+        <w:t xml:space="preserve">trainable_quantum_model.py</w:t>
+      </w:r>
+    </w:p>
+    <w:bookmarkEnd w:id="20"/>
+    <w:bookmarkStart w:id="21" w:name="X731b51404645b7d16b2ec83a72f0f0b1dff812c"/>
+    <w:p>
+      <w:pPr>
+        <w:pStyle w:val="Heading3"/>
+      </w:pPr>
+      <w:r>
+        <w:t xml:space="preserve">Experiment 09: V4 with Residual Connections (Proposed)</w:t>
+      </w:r>
+    </w:p>
+    <w:p>
+      <w:pPr>
+        <w:pStyle w:val="Compact"/>
+        <w:numPr>
+          <w:ilvl w:val="0"/>
+          <w:numId w:val="1083"/>
+        </w:numPr>
+      </w:pPr>
+      <w:r>
+        <w:rPr>
+          <w:b/>
+          <w:bCs/>
+        </w:rPr>
+        <w:t xml:space="preserve">Goal:</w:t>
+      </w:r>
+      <w:r>
+        <w:t xml:space="preserve"> </w:t>
+      </w:r>
+      <w:r>
+        <w:t xml:space="preserve">Add skip connections to V4 architecture to preserve information flow</w:t>
+      </w:r>
+    </w:p>
+    <w:p>
+      <w:pPr>
+        <w:pStyle w:val="Compact"/>
+        <w:numPr>
+          <w:ilvl w:val="0"/>
+          <w:numId w:val="1083"/>
+        </w:numPr>
+      </w:pPr>
+      <w:r>
+        <w:rPr>
+          <w:b/>
+          <w:bCs/>
+        </w:rPr>
+        <w:t xml:space="preserve">Key Changes:</w:t>
+      </w:r>
+    </w:p>
+    <w:p>
+      <w:pPr>
+        <w:pStyle w:val="Compact"/>
+        <w:numPr>
+          <w:ilvl w:val="1"/>
+          <w:numId w:val="1084"/>
+        </w:numPr>
+      </w:pPr>
+      <w:r>
+        <w:t xml:space="preserve">Add residual connection between pre-quantum and post-quantum features</w:t>
+      </w:r>
+    </w:p>
+    <w:p>
+      <w:pPr>
+        <w:pStyle w:val="Compact"/>
+        <w:numPr>
+          <w:ilvl w:val="1"/>
+          <w:numId w:val="1084"/>
+        </w:numPr>
+      </w:pPr>
+      <w:r>
         <w:t xml:space="preserve">Implement multi-scale feature extraction</w:t>
       </w:r>
     </w:p>
@@ -8034,7 +8497,7 @@
         <w:pStyle w:val="Compact"/>
         <w:numPr>
           <w:ilvl w:val="1"/>
-          <w:numId w:val="1082"/>
+          <w:numId w:val="1084"/>
         </w:numPr>
       </w:pPr>
       <w:r>
@@ -8046,7 +8509,7 @@
         <w:pStyle w:val="Compact"/>
         <w:numPr>
           <w:ilvl w:val="0"/>
-          <w:numId w:val="1081"/>
+          <w:numId w:val="1083"/>
         </w:numPr>
       </w:pPr>
       <w:r>
@@ -8055,109 +8518,6 @@
           <w:bCs/>
         </w:rPr>
         <w:t xml:space="preserve">Expected Impact:</w:t>
-      </w:r>
-    </w:p>
-    <w:p>
-      <w:pPr>
-        <w:pStyle w:val="Compact"/>
-        <w:numPr>
-          <w:ilvl w:val="1"/>
-          <w:numId w:val="1083"/>
-        </w:numPr>
-      </w:pPr>
-      <w:r>
-        <w:t xml:space="preserve">Target: 15-18% validation accuracy</w:t>
-      </w:r>
-    </w:p>
-    <w:p>
-      <w:pPr>
-        <w:pStyle w:val="Compact"/>
-        <w:numPr>
-          <w:ilvl w:val="1"/>
-          <w:numId w:val="1083"/>
-        </w:numPr>
-      </w:pPr>
-      <w:r>
-        <w:t xml:space="preserve">Better gradient flow through quantum layer</w:t>
-      </w:r>
-    </w:p>
-    <w:p>
-      <w:pPr>
-        <w:pStyle w:val="Compact"/>
-        <w:numPr>
-          <w:ilvl w:val="0"/>
-          <w:numId w:val="1081"/>
-        </w:numPr>
-      </w:pPr>
-      <w:r>
-        <w:rPr>
-          <w:b/>
-          <w:bCs/>
-        </w:rPr>
-        <w:t xml:space="preserve">References:</w:t>
-      </w:r>
-      <w:r>
-        <w:t xml:space="preserve"> </w:t>
-      </w:r>
-      <w:r>
-        <w:t xml:space="preserve">See recommendations in</w:t>
-      </w:r>
-      <w:r>
-        <w:t xml:space="preserve"> </w:t>
-      </w:r>
-      <w:r>
-        <w:rPr>
-          <w:rStyle w:val="VerbatimChar"/>
-        </w:rPr>
-        <w:t xml:space="preserve">QUANTUM_ML_RECOMMENDATIONS.md</w:t>
-      </w:r>
-    </w:p>
-    <w:bookmarkEnd w:id="20"/>
-    <w:bookmarkStart w:id="21" w:name="X2ee986657a6c8e177d14fe1ec3fd309255934bb"/>
-    <w:p>
-      <w:pPr>
-        <w:pStyle w:val="Heading3"/>
-      </w:pPr>
-      <w:r>
-        <w:t xml:space="preserve">Experiment 10: Ensemble &amp; Augmentation (Proposed)</w:t>
-      </w:r>
-    </w:p>
-    <w:p>
-      <w:pPr>
-        <w:pStyle w:val="Compact"/>
-        <w:numPr>
-          <w:ilvl w:val="0"/>
-          <w:numId w:val="1084"/>
-        </w:numPr>
-      </w:pPr>
-      <w:r>
-        <w:rPr>
-          <w:b/>
-          <w:bCs/>
-        </w:rPr>
-        <w:t xml:space="preserve">Goal:</w:t>
-      </w:r>
-      <w:r>
-        <w:t xml:space="preserve"> </w:t>
-      </w:r>
-      <w:r>
-        <w:t xml:space="preserve">Push accuracy to 20%+ through ensemble methods and data augmentation</w:t>
-      </w:r>
-    </w:p>
-    <w:p>
-      <w:pPr>
-        <w:pStyle w:val="Compact"/>
-        <w:numPr>
-          <w:ilvl w:val="0"/>
-          <w:numId w:val="1084"/>
-        </w:numPr>
-      </w:pPr>
-      <w:r>
-        <w:rPr>
-          <w:b/>
-          <w:bCs/>
-        </w:rPr>
-        <w:t xml:space="preserve">Key Changes:</w:t>
       </w:r>
     </w:p>
     <w:p>
@@ -8169,7 +8529,7 @@
         </w:numPr>
       </w:pPr>
       <w:r>
-        <w:t xml:space="preserve">Multiple quantum circuits with voting mechanism</w:t>
+        <w:t xml:space="preserve">Target: 15-18% validation accuracy</w:t>
       </w:r>
     </w:p>
     <w:p>
@@ -8181,6 +8541,109 @@
         </w:numPr>
       </w:pPr>
       <w:r>
+        <w:t xml:space="preserve">Better gradient flow through quantum layer</w:t>
+      </w:r>
+    </w:p>
+    <w:p>
+      <w:pPr>
+        <w:pStyle w:val="Compact"/>
+        <w:numPr>
+          <w:ilvl w:val="0"/>
+          <w:numId w:val="1083"/>
+        </w:numPr>
+      </w:pPr>
+      <w:r>
+        <w:rPr>
+          <w:b/>
+          <w:bCs/>
+        </w:rPr>
+        <w:t xml:space="preserve">References:</w:t>
+      </w:r>
+      <w:r>
+        <w:t xml:space="preserve"> </w:t>
+      </w:r>
+      <w:r>
+        <w:t xml:space="preserve">See recommendations in</w:t>
+      </w:r>
+      <w:r>
+        <w:t xml:space="preserve"> </w:t>
+      </w:r>
+      <w:r>
+        <w:rPr>
+          <w:rStyle w:val="VerbatimChar"/>
+        </w:rPr>
+        <w:t xml:space="preserve">QUANTUM_ML_RECOMMENDATIONS.md</w:t>
+      </w:r>
+    </w:p>
+    <w:bookmarkEnd w:id="21"/>
+    <w:bookmarkStart w:id="22" w:name="X2ee986657a6c8e177d14fe1ec3fd309255934bb"/>
+    <w:p>
+      <w:pPr>
+        <w:pStyle w:val="Heading3"/>
+      </w:pPr>
+      <w:r>
+        <w:t xml:space="preserve">Experiment 10: Ensemble &amp; Augmentation (Proposed)</w:t>
+      </w:r>
+    </w:p>
+    <w:p>
+      <w:pPr>
+        <w:pStyle w:val="Compact"/>
+        <w:numPr>
+          <w:ilvl w:val="0"/>
+          <w:numId w:val="1086"/>
+        </w:numPr>
+      </w:pPr>
+      <w:r>
+        <w:rPr>
+          <w:b/>
+          <w:bCs/>
+        </w:rPr>
+        <w:t xml:space="preserve">Goal:</w:t>
+      </w:r>
+      <w:r>
+        <w:t xml:space="preserve"> </w:t>
+      </w:r>
+      <w:r>
+        <w:t xml:space="preserve">Push accuracy to 20%+ through ensemble methods and data augmentation</w:t>
+      </w:r>
+    </w:p>
+    <w:p>
+      <w:pPr>
+        <w:pStyle w:val="Compact"/>
+        <w:numPr>
+          <w:ilvl w:val="0"/>
+          <w:numId w:val="1086"/>
+        </w:numPr>
+      </w:pPr>
+      <w:r>
+        <w:rPr>
+          <w:b/>
+          <w:bCs/>
+        </w:rPr>
+        <w:t xml:space="preserve">Key Changes:</w:t>
+      </w:r>
+    </w:p>
+    <w:p>
+      <w:pPr>
+        <w:pStyle w:val="Compact"/>
+        <w:numPr>
+          <w:ilvl w:val="1"/>
+          <w:numId w:val="1087"/>
+        </w:numPr>
+      </w:pPr>
+      <w:r>
+        <w:t xml:space="preserve">Multiple quantum circuits with voting mechanism</w:t>
+      </w:r>
+    </w:p>
+    <w:p>
+      <w:pPr>
+        <w:pStyle w:val="Compact"/>
+        <w:numPr>
+          <w:ilvl w:val="1"/>
+          <w:numId w:val="1087"/>
+        </w:numPr>
+      </w:pPr>
+      <w:r>
         <w:t xml:space="preserve">Aggressive data augmentation (rotation, translation, mixup)</w:t>
       </w:r>
     </w:p>
@@ -8189,7 +8652,7 @@
         <w:pStyle w:val="Compact"/>
         <w:numPr>
           <w:ilvl w:val="1"/>
-          <w:numId w:val="1085"/>
+          <w:numId w:val="1087"/>
         </w:numPr>
       </w:pPr>
       <w:r>
@@ -8201,7 +8664,7 @@
         <w:pStyle w:val="Compact"/>
         <w:numPr>
           <w:ilvl w:val="0"/>
-          <w:numId w:val="1084"/>
+          <w:numId w:val="1086"/>
         </w:numPr>
       </w:pPr>
       <w:r>
@@ -8217,34 +8680,34 @@
         <w:pStyle w:val="Compact"/>
         <w:numPr>
           <w:ilvl w:val="1"/>
+          <w:numId w:val="1088"/>
+        </w:numPr>
+      </w:pPr>
+      <w:r>
+        <w:t xml:space="preserve">Target: 20-25% validation accuracy</w:t>
+      </w:r>
+    </w:p>
+    <w:p>
+      <w:pPr>
+        <w:pStyle w:val="Compact"/>
+        <w:numPr>
+          <w:ilvl w:val="1"/>
+          <w:numId w:val="1088"/>
+        </w:numPr>
+      </w:pPr>
+      <w:r>
+        <w:t xml:space="preserve">More robust model with better generalization</w:t>
+      </w:r>
+    </w:p>
+    <w:p>
+      <w:pPr>
+        <w:pStyle w:val="Compact"/>
+        <w:numPr>
+          <w:ilvl w:val="0"/>
           <w:numId w:val="1086"/>
         </w:numPr>
       </w:pPr>
       <w:r>
-        <w:t xml:space="preserve">Target: 20-25% validation accuracy</w:t>
-      </w:r>
-    </w:p>
-    <w:p>
-      <w:pPr>
-        <w:pStyle w:val="Compact"/>
-        <w:numPr>
-          <w:ilvl w:val="1"/>
-          <w:numId w:val="1086"/>
-        </w:numPr>
-      </w:pPr>
-      <w:r>
-        <w:t xml:space="preserve">More robust model with better generalization</w:t>
-      </w:r>
-    </w:p>
-    <w:p>
-      <w:pPr>
-        <w:pStyle w:val="Compact"/>
-        <w:numPr>
-          <w:ilvl w:val="0"/>
-          <w:numId w:val="1084"/>
-        </w:numPr>
-      </w:pPr>
-      <w:r>
         <w:rPr>
           <w:b/>
           <w:bCs/>
@@ -8273,9 +8736,9 @@
         <w:t xml:space="preserve">for roadmap to 90% accuracy</w:t>
       </w:r>
     </w:p>
-    <w:bookmarkEnd w:id="21"/>
     <w:bookmarkEnd w:id="22"/>
     <w:bookmarkEnd w:id="23"/>
+    <w:bookmarkEnd w:id="24"/>
     <w:sectPr>
       <w:footnotePr>
         <w:numRestart w:val="eachSect"/>
@@ -8800,6 +9263,12 @@
     <w:abstractNumId w:val="991"/>
   </w:num>
   <w:num w:numId="1075">
+    <w:abstractNumId w:val="991"/>
+  </w:num>
+  <w:num w:numId="1076">
+    <w:abstractNumId w:val="991"/>
+  </w:num>
+  <w:num w:numId="1077">
     <w:abstractNumId w:val="99411"/>
     <w:lvlOverride w:ilvl="0">
       <w:startOverride w:val="1"/>
@@ -8829,12 +9298,6 @@
       <w:startOverride w:val="1"/>
     </w:lvlOverride>
   </w:num>
-  <w:num w:numId="1076">
-    <w:abstractNumId w:val="991"/>
-  </w:num>
-  <w:num w:numId="1077">
-    <w:abstractNumId w:val="991"/>
-  </w:num>
   <w:num w:numId="1078">
     <w:abstractNumId w:val="991"/>
   </w:num>
@@ -8860,6 +9323,12 @@
     <w:abstractNumId w:val="991"/>
   </w:num>
   <w:num w:numId="1086">
+    <w:abstractNumId w:val="991"/>
+  </w:num>
+  <w:num w:numId="1087">
+    <w:abstractNumId w:val="991"/>
+  </w:num>
+  <w:num w:numId="1088">
     <w:abstractNumId w:val="991"/>
   </w:num>
 </w:numbering>
